--- a/deliverables/qc_sampling_lod_2026-10/out/2_SAMPLING_EXECUTION/S1-5_QASOP031_A07_Sample_Labels_Day1.docx
+++ b/deliverables/qc_sampling_lod_2026-10/out/2_SAMPLING_EXECUTION/S1-5_QASOP031_A07_Sample_Labels_Day1.docx
@@ -1161,7 +1161,7 @@
                 <w:color w:val="000000"/>
                 <w:sz w:val="15"/>
               </w:rPr>
-              <w:t>Permanent Marker</w:t>
+              <w:t>High Pro Amnesia</w:t>
             </w:r>
           </w:p>
           <w:p>
@@ -1213,7 +1213,7 @@
                 <w:color w:val="000000"/>
                 <w:sz w:val="17"/>
               </w:rPr>
-              <w:t>PM092501 · P060062</w:t>
+              <w:t>HPA1024</w:t>
             </w:r>
           </w:p>
           <w:p>
@@ -1239,7 +1239,7 @@
                 <w:color w:val="000000"/>
                 <w:sz w:val="15"/>
               </w:rPr>
-              <w:t>11.12.2025</w:t>
+              <w:t>22.01.2025</w:t>
             </w:r>
           </w:p>
           <w:p>
@@ -1265,7 +1265,7 @@
                 <w:color w:val="000000"/>
                 <w:sz w:val="15"/>
               </w:rPr>
-              <w:t>30.01.2026</w:t>
+              <w:t>11.04.2025</w:t>
             </w:r>
           </w:p>
           <w:p>
@@ -1510,7 +1510,7 @@
                 <w:color w:val="000000"/>
                 <w:sz w:val="15"/>
               </w:rPr>
-              <w:t>Motor Breath</w:t>
+              <w:t>Orange Punch Mimosa</w:t>
             </w:r>
           </w:p>
           <w:p>
@@ -1562,7 +1562,7 @@
                 <w:color w:val="000000"/>
                 <w:sz w:val="17"/>
               </w:rPr>
-              <w:t>MB0824_05 · P050112</w:t>
+              <w:t>OPM1024</w:t>
             </w:r>
           </w:p>
           <w:p>
@@ -1588,7 +1588,7 @@
                 <w:color w:val="000000"/>
                 <w:sz w:val="15"/>
               </w:rPr>
-              <w:t>08.07.2025 – 09.07.2025</w:t>
+              <w:t>21.01.2025</w:t>
             </w:r>
           </w:p>
           <w:p>
@@ -1614,7 +1614,7 @@
                 <w:color w:val="000000"/>
                 <w:sz w:val="15"/>
               </w:rPr>
-              <w:t>25.08.2025</w:t>
+              <w:t>24.04.2025</w:t>
             </w:r>
           </w:p>
           <w:p>
@@ -1853,7 +1853,7 @@
                 <w:color w:val="000000"/>
                 <w:sz w:val="15"/>
               </w:rPr>
-              <w:t>Orange Punch Mimosa</w:t>
+              <w:t>Gorilla Glue</w:t>
             </w:r>
           </w:p>
           <w:p>
@@ -1905,7 +1905,7 @@
                 <w:color w:val="000000"/>
                 <w:sz w:val="17"/>
               </w:rPr>
-              <w:t>OMP1024_01 · P050042</w:t>
+              <w:t>GG1024</w:t>
             </w:r>
           </w:p>
           <w:p>
@@ -1931,7 +1931,7 @@
                 <w:color w:val="000000"/>
                 <w:sz w:val="15"/>
               </w:rPr>
-              <w:t>26.03.2025 – 27.03.2025</w:t>
+              <w:t>20.01.2025</w:t>
             </w:r>
           </w:p>
           <w:p>
@@ -1957,7 +1957,7 @@
                 <w:color w:val="000000"/>
                 <w:sz w:val="15"/>
               </w:rPr>
-              <w:t>20.06.2025</w:t>
+              <w:t>11.03.2025</w:t>
             </w:r>
           </w:p>
           <w:p>
@@ -2202,7 +2202,7 @@
                 <w:color w:val="000000"/>
                 <w:sz w:val="15"/>
               </w:rPr>
-              <w:t>High Pro Amnesia</w:t>
+              <w:t>Permanent Marker</w:t>
             </w:r>
           </w:p>
           <w:p>
@@ -2254,7 +2254,7 @@
                 <w:color w:val="000000"/>
                 <w:sz w:val="17"/>
               </w:rPr>
-              <w:t>HPA1024_01 · P050052</w:t>
+              <w:t>PM092501 · P060062</w:t>
             </w:r>
           </w:p>
           <w:p>
@@ -2280,7 +2280,7 @@
                 <w:color w:val="000000"/>
                 <w:sz w:val="15"/>
               </w:rPr>
-              <w:t>27.05.2025 – 28.05.2025</w:t>
+              <w:t>11.12.2025</w:t>
             </w:r>
           </w:p>
           <w:p>
@@ -2306,7 +2306,7 @@
                 <w:color w:val="000000"/>
                 <w:sz w:val="15"/>
               </w:rPr>
-              <w:t>27.06.2025</w:t>
+              <w:t>30.01.2026</w:t>
             </w:r>
           </w:p>
           <w:p>
@@ -2545,7 +2545,7 @@
                 <w:color w:val="000000"/>
                 <w:sz w:val="15"/>
               </w:rPr>
-              <w:t>Jelly Donuts</w:t>
+              <w:t>Motor Breath</w:t>
             </w:r>
           </w:p>
           <w:p>
@@ -2597,7 +2597,7 @@
                 <w:color w:val="000000"/>
                 <w:sz w:val="17"/>
               </w:rPr>
-              <w:t>JD112501 · P060212</w:t>
+              <w:t>MB0824_05 · P050112</w:t>
             </w:r>
           </w:p>
           <w:p>
@@ -2623,7 +2623,7 @@
                 <w:color w:val="000000"/>
                 <w:sz w:val="15"/>
               </w:rPr>
-              <w:t>25.03.2026</w:t>
+              <w:t>08.07.2025 – 09.07.2025</w:t>
             </w:r>
           </w:p>
           <w:p>
@@ -2649,7 +2649,7 @@
                 <w:color w:val="000000"/>
                 <w:sz w:val="15"/>
               </w:rPr>
-              <w:t>21.04.2026</w:t>
+              <w:t>25.08.2025</w:t>
             </w:r>
           </w:p>
           <w:p>
@@ -2982,7 +2982,7 @@
                 <w:color w:val="000000"/>
                 <w:sz w:val="17"/>
               </w:rPr>
-              <w:t>OPM1024_02 · P050062</w:t>
+              <w:t>OMP1024_01 · P050042</w:t>
             </w:r>
           </w:p>
           <w:p>
@@ -3008,7 +3008,7 @@
                 <w:color w:val="000000"/>
                 <w:sz w:val="15"/>
               </w:rPr>
-              <w:t>29.05.2025 – 30.05.2025</w:t>
+              <w:t>26.03.2025 – 27.03.2025</w:t>
             </w:r>
           </w:p>
           <w:p>
@@ -3034,7 +3034,7 @@
                 <w:color w:val="000000"/>
                 <w:sz w:val="15"/>
               </w:rPr>
-              <w:t>04.07.2025</w:t>
+              <w:t>20.06.2025</w:t>
             </w:r>
           </w:p>
           <w:p>
@@ -3325,7 +3325,7 @@
                 <w:color w:val="000000"/>
                 <w:sz w:val="17"/>
               </w:rPr>
-              <w:t>OPM122501 · P060242</w:t>
+              <w:t>OPM1024_03 · P050082</w:t>
             </w:r>
           </w:p>
           <w:p>
@@ -3351,7 +3351,7 @@
                 <w:color w:val="000000"/>
                 <w:sz w:val="15"/>
               </w:rPr>
-              <w:t>11.03.2026</w:t>
+              <w:t>01.07.2025 – 02.07.2025</w:t>
             </w:r>
           </w:p>
           <w:p>
@@ -3377,7 +3377,7 @@
                 <w:color w:val="000000"/>
                 <w:sz w:val="15"/>
               </w:rPr>
-              <w:t>28.04.2026</w:t>
+              <w:t>22.07.2025</w:t>
             </w:r>
           </w:p>
           <w:p>
@@ -3622,7 +3622,7 @@
                 <w:color w:val="000000"/>
                 <w:sz w:val="15"/>
               </w:rPr>
-              <w:t>Blue Sunset Sherbet</w:t>
+              <w:t>Cap Junky</w:t>
             </w:r>
           </w:p>
           <w:p>
@@ -3674,7 +3674,7 @@
                 <w:color w:val="000000"/>
                 <w:sz w:val="17"/>
               </w:rPr>
-              <w:t>BSS052501 · P050192</w:t>
+              <w:t>CJ052501/01 · P050162</w:t>
             </w:r>
           </w:p>
           <w:p>
@@ -3700,7 +3700,7 @@
                 <w:color w:val="000000"/>
                 <w:sz w:val="15"/>
               </w:rPr>
-              <w:t>01.09.2025 – 03.09.2025</w:t>
+              <w:t>20.08.2025</w:t>
             </w:r>
           </w:p>
           <w:p>
@@ -3726,7 +3726,7 @@
                 <w:color w:val="000000"/>
                 <w:sz w:val="15"/>
               </w:rPr>
-              <w:t>10.10.2025</w:t>
+              <w:t>30.09.2025</w:t>
             </w:r>
           </w:p>
           <w:p>
@@ -3965,7 +3965,7 @@
                 <w:color w:val="000000"/>
                 <w:sz w:val="15"/>
               </w:rPr>
-              <w:t>Chem Flyer</w:t>
+              <w:t>Cap Junky</w:t>
             </w:r>
           </w:p>
           <w:p>
@@ -4017,7 +4017,7 @@
                 <w:color w:val="000000"/>
                 <w:sz w:val="17"/>
               </w:rPr>
-              <w:t>CF102501 · P060132</w:t>
+              <w:t>CJ062501/2 · P050212</w:t>
             </w:r>
           </w:p>
           <w:p>
@@ -4043,7 +4043,7 @@
                 <w:color w:val="000000"/>
                 <w:sz w:val="15"/>
               </w:rPr>
-              <w:t>09.01.2026</w:t>
+              <w:t>23.09.2025 – 24.09.2025</w:t>
             </w:r>
           </w:p>
           <w:p>
@@ -4069,7 +4069,7 @@
                 <w:color w:val="000000"/>
                 <w:sz w:val="15"/>
               </w:rPr>
-              <w:t>19.02.2026</w:t>
+              <w:t>18.11.2025</w:t>
             </w:r>
           </w:p>
           <w:p>
@@ -4366,7 +4366,7 @@
                 <w:color w:val="000000"/>
                 <w:sz w:val="17"/>
               </w:rPr>
-              <w:t>CJ062501/1 · P050222</w:t>
+              <w:t>CJ082501/2 · P060032</w:t>
             </w:r>
           </w:p>
           <w:p>
@@ -4392,7 +4392,7 @@
                 <w:color w:val="000000"/>
                 <w:sz w:val="15"/>
               </w:rPr>
-              <w:t>23.09.2025</w:t>
+              <w:t>10.12.2025</w:t>
             </w:r>
           </w:p>
           <w:p>
@@ -4418,7 +4418,7 @@
                 <w:color w:val="000000"/>
                 <w:sz w:val="15"/>
               </w:rPr>
-              <w:t>24.11.2025</w:t>
+              <w:t>29.01.2026</w:t>
             </w:r>
           </w:p>
           <w:p>
@@ -4657,7 +4657,7 @@
                 <w:color w:val="000000"/>
                 <w:sz w:val="15"/>
               </w:rPr>
-              <w:t>Cap Junky</w:t>
+              <w:t>Grape Pie</w:t>
             </w:r>
           </w:p>
           <w:p>
@@ -4709,7 +4709,7 @@
                 <w:color w:val="000000"/>
                 <w:sz w:val="17"/>
               </w:rPr>
-              <w:t>CJ092501 · P060072</w:t>
+              <w:t>GP052501 · P050152</w:t>
             </w:r>
           </w:p>
           <w:p>
@@ -4735,7 +4735,7 @@
                 <w:color w:val="000000"/>
                 <w:sz w:val="15"/>
               </w:rPr>
-              <w:t>12.12.2025</w:t>
+              <w:t>— not given —</w:t>
             </w:r>
           </w:p>
           <w:p>
@@ -4761,7 +4761,7 @@
                 <w:color w:val="000000"/>
                 <w:sz w:val="15"/>
               </w:rPr>
-              <w:t>02.02.2026</w:t>
+              <w:t>25.09.2025</w:t>
             </w:r>
           </w:p>
           <w:p>
@@ -5058,7 +5058,7 @@
                 <w:color w:val="000000"/>
                 <w:sz w:val="17"/>
               </w:rPr>
-              <w:t>GP092501 · P060092</w:t>
+              <w:t>GP0824_02 · P050022</w:t>
             </w:r>
           </w:p>
           <w:p>
@@ -5084,7 +5084,7 @@
                 <w:color w:val="000000"/>
                 <w:sz w:val="15"/>
               </w:rPr>
-              <w:t>16.12.2025 – 17.12.2025</w:t>
+              <w:t>22.04.2025 – 23.04.2025</w:t>
             </w:r>
           </w:p>
           <w:p>
@@ -5110,7 +5110,7 @@
                 <w:color w:val="000000"/>
                 <w:sz w:val="15"/>
               </w:rPr>
-              <w:t>03.02.2026</w:t>
+              <w:t>03.06.2025</w:t>
             </w:r>
           </w:p>
           <w:p>
@@ -5349,7 +5349,7 @@
                 <w:color w:val="000000"/>
                 <w:sz w:val="15"/>
               </w:rPr>
-              <w:t>Grapes And Cream</w:t>
+              <w:t>Grape Pie</w:t>
             </w:r>
           </w:p>
           <w:p>
@@ -5401,7 +5401,7 @@
                 <w:color w:val="000000"/>
                 <w:sz w:val="17"/>
               </w:rPr>
-              <w:t>GRC102501/2 · P060182</w:t>
+              <w:t>GP082501/2 · P050322</w:t>
             </w:r>
           </w:p>
           <w:p>
@@ -5427,7 +5427,7 @@
                 <w:color w:val="000000"/>
                 <w:sz w:val="15"/>
               </w:rPr>
-              <w:t>20.01.2026</w:t>
+              <w:t>20.11.2025</w:t>
             </w:r>
           </w:p>
           <w:p>
@@ -5453,7 +5453,7 @@
                 <w:color w:val="000000"/>
                 <w:sz w:val="15"/>
               </w:rPr>
-              <w:t>14.03.2026</w:t>
+              <w:t>26.12.2025</w:t>
             </w:r>
           </w:p>
           <w:p>
@@ -5734,7 +5734,7 @@
                 <w:color w:val="000000"/>
                 <w:sz w:val="15"/>
               </w:rPr>
-              <w:t>Kush Crasher</w:t>
+              <w:t>High Pro Amnesia</w:t>
             </w:r>
           </w:p>
           <w:p>
@@ -5786,7 +5786,7 @@
                 <w:color w:val="000000"/>
                 <w:sz w:val="17"/>
               </w:rPr>
-              <w:t>KC102501 · P060172</w:t>
+              <w:t>HPA1024_01 · P050052</w:t>
             </w:r>
           </w:p>
           <w:p>
@@ -5812,7 +5812,7 @@
                 <w:color w:val="000000"/>
                 <w:sz w:val="15"/>
               </w:rPr>
-              <w:t>20.01.2026 – 21.01.2026</w:t>
+              <w:t>27.05.2025 – 28.05.2025</w:t>
             </w:r>
           </w:p>
           <w:p>
@@ -5838,7 +5838,7 @@
                 <w:color w:val="000000"/>
                 <w:sz w:val="15"/>
               </w:rPr>
-              <w:t>12.03.2026</w:t>
+              <w:t>27.06.2025</w:t>
             </w:r>
           </w:p>
           <w:p>
@@ -6077,7 +6077,7 @@
                 <w:color w:val="000000"/>
                 <w:sz w:val="15"/>
               </w:rPr>
-              <w:t>Permanent Marker</w:t>
+              <w:t>Jokerz 31</w:t>
             </w:r>
           </w:p>
           <w:p>
@@ -6129,7 +6129,7 @@
                 <w:color w:val="000000"/>
                 <w:sz w:val="17"/>
               </w:rPr>
-              <w:t>PM112501 · P060232</w:t>
+              <w:t>J31102501 · P060152</w:t>
             </w:r>
           </w:p>
           <w:p>
@@ -6155,7 +6155,7 @@
                 <w:color w:val="000000"/>
                 <w:sz w:val="15"/>
               </w:rPr>
-              <w:t>05.02.2026</w:t>
+              <w:t>21.01.2026</w:t>
             </w:r>
           </w:p>
           <w:p>
@@ -6181,7 +6181,7 @@
                 <w:color w:val="000000"/>
                 <w:sz w:val="15"/>
               </w:rPr>
-              <w:t>27.04.2026</w:t>
+              <w:t>05.03.2026</w:t>
             </w:r>
           </w:p>
           <w:p>
@@ -6426,7 +6426,7 @@
                 <w:color w:val="000000"/>
                 <w:sz w:val="15"/>
               </w:rPr>
-              <w:t>Wedding Crusher</w:t>
+              <w:t>Jelly Donuts</w:t>
             </w:r>
           </w:p>
           <w:p>
@@ -6478,7 +6478,7 @@
                 <w:color w:val="000000"/>
                 <w:sz w:val="17"/>
               </w:rPr>
-              <w:t>WC082501 · P060012</w:t>
+              <w:t>JD112501 · P060212</w:t>
             </w:r>
           </w:p>
           <w:p>
@@ -6504,7 +6504,7 @@
                 <w:color w:val="000000"/>
                 <w:sz w:val="15"/>
               </w:rPr>
-              <w:t>09.12.2025</w:t>
+              <w:t>25.03.2026</w:t>
             </w:r>
           </w:p>
           <w:p>
@@ -6530,7 +6530,7 @@
                 <w:color w:val="000000"/>
                 <w:sz w:val="15"/>
               </w:rPr>
-              <w:t>13.01.2026</w:t>
+              <w:t>21.04.2026</w:t>
             </w:r>
           </w:p>
           <w:p>
@@ -6769,7 +6769,7 @@
                 <w:color w:val="000000"/>
                 <w:sz w:val="15"/>
               </w:rPr>
-              <w:t>Gorilla Glue</w:t>
+              <w:t>Orange Punch Mimosa</w:t>
             </w:r>
           </w:p>
           <w:p>
@@ -6821,7 +6821,7 @@
                 <w:color w:val="000000"/>
                 <w:sz w:val="17"/>
               </w:rPr>
-              <w:t>GG012603 · P060402</w:t>
+              <w:t>OPM1024_02 · P050062</w:t>
             </w:r>
           </w:p>
           <w:p>
@@ -6847,7 +6847,7 @@
                 <w:color w:val="000000"/>
                 <w:sz w:val="15"/>
               </w:rPr>
-              <w:t>04.05.2026</w:t>
+              <w:t>29.05.2025 – 30.05.2025</w:t>
             </w:r>
           </w:p>
           <w:p>
@@ -6873,7 +6873,7 @@
                 <w:color w:val="000000"/>
                 <w:sz w:val="15"/>
               </w:rPr>
-              <w:t>24.05.2026</w:t>
+              <w:t>04.07.2025</w:t>
             </w:r>
           </w:p>
           <w:p>
@@ -7118,7 +7118,7 @@
                 <w:color w:val="000000"/>
                 <w:sz w:val="15"/>
               </w:rPr>
-              <w:t>Cash Cow</w:t>
+              <w:t>Orange Punch Mimosa</w:t>
             </w:r>
           </w:p>
           <w:p>
@@ -7170,7 +7170,7 @@
                 <w:color w:val="000000"/>
                 <w:sz w:val="17"/>
               </w:rPr>
-              <w:t>CC012603 · P060372</w:t>
+              <w:t>OPM122501 · P060242</w:t>
             </w:r>
           </w:p>
           <w:p>
@@ -7196,7 +7196,7 @@
                 <w:color w:val="000000"/>
                 <w:sz w:val="15"/>
               </w:rPr>
-              <w:t>22.04.2026</w:t>
+              <w:t>11.03.2026</w:t>
             </w:r>
           </w:p>
           <w:p>
@@ -7222,7 +7222,7 @@
                 <w:color w:val="000000"/>
                 <w:sz w:val="15"/>
               </w:rPr>
-              <w:t>24.05.2026</w:t>
+              <w:t>28.04.2026</w:t>
             </w:r>
           </w:p>
           <w:p>
@@ -7461,7 +7461,7 @@
                 <w:color w:val="000000"/>
                 <w:sz w:val="15"/>
               </w:rPr>
-              <w:t>Jelly Donuts</w:t>
+              <w:t>Amnesia Core Cut</w:t>
             </w:r>
           </w:p>
           <w:p>
@@ -7513,7 +7513,7 @@
                 <w:color w:val="000000"/>
                 <w:sz w:val="17"/>
               </w:rPr>
-              <w:t>JD012603/01 · P060362</w:t>
+              <w:t>ACC102501 · P060122</w:t>
             </w:r>
           </w:p>
           <w:p>
@@ -7539,7 +7539,7 @@
                 <w:color w:val="000000"/>
                 <w:sz w:val="15"/>
               </w:rPr>
-              <w:t>22.04.2026</w:t>
+              <w:t>09.01.2026</w:t>
             </w:r>
           </w:p>
           <w:p>
@@ -7565,7 +7565,7 @@
                 <w:color w:val="000000"/>
                 <w:sz w:val="15"/>
               </w:rPr>
-              <w:t>23.05.2026</w:t>
+              <w:t>18.02.2026</w:t>
             </w:r>
           </w:p>
           <w:p>
@@ -7810,7 +7810,7 @@
                 <w:color w:val="000000"/>
                 <w:sz w:val="15"/>
               </w:rPr>
-              <w:t>Jelly Donuts</w:t>
+              <w:t>Blue Sunset Sherbet</w:t>
             </w:r>
           </w:p>
           <w:p>
@@ -7862,7 +7862,7 @@
                 <w:color w:val="000000"/>
                 <w:sz w:val="17"/>
               </w:rPr>
-              <w:t>JD012603/02V · P060422</w:t>
+              <w:t>BSS052501 · P050192</w:t>
             </w:r>
           </w:p>
           <w:p>
@@ -7888,7 +7888,7 @@
                 <w:color w:val="000000"/>
                 <w:sz w:val="15"/>
               </w:rPr>
-              <w:t>29.04.2026</w:t>
+              <w:t>01.09.2025 – 03.09.2025</w:t>
             </w:r>
           </w:p>
           <w:p>
@@ -7914,7 +7914,7 @@
                 <w:color w:val="000000"/>
                 <w:sz w:val="15"/>
               </w:rPr>
-              <w:t>23.05.2026</w:t>
+              <w:t>10.10.2025</w:t>
             </w:r>
           </w:p>
           <w:p>
@@ -8051,6 +8051,8081 @@
               <w:t>QASOP_031_A07 · PP-QC-SP-002/26 · Ден | Day 1</w:t>
             </w:r>
           </w:p>
+        </w:tc>
+        <w:tc>
+          <w:tcPr>
+            <w:tcW w:type="dxa" w:w="5953"/>
+          </w:tcPr>
+          <w:p>
+            <w:pPr>
+              <w:spacing w:before="0" w:after="0"/>
+              <w:jc w:val="left"/>
+            </w:pPr>
+            <w:r>
+              <w:rPr>
+                <w:rFonts w:ascii="Calibri" w:hAnsi="Calibri" w:eastAsia="Calibri"/>
+                <w:b w:val="0"/>
+                <w:i w:val="0"/>
+                <w:color w:val="595959"/>
+                <w:sz w:val="13"/>
+              </w:rPr>
+              <w:t>Намена на мостра, анализа | Sample intended use, assay</w:t>
+            </w:r>
+          </w:p>
+          <w:p>
+            <w:pPr>
+              <w:spacing w:before="0" w:after="0"/>
+              <w:jc w:val="left"/>
+            </w:pPr>
+            <w:r>
+              <w:rPr>
+                <w:rFonts w:ascii="Calibri" w:hAnsi="Calibri" w:eastAsia="Calibri"/>
+                <w:b/>
+                <w:i w:val="0"/>
+                <w:color w:val="2B547E"/>
+                <w:sz w:val="18"/>
+              </w:rPr>
+              <w:t>Мостра за испитување на Губиток при сушење</w:t>
+            </w:r>
+            <w:r>
+              <w:rPr>
+                <w:rFonts w:ascii="Calibri" w:hAnsi="Calibri" w:eastAsia="Calibri"/>
+                <w:b/>
+                <w:i w:val="0"/>
+                <w:color w:val="2B547E"/>
+                <w:sz w:val="15"/>
+              </w:rPr>
+              <w:t xml:space="preserve"> | Loss on Drying Test Sample</w:t>
+            </w:r>
+          </w:p>
+          <w:p>
+            <w:pPr>
+              <w:spacing w:before="30" w:after="0"/>
+              <w:jc w:val="left"/>
+            </w:pPr>
+            <w:r>
+              <w:rPr>
+                <w:rFonts w:ascii="Calibri" w:hAnsi="Calibri" w:eastAsia="Calibri"/>
+                <w:b w:val="0"/>
+                <w:i w:val="0"/>
+                <w:color w:val="595959"/>
+                <w:sz w:val="13"/>
+              </w:rPr>
+              <w:t>Опис на Материјал | Material Description</w:t>
+            </w:r>
+          </w:p>
+          <w:p>
+            <w:pPr>
+              <w:spacing w:before="0" w:after="0"/>
+              <w:jc w:val="left"/>
+            </w:pPr>
+            <w:r>
+              <w:rPr>
+                <w:rFonts w:ascii="Calibri" w:hAnsi="Calibri" w:eastAsia="Calibri"/>
+                <w:b w:val="0"/>
+                <w:i w:val="0"/>
+                <w:color w:val="000000"/>
+                <w:sz w:val="15"/>
+              </w:rPr>
+              <w:t>Сув Цвет од Канабис за медицинска употреба | Dry Cannabis Flower for Medical Use</w:t>
+            </w:r>
+          </w:p>
+          <w:p>
+            <w:pPr>
+              <w:spacing w:before="30" w:after="0"/>
+              <w:jc w:val="left"/>
+            </w:pPr>
+            <w:r>
+              <w:rPr>
+                <w:rFonts w:ascii="Calibri" w:hAnsi="Calibri" w:eastAsia="Calibri"/>
+                <w:b w:val="0"/>
+                <w:i w:val="0"/>
+                <w:color w:val="595959"/>
+                <w:sz w:val="13"/>
+              </w:rPr>
+              <w:t xml:space="preserve">Сорта и/или ID код на растение | Strain and/or Plant ID: </w:t>
+            </w:r>
+            <w:r>
+              <w:rPr>
+                <w:rFonts w:ascii="Calibri" w:hAnsi="Calibri" w:eastAsia="Calibri"/>
+                <w:b/>
+                <w:i w:val="0"/>
+                <w:color w:val="000000"/>
+                <w:sz w:val="15"/>
+              </w:rPr>
+              <w:t>Chem Flyer</w:t>
+            </w:r>
+          </w:p>
+          <w:p>
+            <w:pPr>
+              <w:spacing w:before="30" w:after="0"/>
+              <w:jc w:val="left"/>
+            </w:pPr>
+            <w:r>
+              <w:rPr>
+                <w:rFonts w:ascii="Calibri" w:hAnsi="Calibri" w:eastAsia="Calibri"/>
+                <w:b w:val="0"/>
+                <w:i w:val="0"/>
+                <w:color w:val="595959"/>
+                <w:sz w:val="13"/>
+              </w:rPr>
+              <w:t xml:space="preserve">ID код на мостра (sID) | Sample ID code (sID): </w:t>
+            </w:r>
+            <w:r>
+              <w:rPr>
+                <w:rFonts w:ascii="Calibri" w:hAnsi="Calibri" w:eastAsia="Calibri"/>
+                <w:b/>
+                <w:i w:val="0"/>
+                <w:color w:val="000000"/>
+                <w:sz w:val="17"/>
+              </w:rPr>
+              <w:t>____/26_SFR-PC-___</w:t>
+            </w:r>
+          </w:p>
+          <w:p>
+            <w:pPr>
+              <w:spacing w:before="30" w:after="0"/>
+              <w:jc w:val="left"/>
+            </w:pPr>
+            <w:r>
+              <w:rPr>
+                <w:rFonts w:ascii="Calibri" w:hAnsi="Calibri" w:eastAsia="Calibri"/>
+                <w:b w:val="0"/>
+                <w:i w:val="0"/>
+                <w:color w:val="595959"/>
+                <w:sz w:val="13"/>
+              </w:rPr>
+              <w:t xml:space="preserve">Серија / Лот бр. | Batch / Lot No.: </w:t>
+            </w:r>
+            <w:r>
+              <w:rPr>
+                <w:rFonts w:ascii="Calibri" w:hAnsi="Calibri" w:eastAsia="Calibri"/>
+                <w:b/>
+                <w:i w:val="0"/>
+                <w:color w:val="000000"/>
+                <w:sz w:val="17"/>
+              </w:rPr>
+              <w:t>CF102501 · P060132</w:t>
+            </w:r>
+          </w:p>
+          <w:p>
+            <w:pPr>
+              <w:spacing w:before="30" w:after="0"/>
+              <w:jc w:val="left"/>
+            </w:pPr>
+            <w:r>
+              <w:rPr>
+                <w:rFonts w:ascii="Calibri" w:hAnsi="Calibri" w:eastAsia="Calibri"/>
+                <w:b w:val="0"/>
+                <w:i w:val="0"/>
+                <w:color w:val="595959"/>
+                <w:sz w:val="13"/>
+              </w:rPr>
+              <w:t xml:space="preserve">Датум на берба | Date of harvest: </w:t>
+            </w:r>
+            <w:r>
+              <w:rPr>
+                <w:rFonts w:ascii="Calibri" w:hAnsi="Calibri" w:eastAsia="Calibri"/>
+                <w:b w:val="0"/>
+                <w:i w:val="0"/>
+                <w:color w:val="000000"/>
+                <w:sz w:val="15"/>
+              </w:rPr>
+              <w:t>09.01.2026</w:t>
+            </w:r>
+          </w:p>
+          <w:p>
+            <w:pPr>
+              <w:spacing w:before="30" w:after="0"/>
+              <w:jc w:val="left"/>
+            </w:pPr>
+            <w:r>
+              <w:rPr>
+                <w:rFonts w:ascii="Calibri" w:hAnsi="Calibri" w:eastAsia="Calibri"/>
+                <w:b w:val="0"/>
+                <w:i w:val="0"/>
+                <w:color w:val="595959"/>
+                <w:sz w:val="13"/>
+              </w:rPr>
+              <w:t xml:space="preserve">Датум на пакување | Date of packaging: </w:t>
+            </w:r>
+            <w:r>
+              <w:rPr>
+                <w:rFonts w:ascii="Calibri" w:hAnsi="Calibri" w:eastAsia="Calibri"/>
+                <w:b w:val="0"/>
+                <w:i w:val="0"/>
+                <w:color w:val="000000"/>
+                <w:sz w:val="15"/>
+              </w:rPr>
+              <w:t>19.02.2026</w:t>
+            </w:r>
+          </w:p>
+          <w:p>
+            <w:pPr>
+              <w:spacing w:before="30" w:after="0"/>
+              <w:jc w:val="left"/>
+            </w:pPr>
+            <w:r>
+              <w:rPr>
+                <w:rFonts w:ascii="Calibri" w:hAnsi="Calibri" w:eastAsia="Calibri"/>
+                <w:b w:val="0"/>
+                <w:i w:val="0"/>
+                <w:color w:val="595959"/>
+                <w:sz w:val="13"/>
+              </w:rPr>
+              <w:t xml:space="preserve">Нето (g) | Net (g): </w:t>
+            </w:r>
+            <w:r>
+              <w:rPr>
+                <w:rFonts w:ascii="Calibri" w:hAnsi="Calibri" w:eastAsia="Calibri"/>
+                <w:b w:val="0"/>
+                <w:i w:val="0"/>
+                <w:color w:val="000000"/>
+                <w:sz w:val="15"/>
+              </w:rPr>
+              <w:t>________</w:t>
+            </w:r>
+            <w:r>
+              <w:rPr>
+                <w:rFonts w:ascii="Calibri" w:hAnsi="Calibri" w:eastAsia="Calibri"/>
+                <w:b w:val="0"/>
+                <w:i w:val="0"/>
+                <w:color w:val="595959"/>
+                <w:sz w:val="13"/>
+              </w:rPr>
+              <w:t xml:space="preserve">     Бруто (g) | Gross (g): </w:t>
+            </w:r>
+            <w:r>
+              <w:rPr>
+                <w:rFonts w:ascii="Calibri" w:hAnsi="Calibri" w:eastAsia="Calibri"/>
+                <w:b w:val="0"/>
+                <w:i w:val="0"/>
+                <w:color w:val="000000"/>
+                <w:sz w:val="15"/>
+              </w:rPr>
+              <w:t>________</w:t>
+            </w:r>
+          </w:p>
+          <w:p>
+            <w:pPr>
+              <w:spacing w:before="30" w:after="0"/>
+              <w:jc w:val="left"/>
+            </w:pPr>
+            <w:r>
+              <w:rPr>
+                <w:rFonts w:ascii="Calibri" w:hAnsi="Calibri" w:eastAsia="Calibri"/>
+                <w:b w:val="0"/>
+                <w:i w:val="0"/>
+                <w:color w:val="595959"/>
+                <w:sz w:val="13"/>
+              </w:rPr>
+              <w:t xml:space="preserve">Услови за чување | Storage condition: </w:t>
+            </w:r>
+            <w:r>
+              <w:rPr>
+                <w:rFonts w:ascii="Calibri" w:hAnsi="Calibri" w:eastAsia="Calibri"/>
+                <w:b w:val="0"/>
+                <w:i w:val="0"/>
+                <w:color w:val="000000"/>
+                <w:sz w:val="13"/>
+              </w:rPr>
+              <w:t>Да се чува на суво и темно место на температура од 15-25°C | Store in a dry, dark place at 15-25°C</w:t>
+            </w:r>
+          </w:p>
+          <w:p>
+            <w:pPr>
+              <w:spacing w:before="30" w:after="0"/>
+              <w:jc w:val="left"/>
+            </w:pPr>
+            <w:r>
+              <w:rPr>
+                <w:rFonts w:ascii="Calibri" w:hAnsi="Calibri" w:eastAsia="Calibri"/>
+                <w:b w:val="0"/>
+                <w:i w:val="0"/>
+                <w:color w:val="595959"/>
+                <w:sz w:val="13"/>
+              </w:rPr>
+              <w:t xml:space="preserve">Датум на мострирање | Date of sampling: </w:t>
+            </w:r>
+            <w:r>
+              <w:rPr>
+                <w:rFonts w:ascii="Calibri" w:hAnsi="Calibri" w:eastAsia="Calibri"/>
+                <w:b w:val="0"/>
+                <w:i w:val="0"/>
+                <w:color w:val="000000"/>
+                <w:sz w:val="15"/>
+              </w:rPr>
+              <w:t>__________</w:t>
+            </w:r>
+            <w:r>
+              <w:rPr>
+                <w:rFonts w:ascii="Calibri" w:hAnsi="Calibri" w:eastAsia="Calibri"/>
+                <w:b w:val="0"/>
+                <w:i w:val="0"/>
+                <w:color w:val="595959"/>
+                <w:sz w:val="13"/>
+              </w:rPr>
+              <w:t xml:space="preserve">   Мострирано од | Sampled by: </w:t>
+            </w:r>
+            <w:r>
+              <w:rPr>
+                <w:rFonts w:ascii="Calibri" w:hAnsi="Calibri" w:eastAsia="Calibri"/>
+                <w:b w:val="0"/>
+                <w:i w:val="0"/>
+                <w:color w:val="000000"/>
+                <w:sz w:val="15"/>
+              </w:rPr>
+              <w:t>__________</w:t>
+            </w:r>
+          </w:p>
+          <w:p>
+            <w:pPr>
+              <w:spacing w:before="20" w:after="0"/>
+              <w:jc w:val="right"/>
+            </w:pPr>
+            <w:r>
+              <w:rPr>
+                <w:rFonts w:ascii="Calibri" w:hAnsi="Calibri" w:eastAsia="Calibri"/>
+                <w:b w:val="0"/>
+                <w:i w:val="0"/>
+                <w:color w:val="595959"/>
+                <w:sz w:val="12"/>
+              </w:rPr>
+              <w:t>QASOP_031_A07 · PP-QC-SP-002/26 · Ден | Day 1</w:t>
+            </w:r>
+          </w:p>
+        </w:tc>
+      </w:tr>
+    </w:tbl>
+    <w:p>
+      <w:pPr>
+        <w:spacing w:line="20" w:lineRule="exact"/>
+      </w:pPr>
+      <w:r>
+        <w:rPr>
+          <w:rFonts w:ascii="Calibri" w:hAnsi="Calibri" w:eastAsia="Calibri"/>
+          <w:b w:val="0"/>
+          <w:i w:val="0"/>
+          <w:color w:val="000000"/>
+          <w:sz w:val="2"/>
+        </w:rPr>
+      </w:r>
+      <w:r>
+        <w:br w:type="page"/>
+      </w:r>
+    </w:p>
+    <w:tbl>
+      <w:tblPr>
+        <w:tblW w:type="auto" w:w="0"/>
+        <w:jc w:val="center"/>
+        <w:tblLayout w:type="fixed"/>
+        <w:tblLook w:firstColumn="1" w:firstRow="1" w:lastColumn="0" w:lastRow="0" w:noHBand="0" w:noVBand="1" w:val="04A0"/>
+        <w:tblLayout w:type="fixed"/>
+        <w:tblCellMar>
+          <w:top w:w="85" w:type="dxa"/>
+          <w:left w:w="113" w:type="dxa"/>
+          <w:bottom w:w="57" w:type="dxa"/>
+          <w:right w:w="85" w:type="dxa"/>
+        </w:tblCellMar>
+      </w:tblPr>
+      <w:tblGrid>
+        <w:gridCol w:w="5953"/>
+        <w:gridCol w:w="5953"/>
+      </w:tblGrid>
+      <w:tr>
+        <w:trPr>
+          <w:trHeight w:val="4201" w:hRule="exact"/>
+          <w:cantSplit/>
+        </w:trPr>
+        <w:tc>
+          <w:tcPr>
+            <w:tcW w:type="dxa" w:w="5953"/>
+          </w:tcPr>
+          <w:p>
+            <w:pPr>
+              <w:spacing w:before="0" w:after="0"/>
+              <w:jc w:val="left"/>
+            </w:pPr>
+            <w:r>
+              <w:rPr>
+                <w:rFonts w:ascii="Calibri" w:hAnsi="Calibri" w:eastAsia="Calibri"/>
+                <w:b w:val="0"/>
+                <w:i w:val="0"/>
+                <w:color w:val="595959"/>
+                <w:sz w:val="13"/>
+              </w:rPr>
+              <w:t>Намена на мостра, анализа | Sample intended use, assay</w:t>
+            </w:r>
+          </w:p>
+          <w:p>
+            <w:pPr>
+              <w:spacing w:before="0" w:after="0"/>
+              <w:jc w:val="left"/>
+            </w:pPr>
+            <w:r>
+              <w:rPr>
+                <w:rFonts w:ascii="Calibri" w:hAnsi="Calibri" w:eastAsia="Calibri"/>
+                <w:b/>
+                <w:i w:val="0"/>
+                <w:color w:val="2B547E"/>
+                <w:sz w:val="18"/>
+              </w:rPr>
+              <w:t>Мостра за испитување на Губиток при сушење</w:t>
+            </w:r>
+            <w:r>
+              <w:rPr>
+                <w:rFonts w:ascii="Calibri" w:hAnsi="Calibri" w:eastAsia="Calibri"/>
+                <w:b/>
+                <w:i w:val="0"/>
+                <w:color w:val="2B547E"/>
+                <w:sz w:val="15"/>
+              </w:rPr>
+              <w:t xml:space="preserve"> | Loss on Drying Test Sample</w:t>
+            </w:r>
+          </w:p>
+          <w:p>
+            <w:pPr>
+              <w:spacing w:before="30" w:after="0"/>
+              <w:jc w:val="left"/>
+            </w:pPr>
+            <w:r>
+              <w:rPr>
+                <w:rFonts w:ascii="Calibri" w:hAnsi="Calibri" w:eastAsia="Calibri"/>
+                <w:b w:val="0"/>
+                <w:i w:val="0"/>
+                <w:color w:val="595959"/>
+                <w:sz w:val="13"/>
+              </w:rPr>
+              <w:t>Опис на Материјал | Material Description</w:t>
+            </w:r>
+          </w:p>
+          <w:p>
+            <w:pPr>
+              <w:spacing w:before="0" w:after="0"/>
+              <w:jc w:val="left"/>
+            </w:pPr>
+            <w:r>
+              <w:rPr>
+                <w:rFonts w:ascii="Calibri" w:hAnsi="Calibri" w:eastAsia="Calibri"/>
+                <w:b w:val="0"/>
+                <w:i w:val="0"/>
+                <w:color w:val="000000"/>
+                <w:sz w:val="15"/>
+              </w:rPr>
+              <w:t>Сув Цвет од Канабис за медицинска употреба | Dry Cannabis Flower for Medical Use</w:t>
+            </w:r>
+          </w:p>
+          <w:p>
+            <w:pPr>
+              <w:spacing w:before="30" w:after="0"/>
+              <w:jc w:val="left"/>
+            </w:pPr>
+            <w:r>
+              <w:rPr>
+                <w:rFonts w:ascii="Calibri" w:hAnsi="Calibri" w:eastAsia="Calibri"/>
+                <w:b w:val="0"/>
+                <w:i w:val="0"/>
+                <w:color w:val="595959"/>
+                <w:sz w:val="13"/>
+              </w:rPr>
+              <w:t xml:space="preserve">Сорта и/или ID код на растение | Strain and/or Plant ID: </w:t>
+            </w:r>
+            <w:r>
+              <w:rPr>
+                <w:rFonts w:ascii="Calibri" w:hAnsi="Calibri" w:eastAsia="Calibri"/>
+                <w:b/>
+                <w:i w:val="0"/>
+                <w:color w:val="000000"/>
+                <w:sz w:val="15"/>
+              </w:rPr>
+              <w:t>Cap Junky</w:t>
+            </w:r>
+          </w:p>
+          <w:p>
+            <w:pPr>
+              <w:spacing w:before="30" w:after="0"/>
+              <w:jc w:val="left"/>
+            </w:pPr>
+            <w:r>
+              <w:rPr>
+                <w:rFonts w:ascii="Calibri" w:hAnsi="Calibri" w:eastAsia="Calibri"/>
+                <w:b w:val="0"/>
+                <w:i w:val="0"/>
+                <w:color w:val="595959"/>
+                <w:sz w:val="13"/>
+              </w:rPr>
+              <w:t xml:space="preserve">ID код на мостра (sID) | Sample ID code (sID): </w:t>
+            </w:r>
+            <w:r>
+              <w:rPr>
+                <w:rFonts w:ascii="Calibri" w:hAnsi="Calibri" w:eastAsia="Calibri"/>
+                <w:b/>
+                <w:i w:val="0"/>
+                <w:color w:val="000000"/>
+                <w:sz w:val="17"/>
+              </w:rPr>
+              <w:t>____/26_SFR-PC-___</w:t>
+            </w:r>
+          </w:p>
+          <w:p>
+            <w:pPr>
+              <w:spacing w:before="30" w:after="0"/>
+              <w:jc w:val="left"/>
+            </w:pPr>
+            <w:r>
+              <w:rPr>
+                <w:rFonts w:ascii="Calibri" w:hAnsi="Calibri" w:eastAsia="Calibri"/>
+                <w:b w:val="0"/>
+                <w:i w:val="0"/>
+                <w:color w:val="595959"/>
+                <w:sz w:val="13"/>
+              </w:rPr>
+              <w:t xml:space="preserve">Серија / Лот бр. | Batch / Lot No.: </w:t>
+            </w:r>
+            <w:r>
+              <w:rPr>
+                <w:rFonts w:ascii="Calibri" w:hAnsi="Calibri" w:eastAsia="Calibri"/>
+                <w:b/>
+                <w:i w:val="0"/>
+                <w:color w:val="000000"/>
+                <w:sz w:val="17"/>
+              </w:rPr>
+              <w:t>CJ062501/1 · P050222</w:t>
+            </w:r>
+          </w:p>
+          <w:p>
+            <w:pPr>
+              <w:spacing w:before="30" w:after="0"/>
+              <w:jc w:val="left"/>
+            </w:pPr>
+            <w:r>
+              <w:rPr>
+                <w:rFonts w:ascii="Calibri" w:hAnsi="Calibri" w:eastAsia="Calibri"/>
+                <w:b w:val="0"/>
+                <w:i w:val="0"/>
+                <w:color w:val="595959"/>
+                <w:sz w:val="13"/>
+              </w:rPr>
+              <w:t xml:space="preserve">Датум на берба | Date of harvest: </w:t>
+            </w:r>
+            <w:r>
+              <w:rPr>
+                <w:rFonts w:ascii="Calibri" w:hAnsi="Calibri" w:eastAsia="Calibri"/>
+                <w:b w:val="0"/>
+                <w:i w:val="0"/>
+                <w:color w:val="000000"/>
+                <w:sz w:val="15"/>
+              </w:rPr>
+              <w:t>23.09.2025</w:t>
+            </w:r>
+          </w:p>
+          <w:p>
+            <w:pPr>
+              <w:spacing w:before="30" w:after="0"/>
+              <w:jc w:val="left"/>
+            </w:pPr>
+            <w:r>
+              <w:rPr>
+                <w:rFonts w:ascii="Calibri" w:hAnsi="Calibri" w:eastAsia="Calibri"/>
+                <w:b w:val="0"/>
+                <w:i w:val="0"/>
+                <w:color w:val="595959"/>
+                <w:sz w:val="13"/>
+              </w:rPr>
+              <w:t xml:space="preserve">Датум на пакување | Date of packaging: </w:t>
+            </w:r>
+            <w:r>
+              <w:rPr>
+                <w:rFonts w:ascii="Calibri" w:hAnsi="Calibri" w:eastAsia="Calibri"/>
+                <w:b w:val="0"/>
+                <w:i w:val="0"/>
+                <w:color w:val="000000"/>
+                <w:sz w:val="15"/>
+              </w:rPr>
+              <w:t>24.11.2025</w:t>
+            </w:r>
+          </w:p>
+          <w:p>
+            <w:pPr>
+              <w:spacing w:before="30" w:after="0"/>
+              <w:jc w:val="left"/>
+            </w:pPr>
+            <w:r>
+              <w:rPr>
+                <w:rFonts w:ascii="Calibri" w:hAnsi="Calibri" w:eastAsia="Calibri"/>
+                <w:b w:val="0"/>
+                <w:i w:val="0"/>
+                <w:color w:val="595959"/>
+                <w:sz w:val="13"/>
+              </w:rPr>
+              <w:t xml:space="preserve">Нето (g) | Net (g): </w:t>
+            </w:r>
+            <w:r>
+              <w:rPr>
+                <w:rFonts w:ascii="Calibri" w:hAnsi="Calibri" w:eastAsia="Calibri"/>
+                <w:b w:val="0"/>
+                <w:i w:val="0"/>
+                <w:color w:val="000000"/>
+                <w:sz w:val="15"/>
+              </w:rPr>
+              <w:t>________</w:t>
+            </w:r>
+            <w:r>
+              <w:rPr>
+                <w:rFonts w:ascii="Calibri" w:hAnsi="Calibri" w:eastAsia="Calibri"/>
+                <w:b w:val="0"/>
+                <w:i w:val="0"/>
+                <w:color w:val="595959"/>
+                <w:sz w:val="13"/>
+              </w:rPr>
+              <w:t xml:space="preserve">     Бруто (g) | Gross (g): </w:t>
+            </w:r>
+            <w:r>
+              <w:rPr>
+                <w:rFonts w:ascii="Calibri" w:hAnsi="Calibri" w:eastAsia="Calibri"/>
+                <w:b w:val="0"/>
+                <w:i w:val="0"/>
+                <w:color w:val="000000"/>
+                <w:sz w:val="15"/>
+              </w:rPr>
+              <w:t>________</w:t>
+            </w:r>
+          </w:p>
+          <w:p>
+            <w:pPr>
+              <w:spacing w:before="30" w:after="0"/>
+              <w:jc w:val="left"/>
+            </w:pPr>
+            <w:r>
+              <w:rPr>
+                <w:rFonts w:ascii="Calibri" w:hAnsi="Calibri" w:eastAsia="Calibri"/>
+                <w:b w:val="0"/>
+                <w:i w:val="0"/>
+                <w:color w:val="595959"/>
+                <w:sz w:val="13"/>
+              </w:rPr>
+              <w:t xml:space="preserve">Услови за чување | Storage condition: </w:t>
+            </w:r>
+            <w:r>
+              <w:rPr>
+                <w:rFonts w:ascii="Calibri" w:hAnsi="Calibri" w:eastAsia="Calibri"/>
+                <w:b w:val="0"/>
+                <w:i w:val="0"/>
+                <w:color w:val="000000"/>
+                <w:sz w:val="13"/>
+              </w:rPr>
+              <w:t>Да се чува на суво и темно место на температура од 15-25°C | Store in a dry, dark place at 15-25°C</w:t>
+            </w:r>
+          </w:p>
+          <w:p>
+            <w:pPr>
+              <w:spacing w:before="30" w:after="0"/>
+              <w:jc w:val="left"/>
+            </w:pPr>
+            <w:r>
+              <w:rPr>
+                <w:rFonts w:ascii="Calibri" w:hAnsi="Calibri" w:eastAsia="Calibri"/>
+                <w:b w:val="0"/>
+                <w:i w:val="0"/>
+                <w:color w:val="595959"/>
+                <w:sz w:val="13"/>
+              </w:rPr>
+              <w:t xml:space="preserve">Датум на мострирање | Date of sampling: </w:t>
+            </w:r>
+            <w:r>
+              <w:rPr>
+                <w:rFonts w:ascii="Calibri" w:hAnsi="Calibri" w:eastAsia="Calibri"/>
+                <w:b w:val="0"/>
+                <w:i w:val="0"/>
+                <w:color w:val="000000"/>
+                <w:sz w:val="15"/>
+              </w:rPr>
+              <w:t>__________</w:t>
+            </w:r>
+            <w:r>
+              <w:rPr>
+                <w:rFonts w:ascii="Calibri" w:hAnsi="Calibri" w:eastAsia="Calibri"/>
+                <w:b w:val="0"/>
+                <w:i w:val="0"/>
+                <w:color w:val="595959"/>
+                <w:sz w:val="13"/>
+              </w:rPr>
+              <w:t xml:space="preserve">   Мострирано од | Sampled by: </w:t>
+            </w:r>
+            <w:r>
+              <w:rPr>
+                <w:rFonts w:ascii="Calibri" w:hAnsi="Calibri" w:eastAsia="Calibri"/>
+                <w:b w:val="0"/>
+                <w:i w:val="0"/>
+                <w:color w:val="000000"/>
+                <w:sz w:val="15"/>
+              </w:rPr>
+              <w:t>__________</w:t>
+            </w:r>
+          </w:p>
+          <w:p>
+            <w:pPr>
+              <w:spacing w:before="20" w:after="0"/>
+              <w:jc w:val="right"/>
+            </w:pPr>
+            <w:r>
+              <w:rPr>
+                <w:rFonts w:ascii="Calibri" w:hAnsi="Calibri" w:eastAsia="Calibri"/>
+                <w:b w:val="0"/>
+                <w:i w:val="0"/>
+                <w:color w:val="595959"/>
+                <w:sz w:val="12"/>
+              </w:rPr>
+              <w:t>QASOP_031_A07 · PP-QC-SP-002/26 · Ден | Day 1</w:t>
+            </w:r>
+          </w:p>
+        </w:tc>
+        <w:tc>
+          <w:tcPr>
+            <w:tcW w:type="dxa" w:w="5953"/>
+          </w:tcPr>
+          <w:p>
+            <w:pPr>
+              <w:spacing w:before="0" w:after="0"/>
+              <w:jc w:val="left"/>
+            </w:pPr>
+            <w:r>
+              <w:rPr>
+                <w:rFonts w:ascii="Calibri" w:hAnsi="Calibri" w:eastAsia="Calibri"/>
+                <w:b w:val="0"/>
+                <w:i w:val="0"/>
+                <w:color w:val="595959"/>
+                <w:sz w:val="13"/>
+              </w:rPr>
+              <w:t>Намена на мостра, анализа | Sample intended use, assay</w:t>
+            </w:r>
+          </w:p>
+          <w:p>
+            <w:pPr>
+              <w:spacing w:before="0" w:after="0"/>
+              <w:jc w:val="left"/>
+            </w:pPr>
+            <w:r>
+              <w:rPr>
+                <w:rFonts w:ascii="Calibri" w:hAnsi="Calibri" w:eastAsia="Calibri"/>
+                <w:b/>
+                <w:i w:val="0"/>
+                <w:color w:val="2B547E"/>
+                <w:sz w:val="18"/>
+              </w:rPr>
+              <w:t>Мостра за испитување на Губиток при сушење</w:t>
+            </w:r>
+            <w:r>
+              <w:rPr>
+                <w:rFonts w:ascii="Calibri" w:hAnsi="Calibri" w:eastAsia="Calibri"/>
+                <w:b/>
+                <w:i w:val="0"/>
+                <w:color w:val="2B547E"/>
+                <w:sz w:val="15"/>
+              </w:rPr>
+              <w:t xml:space="preserve"> | Loss on Drying Test Sample</w:t>
+            </w:r>
+          </w:p>
+          <w:p>
+            <w:pPr>
+              <w:spacing w:before="30" w:after="0"/>
+              <w:jc w:val="left"/>
+            </w:pPr>
+            <w:r>
+              <w:rPr>
+                <w:rFonts w:ascii="Calibri" w:hAnsi="Calibri" w:eastAsia="Calibri"/>
+                <w:b w:val="0"/>
+                <w:i w:val="0"/>
+                <w:color w:val="595959"/>
+                <w:sz w:val="13"/>
+              </w:rPr>
+              <w:t>Опис на Материјал | Material Description</w:t>
+            </w:r>
+          </w:p>
+          <w:p>
+            <w:pPr>
+              <w:spacing w:before="0" w:after="0"/>
+              <w:jc w:val="left"/>
+            </w:pPr>
+            <w:r>
+              <w:rPr>
+                <w:rFonts w:ascii="Calibri" w:hAnsi="Calibri" w:eastAsia="Calibri"/>
+                <w:b w:val="0"/>
+                <w:i w:val="0"/>
+                <w:color w:val="000000"/>
+                <w:sz w:val="15"/>
+              </w:rPr>
+              <w:t>Сув Цвет од Канабис за медицинска употреба | Dry Cannabis Flower for Medical Use</w:t>
+            </w:r>
+          </w:p>
+          <w:p>
+            <w:pPr>
+              <w:spacing w:before="30" w:after="0"/>
+              <w:jc w:val="left"/>
+            </w:pPr>
+            <w:r>
+              <w:rPr>
+                <w:rFonts w:ascii="Calibri" w:hAnsi="Calibri" w:eastAsia="Calibri"/>
+                <w:b w:val="0"/>
+                <w:i w:val="0"/>
+                <w:color w:val="595959"/>
+                <w:sz w:val="13"/>
+              </w:rPr>
+              <w:t xml:space="preserve">Сорта и/или ID код на растение | Strain and/or Plant ID: </w:t>
+            </w:r>
+            <w:r>
+              <w:rPr>
+                <w:rFonts w:ascii="Calibri" w:hAnsi="Calibri" w:eastAsia="Calibri"/>
+                <w:b/>
+                <w:i w:val="0"/>
+                <w:color w:val="000000"/>
+                <w:sz w:val="15"/>
+              </w:rPr>
+              <w:t>Cap Junky</w:t>
+            </w:r>
+          </w:p>
+          <w:p>
+            <w:pPr>
+              <w:spacing w:before="30" w:after="0"/>
+              <w:jc w:val="left"/>
+            </w:pPr>
+            <w:r>
+              <w:rPr>
+                <w:rFonts w:ascii="Calibri" w:hAnsi="Calibri" w:eastAsia="Calibri"/>
+                <w:b w:val="0"/>
+                <w:i w:val="0"/>
+                <w:color w:val="595959"/>
+                <w:sz w:val="13"/>
+              </w:rPr>
+              <w:t xml:space="preserve">ID код на мостра (sID) | Sample ID code (sID): </w:t>
+            </w:r>
+            <w:r>
+              <w:rPr>
+                <w:rFonts w:ascii="Calibri" w:hAnsi="Calibri" w:eastAsia="Calibri"/>
+                <w:b/>
+                <w:i w:val="0"/>
+                <w:color w:val="000000"/>
+                <w:sz w:val="17"/>
+              </w:rPr>
+              <w:t>____/26_SFR-PC-___</w:t>
+            </w:r>
+          </w:p>
+          <w:p>
+            <w:pPr>
+              <w:spacing w:before="30" w:after="0"/>
+              <w:jc w:val="left"/>
+            </w:pPr>
+            <w:r>
+              <w:rPr>
+                <w:rFonts w:ascii="Calibri" w:hAnsi="Calibri" w:eastAsia="Calibri"/>
+                <w:b w:val="0"/>
+                <w:i w:val="0"/>
+                <w:color w:val="595959"/>
+                <w:sz w:val="13"/>
+              </w:rPr>
+              <w:t xml:space="preserve">Серија / Лот бр. | Batch / Lot No.: </w:t>
+            </w:r>
+            <w:r>
+              <w:rPr>
+                <w:rFonts w:ascii="Calibri" w:hAnsi="Calibri" w:eastAsia="Calibri"/>
+                <w:b/>
+                <w:i w:val="0"/>
+                <w:color w:val="000000"/>
+                <w:sz w:val="17"/>
+              </w:rPr>
+              <w:t>CJ082501/1 · P060022</w:t>
+            </w:r>
+          </w:p>
+          <w:p>
+            <w:pPr>
+              <w:spacing w:before="30" w:after="0"/>
+              <w:jc w:val="left"/>
+            </w:pPr>
+            <w:r>
+              <w:rPr>
+                <w:rFonts w:ascii="Calibri" w:hAnsi="Calibri" w:eastAsia="Calibri"/>
+                <w:b w:val="0"/>
+                <w:i w:val="0"/>
+                <w:color w:val="595959"/>
+                <w:sz w:val="13"/>
+              </w:rPr>
+              <w:t xml:space="preserve">Датум на берба | Date of harvest: </w:t>
+            </w:r>
+            <w:r>
+              <w:rPr>
+                <w:rFonts w:ascii="Calibri" w:hAnsi="Calibri" w:eastAsia="Calibri"/>
+                <w:b w:val="0"/>
+                <w:i w:val="0"/>
+                <w:color w:val="000000"/>
+                <w:sz w:val="15"/>
+              </w:rPr>
+              <w:t>09.12.2025 – 10.12.2025</w:t>
+            </w:r>
+          </w:p>
+          <w:p>
+            <w:pPr>
+              <w:spacing w:before="30" w:after="0"/>
+              <w:jc w:val="left"/>
+            </w:pPr>
+            <w:r>
+              <w:rPr>
+                <w:rFonts w:ascii="Calibri" w:hAnsi="Calibri" w:eastAsia="Calibri"/>
+                <w:b w:val="0"/>
+                <w:i w:val="0"/>
+                <w:color w:val="595959"/>
+                <w:sz w:val="13"/>
+              </w:rPr>
+              <w:t xml:space="preserve">Датум на пакување | Date of packaging: </w:t>
+            </w:r>
+            <w:r>
+              <w:rPr>
+                <w:rFonts w:ascii="Calibri" w:hAnsi="Calibri" w:eastAsia="Calibri"/>
+                <w:b w:val="0"/>
+                <w:i w:val="0"/>
+                <w:color w:val="000000"/>
+                <w:sz w:val="15"/>
+              </w:rPr>
+              <w:t>16.01.2026</w:t>
+            </w:r>
+          </w:p>
+          <w:p>
+            <w:pPr>
+              <w:spacing w:before="30" w:after="0"/>
+              <w:jc w:val="left"/>
+            </w:pPr>
+            <w:r>
+              <w:rPr>
+                <w:rFonts w:ascii="Calibri" w:hAnsi="Calibri" w:eastAsia="Calibri"/>
+                <w:b w:val="0"/>
+                <w:i w:val="0"/>
+                <w:color w:val="595959"/>
+                <w:sz w:val="13"/>
+              </w:rPr>
+              <w:t xml:space="preserve">Нето (g) | Net (g): </w:t>
+            </w:r>
+            <w:r>
+              <w:rPr>
+                <w:rFonts w:ascii="Calibri" w:hAnsi="Calibri" w:eastAsia="Calibri"/>
+                <w:b w:val="0"/>
+                <w:i w:val="0"/>
+                <w:color w:val="000000"/>
+                <w:sz w:val="15"/>
+              </w:rPr>
+              <w:t>________</w:t>
+            </w:r>
+            <w:r>
+              <w:rPr>
+                <w:rFonts w:ascii="Calibri" w:hAnsi="Calibri" w:eastAsia="Calibri"/>
+                <w:b w:val="0"/>
+                <w:i w:val="0"/>
+                <w:color w:val="595959"/>
+                <w:sz w:val="13"/>
+              </w:rPr>
+              <w:t xml:space="preserve">     Бруто (g) | Gross (g): </w:t>
+            </w:r>
+            <w:r>
+              <w:rPr>
+                <w:rFonts w:ascii="Calibri" w:hAnsi="Calibri" w:eastAsia="Calibri"/>
+                <w:b w:val="0"/>
+                <w:i w:val="0"/>
+                <w:color w:val="000000"/>
+                <w:sz w:val="15"/>
+              </w:rPr>
+              <w:t>________</w:t>
+            </w:r>
+          </w:p>
+          <w:p>
+            <w:pPr>
+              <w:spacing w:before="30" w:after="0"/>
+              <w:jc w:val="left"/>
+            </w:pPr>
+            <w:r>
+              <w:rPr>
+                <w:rFonts w:ascii="Calibri" w:hAnsi="Calibri" w:eastAsia="Calibri"/>
+                <w:b w:val="0"/>
+                <w:i w:val="0"/>
+                <w:color w:val="595959"/>
+                <w:sz w:val="13"/>
+              </w:rPr>
+              <w:t xml:space="preserve">Услови за чување | Storage condition: </w:t>
+            </w:r>
+            <w:r>
+              <w:rPr>
+                <w:rFonts w:ascii="Calibri" w:hAnsi="Calibri" w:eastAsia="Calibri"/>
+                <w:b w:val="0"/>
+                <w:i w:val="0"/>
+                <w:color w:val="000000"/>
+                <w:sz w:val="13"/>
+              </w:rPr>
+              <w:t>Да се чува на суво и темно место на температура од 15-25°C | Store in a dry, dark place at 15-25°C</w:t>
+            </w:r>
+          </w:p>
+          <w:p>
+            <w:pPr>
+              <w:spacing w:before="30" w:after="0"/>
+              <w:jc w:val="left"/>
+            </w:pPr>
+            <w:r>
+              <w:rPr>
+                <w:rFonts w:ascii="Calibri" w:hAnsi="Calibri" w:eastAsia="Calibri"/>
+                <w:b w:val="0"/>
+                <w:i w:val="0"/>
+                <w:color w:val="595959"/>
+                <w:sz w:val="13"/>
+              </w:rPr>
+              <w:t xml:space="preserve">Датум на мострирање | Date of sampling: </w:t>
+            </w:r>
+            <w:r>
+              <w:rPr>
+                <w:rFonts w:ascii="Calibri" w:hAnsi="Calibri" w:eastAsia="Calibri"/>
+                <w:b w:val="0"/>
+                <w:i w:val="0"/>
+                <w:color w:val="000000"/>
+                <w:sz w:val="15"/>
+              </w:rPr>
+              <w:t>__________</w:t>
+            </w:r>
+            <w:r>
+              <w:rPr>
+                <w:rFonts w:ascii="Calibri" w:hAnsi="Calibri" w:eastAsia="Calibri"/>
+                <w:b w:val="0"/>
+                <w:i w:val="0"/>
+                <w:color w:val="595959"/>
+                <w:sz w:val="13"/>
+              </w:rPr>
+              <w:t xml:space="preserve">   Мострирано од | Sampled by: </w:t>
+            </w:r>
+            <w:r>
+              <w:rPr>
+                <w:rFonts w:ascii="Calibri" w:hAnsi="Calibri" w:eastAsia="Calibri"/>
+                <w:b w:val="0"/>
+                <w:i w:val="0"/>
+                <w:color w:val="000000"/>
+                <w:sz w:val="15"/>
+              </w:rPr>
+              <w:t>__________</w:t>
+            </w:r>
+          </w:p>
+          <w:p>
+            <w:pPr>
+              <w:spacing w:before="20" w:after="0"/>
+              <w:jc w:val="right"/>
+            </w:pPr>
+            <w:r>
+              <w:rPr>
+                <w:rFonts w:ascii="Calibri" w:hAnsi="Calibri" w:eastAsia="Calibri"/>
+                <w:b w:val="0"/>
+                <w:i w:val="0"/>
+                <w:color w:val="595959"/>
+                <w:sz w:val="12"/>
+              </w:rPr>
+              <w:t>QASOP_031_A07 · PP-QC-SP-002/26 · Ден | Day 1</w:t>
+            </w:r>
+          </w:p>
+        </w:tc>
+      </w:tr>
+      <w:tr>
+        <w:trPr>
+          <w:trHeight w:val="4201" w:hRule="exact"/>
+          <w:cantSplit/>
+        </w:trPr>
+        <w:tc>
+          <w:tcPr>
+            <w:tcW w:type="dxa" w:w="5953"/>
+          </w:tcPr>
+          <w:p>
+            <w:pPr>
+              <w:spacing w:before="0" w:after="0"/>
+              <w:jc w:val="left"/>
+            </w:pPr>
+            <w:r>
+              <w:rPr>
+                <w:rFonts w:ascii="Calibri" w:hAnsi="Calibri" w:eastAsia="Calibri"/>
+                <w:b w:val="0"/>
+                <w:i w:val="0"/>
+                <w:color w:val="595959"/>
+                <w:sz w:val="13"/>
+              </w:rPr>
+              <w:t>Намена на мостра, анализа | Sample intended use, assay</w:t>
+            </w:r>
+          </w:p>
+          <w:p>
+            <w:pPr>
+              <w:spacing w:before="0" w:after="0"/>
+              <w:jc w:val="left"/>
+            </w:pPr>
+            <w:r>
+              <w:rPr>
+                <w:rFonts w:ascii="Calibri" w:hAnsi="Calibri" w:eastAsia="Calibri"/>
+                <w:b/>
+                <w:i w:val="0"/>
+                <w:color w:val="2B547E"/>
+                <w:sz w:val="18"/>
+              </w:rPr>
+              <w:t>Мостра за испитување на Губиток при сушење</w:t>
+            </w:r>
+            <w:r>
+              <w:rPr>
+                <w:rFonts w:ascii="Calibri" w:hAnsi="Calibri" w:eastAsia="Calibri"/>
+                <w:b/>
+                <w:i w:val="0"/>
+                <w:color w:val="2B547E"/>
+                <w:sz w:val="15"/>
+              </w:rPr>
+              <w:t xml:space="preserve"> | Loss on Drying Test Sample</w:t>
+            </w:r>
+          </w:p>
+          <w:p>
+            <w:pPr>
+              <w:spacing w:before="30" w:after="0"/>
+              <w:jc w:val="left"/>
+            </w:pPr>
+            <w:r>
+              <w:rPr>
+                <w:rFonts w:ascii="Calibri" w:hAnsi="Calibri" w:eastAsia="Calibri"/>
+                <w:b w:val="0"/>
+                <w:i w:val="0"/>
+                <w:color w:val="595959"/>
+                <w:sz w:val="13"/>
+              </w:rPr>
+              <w:t>Опис на Материјал | Material Description</w:t>
+            </w:r>
+          </w:p>
+          <w:p>
+            <w:pPr>
+              <w:spacing w:before="0" w:after="0"/>
+              <w:jc w:val="left"/>
+            </w:pPr>
+            <w:r>
+              <w:rPr>
+                <w:rFonts w:ascii="Calibri" w:hAnsi="Calibri" w:eastAsia="Calibri"/>
+                <w:b w:val="0"/>
+                <w:i w:val="0"/>
+                <w:color w:val="000000"/>
+                <w:sz w:val="15"/>
+              </w:rPr>
+              <w:t>Сув Цвет од Канабис за медицинска употреба | Dry Cannabis Flower for Medical Use</w:t>
+            </w:r>
+          </w:p>
+          <w:p>
+            <w:pPr>
+              <w:spacing w:before="30" w:after="0"/>
+              <w:jc w:val="left"/>
+            </w:pPr>
+            <w:r>
+              <w:rPr>
+                <w:rFonts w:ascii="Calibri" w:hAnsi="Calibri" w:eastAsia="Calibri"/>
+                <w:b w:val="0"/>
+                <w:i w:val="0"/>
+                <w:color w:val="595959"/>
+                <w:sz w:val="13"/>
+              </w:rPr>
+              <w:t xml:space="preserve">Сорта и/или ID код на растение | Strain and/or Plant ID: </w:t>
+            </w:r>
+            <w:r>
+              <w:rPr>
+                <w:rFonts w:ascii="Calibri" w:hAnsi="Calibri" w:eastAsia="Calibri"/>
+                <w:b/>
+                <w:i w:val="0"/>
+                <w:color w:val="000000"/>
+                <w:sz w:val="15"/>
+              </w:rPr>
+              <w:t>Cap Junky</w:t>
+            </w:r>
+          </w:p>
+          <w:p>
+            <w:pPr>
+              <w:spacing w:before="30" w:after="0"/>
+              <w:jc w:val="left"/>
+            </w:pPr>
+            <w:r>
+              <w:rPr>
+                <w:rFonts w:ascii="Calibri" w:hAnsi="Calibri" w:eastAsia="Calibri"/>
+                <w:b w:val="0"/>
+                <w:i w:val="0"/>
+                <w:color w:val="595959"/>
+                <w:sz w:val="13"/>
+              </w:rPr>
+              <w:t xml:space="preserve">ID код на мостра (sID) | Sample ID code (sID): </w:t>
+            </w:r>
+            <w:r>
+              <w:rPr>
+                <w:rFonts w:ascii="Calibri" w:hAnsi="Calibri" w:eastAsia="Calibri"/>
+                <w:b/>
+                <w:i w:val="0"/>
+                <w:color w:val="000000"/>
+                <w:sz w:val="17"/>
+              </w:rPr>
+              <w:t>____/26_SFR-PC-___</w:t>
+            </w:r>
+          </w:p>
+          <w:p>
+            <w:pPr>
+              <w:spacing w:before="30" w:after="0"/>
+              <w:jc w:val="left"/>
+            </w:pPr>
+            <w:r>
+              <w:rPr>
+                <w:rFonts w:ascii="Calibri" w:hAnsi="Calibri" w:eastAsia="Calibri"/>
+                <w:b w:val="0"/>
+                <w:i w:val="0"/>
+                <w:color w:val="595959"/>
+                <w:sz w:val="13"/>
+              </w:rPr>
+              <w:t xml:space="preserve">Серија / Лот бр. | Batch / Lot No.: </w:t>
+            </w:r>
+            <w:r>
+              <w:rPr>
+                <w:rFonts w:ascii="Calibri" w:hAnsi="Calibri" w:eastAsia="Calibri"/>
+                <w:b/>
+                <w:i w:val="0"/>
+                <w:color w:val="000000"/>
+                <w:sz w:val="17"/>
+              </w:rPr>
+              <w:t>CJ092501 · P060072</w:t>
+            </w:r>
+          </w:p>
+          <w:p>
+            <w:pPr>
+              <w:spacing w:before="30" w:after="0"/>
+              <w:jc w:val="left"/>
+            </w:pPr>
+            <w:r>
+              <w:rPr>
+                <w:rFonts w:ascii="Calibri" w:hAnsi="Calibri" w:eastAsia="Calibri"/>
+                <w:b w:val="0"/>
+                <w:i w:val="0"/>
+                <w:color w:val="595959"/>
+                <w:sz w:val="13"/>
+              </w:rPr>
+              <w:t xml:space="preserve">Датум на берба | Date of harvest: </w:t>
+            </w:r>
+            <w:r>
+              <w:rPr>
+                <w:rFonts w:ascii="Calibri" w:hAnsi="Calibri" w:eastAsia="Calibri"/>
+                <w:b w:val="0"/>
+                <w:i w:val="0"/>
+                <w:color w:val="000000"/>
+                <w:sz w:val="15"/>
+              </w:rPr>
+              <w:t>12.12.2025</w:t>
+            </w:r>
+          </w:p>
+          <w:p>
+            <w:pPr>
+              <w:spacing w:before="30" w:after="0"/>
+              <w:jc w:val="left"/>
+            </w:pPr>
+            <w:r>
+              <w:rPr>
+                <w:rFonts w:ascii="Calibri" w:hAnsi="Calibri" w:eastAsia="Calibri"/>
+                <w:b w:val="0"/>
+                <w:i w:val="0"/>
+                <w:color w:val="595959"/>
+                <w:sz w:val="13"/>
+              </w:rPr>
+              <w:t xml:space="preserve">Датум на пакување | Date of packaging: </w:t>
+            </w:r>
+            <w:r>
+              <w:rPr>
+                <w:rFonts w:ascii="Calibri" w:hAnsi="Calibri" w:eastAsia="Calibri"/>
+                <w:b w:val="0"/>
+                <w:i w:val="0"/>
+                <w:color w:val="000000"/>
+                <w:sz w:val="15"/>
+              </w:rPr>
+              <w:t>02.02.2026</w:t>
+            </w:r>
+          </w:p>
+          <w:p>
+            <w:pPr>
+              <w:spacing w:before="30" w:after="0"/>
+              <w:jc w:val="left"/>
+            </w:pPr>
+            <w:r>
+              <w:rPr>
+                <w:rFonts w:ascii="Calibri" w:hAnsi="Calibri" w:eastAsia="Calibri"/>
+                <w:b w:val="0"/>
+                <w:i w:val="0"/>
+                <w:color w:val="595959"/>
+                <w:sz w:val="13"/>
+              </w:rPr>
+              <w:t xml:space="preserve">Нето (g) | Net (g): </w:t>
+            </w:r>
+            <w:r>
+              <w:rPr>
+                <w:rFonts w:ascii="Calibri" w:hAnsi="Calibri" w:eastAsia="Calibri"/>
+                <w:b w:val="0"/>
+                <w:i w:val="0"/>
+                <w:color w:val="000000"/>
+                <w:sz w:val="15"/>
+              </w:rPr>
+              <w:t>________</w:t>
+            </w:r>
+            <w:r>
+              <w:rPr>
+                <w:rFonts w:ascii="Calibri" w:hAnsi="Calibri" w:eastAsia="Calibri"/>
+                <w:b w:val="0"/>
+                <w:i w:val="0"/>
+                <w:color w:val="595959"/>
+                <w:sz w:val="13"/>
+              </w:rPr>
+              <w:t xml:space="preserve">     Бруто (g) | Gross (g): </w:t>
+            </w:r>
+            <w:r>
+              <w:rPr>
+                <w:rFonts w:ascii="Calibri" w:hAnsi="Calibri" w:eastAsia="Calibri"/>
+                <w:b w:val="0"/>
+                <w:i w:val="0"/>
+                <w:color w:val="000000"/>
+                <w:sz w:val="15"/>
+              </w:rPr>
+              <w:t>________</w:t>
+            </w:r>
+          </w:p>
+          <w:p>
+            <w:pPr>
+              <w:spacing w:before="30" w:after="0"/>
+              <w:jc w:val="left"/>
+            </w:pPr>
+            <w:r>
+              <w:rPr>
+                <w:rFonts w:ascii="Calibri" w:hAnsi="Calibri" w:eastAsia="Calibri"/>
+                <w:b w:val="0"/>
+                <w:i w:val="0"/>
+                <w:color w:val="595959"/>
+                <w:sz w:val="13"/>
+              </w:rPr>
+              <w:t xml:space="preserve">Услови за чување | Storage condition: </w:t>
+            </w:r>
+            <w:r>
+              <w:rPr>
+                <w:rFonts w:ascii="Calibri" w:hAnsi="Calibri" w:eastAsia="Calibri"/>
+                <w:b w:val="0"/>
+                <w:i w:val="0"/>
+                <w:color w:val="000000"/>
+                <w:sz w:val="13"/>
+              </w:rPr>
+              <w:t>Да се чува на суво и темно место на температура од 15-25°C | Store in a dry, dark place at 15-25°C</w:t>
+            </w:r>
+          </w:p>
+          <w:p>
+            <w:pPr>
+              <w:spacing w:before="30" w:after="0"/>
+              <w:jc w:val="left"/>
+            </w:pPr>
+            <w:r>
+              <w:rPr>
+                <w:rFonts w:ascii="Calibri" w:hAnsi="Calibri" w:eastAsia="Calibri"/>
+                <w:b w:val="0"/>
+                <w:i w:val="0"/>
+                <w:color w:val="595959"/>
+                <w:sz w:val="13"/>
+              </w:rPr>
+              <w:t xml:space="preserve">Датум на мострирање | Date of sampling: </w:t>
+            </w:r>
+            <w:r>
+              <w:rPr>
+                <w:rFonts w:ascii="Calibri" w:hAnsi="Calibri" w:eastAsia="Calibri"/>
+                <w:b w:val="0"/>
+                <w:i w:val="0"/>
+                <w:color w:val="000000"/>
+                <w:sz w:val="15"/>
+              </w:rPr>
+              <w:t>__________</w:t>
+            </w:r>
+            <w:r>
+              <w:rPr>
+                <w:rFonts w:ascii="Calibri" w:hAnsi="Calibri" w:eastAsia="Calibri"/>
+                <w:b w:val="0"/>
+                <w:i w:val="0"/>
+                <w:color w:val="595959"/>
+                <w:sz w:val="13"/>
+              </w:rPr>
+              <w:t xml:space="preserve">   Мострирано од | Sampled by: </w:t>
+            </w:r>
+            <w:r>
+              <w:rPr>
+                <w:rFonts w:ascii="Calibri" w:hAnsi="Calibri" w:eastAsia="Calibri"/>
+                <w:b w:val="0"/>
+                <w:i w:val="0"/>
+                <w:color w:val="000000"/>
+                <w:sz w:val="15"/>
+              </w:rPr>
+              <w:t>__________</w:t>
+            </w:r>
+          </w:p>
+          <w:p>
+            <w:pPr>
+              <w:spacing w:before="20" w:after="0"/>
+              <w:jc w:val="right"/>
+            </w:pPr>
+            <w:r>
+              <w:rPr>
+                <w:rFonts w:ascii="Calibri" w:hAnsi="Calibri" w:eastAsia="Calibri"/>
+                <w:b w:val="0"/>
+                <w:i w:val="0"/>
+                <w:color w:val="595959"/>
+                <w:sz w:val="12"/>
+              </w:rPr>
+              <w:t>QASOP_031_A07 · PP-QC-SP-002/26 · Ден | Day 1</w:t>
+            </w:r>
+          </w:p>
+        </w:tc>
+        <w:tc>
+          <w:tcPr>
+            <w:tcW w:type="dxa" w:w="5953"/>
+          </w:tcPr>
+          <w:p>
+            <w:pPr>
+              <w:spacing w:before="0" w:after="0"/>
+              <w:jc w:val="left"/>
+            </w:pPr>
+            <w:r>
+              <w:rPr>
+                <w:rFonts w:ascii="Calibri" w:hAnsi="Calibri" w:eastAsia="Calibri"/>
+                <w:b w:val="0"/>
+                <w:i w:val="0"/>
+                <w:color w:val="595959"/>
+                <w:sz w:val="13"/>
+              </w:rPr>
+              <w:t>Намена на мостра, анализа | Sample intended use, assay</w:t>
+            </w:r>
+          </w:p>
+          <w:p>
+            <w:pPr>
+              <w:spacing w:before="0" w:after="0"/>
+              <w:jc w:val="left"/>
+            </w:pPr>
+            <w:r>
+              <w:rPr>
+                <w:rFonts w:ascii="Calibri" w:hAnsi="Calibri" w:eastAsia="Calibri"/>
+                <w:b/>
+                <w:i w:val="0"/>
+                <w:color w:val="2B547E"/>
+                <w:sz w:val="18"/>
+              </w:rPr>
+              <w:t>Мостра за испитување на Губиток при сушење</w:t>
+            </w:r>
+            <w:r>
+              <w:rPr>
+                <w:rFonts w:ascii="Calibri" w:hAnsi="Calibri" w:eastAsia="Calibri"/>
+                <w:b/>
+                <w:i w:val="0"/>
+                <w:color w:val="2B547E"/>
+                <w:sz w:val="15"/>
+              </w:rPr>
+              <w:t xml:space="preserve"> | Loss on Drying Test Sample</w:t>
+            </w:r>
+          </w:p>
+          <w:p>
+            <w:pPr>
+              <w:spacing w:before="30" w:after="0"/>
+              <w:jc w:val="left"/>
+            </w:pPr>
+            <w:r>
+              <w:rPr>
+                <w:rFonts w:ascii="Calibri" w:hAnsi="Calibri" w:eastAsia="Calibri"/>
+                <w:b w:val="0"/>
+                <w:i w:val="0"/>
+                <w:color w:val="595959"/>
+                <w:sz w:val="13"/>
+              </w:rPr>
+              <w:t>Опис на Материјал | Material Description</w:t>
+            </w:r>
+          </w:p>
+          <w:p>
+            <w:pPr>
+              <w:spacing w:before="0" w:after="0"/>
+              <w:jc w:val="left"/>
+            </w:pPr>
+            <w:r>
+              <w:rPr>
+                <w:rFonts w:ascii="Calibri" w:hAnsi="Calibri" w:eastAsia="Calibri"/>
+                <w:b w:val="0"/>
+                <w:i w:val="0"/>
+                <w:color w:val="000000"/>
+                <w:sz w:val="15"/>
+              </w:rPr>
+              <w:t>Сув Цвет од Канабис за медицинска употреба | Dry Cannabis Flower for Medical Use</w:t>
+            </w:r>
+          </w:p>
+          <w:p>
+            <w:pPr>
+              <w:spacing w:before="30" w:after="0"/>
+              <w:jc w:val="left"/>
+            </w:pPr>
+            <w:r>
+              <w:rPr>
+                <w:rFonts w:ascii="Calibri" w:hAnsi="Calibri" w:eastAsia="Calibri"/>
+                <w:b w:val="0"/>
+                <w:i w:val="0"/>
+                <w:color w:val="595959"/>
+                <w:sz w:val="13"/>
+              </w:rPr>
+              <w:t xml:space="preserve">Сорта и/или ID код на растение | Strain and/or Plant ID: </w:t>
+            </w:r>
+            <w:r>
+              <w:rPr>
+                <w:rFonts w:ascii="Calibri" w:hAnsi="Calibri" w:eastAsia="Calibri"/>
+                <w:b/>
+                <w:i w:val="0"/>
+                <w:color w:val="000000"/>
+                <w:sz w:val="15"/>
+              </w:rPr>
+              <w:t>Grape Pie</w:t>
+            </w:r>
+          </w:p>
+          <w:p>
+            <w:pPr>
+              <w:spacing w:before="30" w:after="0"/>
+              <w:jc w:val="left"/>
+            </w:pPr>
+            <w:r>
+              <w:rPr>
+                <w:rFonts w:ascii="Calibri" w:hAnsi="Calibri" w:eastAsia="Calibri"/>
+                <w:b w:val="0"/>
+                <w:i w:val="0"/>
+                <w:color w:val="595959"/>
+                <w:sz w:val="13"/>
+              </w:rPr>
+              <w:t xml:space="preserve">ID код на мостра (sID) | Sample ID code (sID): </w:t>
+            </w:r>
+            <w:r>
+              <w:rPr>
+                <w:rFonts w:ascii="Calibri" w:hAnsi="Calibri" w:eastAsia="Calibri"/>
+                <w:b/>
+                <w:i w:val="0"/>
+                <w:color w:val="000000"/>
+                <w:sz w:val="17"/>
+              </w:rPr>
+              <w:t>____/26_SFR-PC-___</w:t>
+            </w:r>
+          </w:p>
+          <w:p>
+            <w:pPr>
+              <w:spacing w:before="30" w:after="0"/>
+              <w:jc w:val="left"/>
+            </w:pPr>
+            <w:r>
+              <w:rPr>
+                <w:rFonts w:ascii="Calibri" w:hAnsi="Calibri" w:eastAsia="Calibri"/>
+                <w:b w:val="0"/>
+                <w:i w:val="0"/>
+                <w:color w:val="595959"/>
+                <w:sz w:val="13"/>
+              </w:rPr>
+              <w:t xml:space="preserve">Серија / Лот бр. | Batch / Lot No.: </w:t>
+            </w:r>
+            <w:r>
+              <w:rPr>
+                <w:rFonts w:ascii="Calibri" w:hAnsi="Calibri" w:eastAsia="Calibri"/>
+                <w:b/>
+                <w:i w:val="0"/>
+                <w:color w:val="000000"/>
+                <w:sz w:val="17"/>
+              </w:rPr>
+              <w:t>GP072501/2 · P050302</w:t>
+            </w:r>
+          </w:p>
+          <w:p>
+            <w:pPr>
+              <w:spacing w:before="30" w:after="0"/>
+              <w:jc w:val="left"/>
+            </w:pPr>
+            <w:r>
+              <w:rPr>
+                <w:rFonts w:ascii="Calibri" w:hAnsi="Calibri" w:eastAsia="Calibri"/>
+                <w:b w:val="0"/>
+                <w:i w:val="0"/>
+                <w:color w:val="595959"/>
+                <w:sz w:val="13"/>
+              </w:rPr>
+              <w:t xml:space="preserve">Датум на берба | Date of harvest: </w:t>
+            </w:r>
+            <w:r>
+              <w:rPr>
+                <w:rFonts w:ascii="Calibri" w:hAnsi="Calibri" w:eastAsia="Calibri"/>
+                <w:b w:val="0"/>
+                <w:i w:val="0"/>
+                <w:color w:val="000000"/>
+                <w:sz w:val="15"/>
+              </w:rPr>
+              <w:t>13.11.2025</w:t>
+            </w:r>
+          </w:p>
+          <w:p>
+            <w:pPr>
+              <w:spacing w:before="30" w:after="0"/>
+              <w:jc w:val="left"/>
+            </w:pPr>
+            <w:r>
+              <w:rPr>
+                <w:rFonts w:ascii="Calibri" w:hAnsi="Calibri" w:eastAsia="Calibri"/>
+                <w:b w:val="0"/>
+                <w:i w:val="0"/>
+                <w:color w:val="595959"/>
+                <w:sz w:val="13"/>
+              </w:rPr>
+              <w:t xml:space="preserve">Датум на пакување | Date of packaging: </w:t>
+            </w:r>
+            <w:r>
+              <w:rPr>
+                <w:rFonts w:ascii="Calibri" w:hAnsi="Calibri" w:eastAsia="Calibri"/>
+                <w:b w:val="0"/>
+                <w:i w:val="0"/>
+                <w:color w:val="000000"/>
+                <w:sz w:val="15"/>
+              </w:rPr>
+              <w:t>22.12.2025</w:t>
+            </w:r>
+          </w:p>
+          <w:p>
+            <w:pPr>
+              <w:spacing w:before="30" w:after="0"/>
+              <w:jc w:val="left"/>
+            </w:pPr>
+            <w:r>
+              <w:rPr>
+                <w:rFonts w:ascii="Calibri" w:hAnsi="Calibri" w:eastAsia="Calibri"/>
+                <w:b w:val="0"/>
+                <w:i w:val="0"/>
+                <w:color w:val="595959"/>
+                <w:sz w:val="13"/>
+              </w:rPr>
+              <w:t xml:space="preserve">Нето (g) | Net (g): </w:t>
+            </w:r>
+            <w:r>
+              <w:rPr>
+                <w:rFonts w:ascii="Calibri" w:hAnsi="Calibri" w:eastAsia="Calibri"/>
+                <w:b w:val="0"/>
+                <w:i w:val="0"/>
+                <w:color w:val="000000"/>
+                <w:sz w:val="15"/>
+              </w:rPr>
+              <w:t>________</w:t>
+            </w:r>
+            <w:r>
+              <w:rPr>
+                <w:rFonts w:ascii="Calibri" w:hAnsi="Calibri" w:eastAsia="Calibri"/>
+                <w:b w:val="0"/>
+                <w:i w:val="0"/>
+                <w:color w:val="595959"/>
+                <w:sz w:val="13"/>
+              </w:rPr>
+              <w:t xml:space="preserve">     Бруто (g) | Gross (g): </w:t>
+            </w:r>
+            <w:r>
+              <w:rPr>
+                <w:rFonts w:ascii="Calibri" w:hAnsi="Calibri" w:eastAsia="Calibri"/>
+                <w:b w:val="0"/>
+                <w:i w:val="0"/>
+                <w:color w:val="000000"/>
+                <w:sz w:val="15"/>
+              </w:rPr>
+              <w:t>________</w:t>
+            </w:r>
+          </w:p>
+          <w:p>
+            <w:pPr>
+              <w:spacing w:before="30" w:after="0"/>
+              <w:jc w:val="left"/>
+            </w:pPr>
+            <w:r>
+              <w:rPr>
+                <w:rFonts w:ascii="Calibri" w:hAnsi="Calibri" w:eastAsia="Calibri"/>
+                <w:b w:val="0"/>
+                <w:i w:val="0"/>
+                <w:color w:val="595959"/>
+                <w:sz w:val="13"/>
+              </w:rPr>
+              <w:t xml:space="preserve">Услови за чување | Storage condition: </w:t>
+            </w:r>
+            <w:r>
+              <w:rPr>
+                <w:rFonts w:ascii="Calibri" w:hAnsi="Calibri" w:eastAsia="Calibri"/>
+                <w:b w:val="0"/>
+                <w:i w:val="0"/>
+                <w:color w:val="000000"/>
+                <w:sz w:val="13"/>
+              </w:rPr>
+              <w:t>Да се чува на суво и темно место на температура од 15-25°C | Store in a dry, dark place at 15-25°C</w:t>
+            </w:r>
+          </w:p>
+          <w:p>
+            <w:pPr>
+              <w:spacing w:before="30" w:after="0"/>
+              <w:jc w:val="left"/>
+            </w:pPr>
+            <w:r>
+              <w:rPr>
+                <w:rFonts w:ascii="Calibri" w:hAnsi="Calibri" w:eastAsia="Calibri"/>
+                <w:b w:val="0"/>
+                <w:i w:val="0"/>
+                <w:color w:val="595959"/>
+                <w:sz w:val="13"/>
+              </w:rPr>
+              <w:t xml:space="preserve">Датум на мострирање | Date of sampling: </w:t>
+            </w:r>
+            <w:r>
+              <w:rPr>
+                <w:rFonts w:ascii="Calibri" w:hAnsi="Calibri" w:eastAsia="Calibri"/>
+                <w:b w:val="0"/>
+                <w:i w:val="0"/>
+                <w:color w:val="000000"/>
+                <w:sz w:val="15"/>
+              </w:rPr>
+              <w:t>__________</w:t>
+            </w:r>
+            <w:r>
+              <w:rPr>
+                <w:rFonts w:ascii="Calibri" w:hAnsi="Calibri" w:eastAsia="Calibri"/>
+                <w:b w:val="0"/>
+                <w:i w:val="0"/>
+                <w:color w:val="595959"/>
+                <w:sz w:val="13"/>
+              </w:rPr>
+              <w:t xml:space="preserve">   Мострирано од | Sampled by: </w:t>
+            </w:r>
+            <w:r>
+              <w:rPr>
+                <w:rFonts w:ascii="Calibri" w:hAnsi="Calibri" w:eastAsia="Calibri"/>
+                <w:b w:val="0"/>
+                <w:i w:val="0"/>
+                <w:color w:val="000000"/>
+                <w:sz w:val="15"/>
+              </w:rPr>
+              <w:t>__________</w:t>
+            </w:r>
+          </w:p>
+          <w:p>
+            <w:pPr>
+              <w:spacing w:before="20" w:after="0"/>
+              <w:jc w:val="right"/>
+            </w:pPr>
+            <w:r>
+              <w:rPr>
+                <w:rFonts w:ascii="Calibri" w:hAnsi="Calibri" w:eastAsia="Calibri"/>
+                <w:b w:val="0"/>
+                <w:i w:val="0"/>
+                <w:color w:val="595959"/>
+                <w:sz w:val="12"/>
+              </w:rPr>
+              <w:t>QASOP_031_A07 · PP-QC-SP-002/26 · Ден | Day 1</w:t>
+            </w:r>
+          </w:p>
+        </w:tc>
+      </w:tr>
+      <w:tr>
+        <w:trPr>
+          <w:trHeight w:val="4201" w:hRule="exact"/>
+          <w:cantSplit/>
+        </w:trPr>
+        <w:tc>
+          <w:tcPr>
+            <w:tcW w:type="dxa" w:w="5953"/>
+          </w:tcPr>
+          <w:p>
+            <w:pPr>
+              <w:spacing w:before="0" w:after="0"/>
+              <w:jc w:val="left"/>
+            </w:pPr>
+            <w:r>
+              <w:rPr>
+                <w:rFonts w:ascii="Calibri" w:hAnsi="Calibri" w:eastAsia="Calibri"/>
+                <w:b w:val="0"/>
+                <w:i w:val="0"/>
+                <w:color w:val="595959"/>
+                <w:sz w:val="13"/>
+              </w:rPr>
+              <w:t>Намена на мостра, анализа | Sample intended use, assay</w:t>
+            </w:r>
+          </w:p>
+          <w:p>
+            <w:pPr>
+              <w:spacing w:before="0" w:after="0"/>
+              <w:jc w:val="left"/>
+            </w:pPr>
+            <w:r>
+              <w:rPr>
+                <w:rFonts w:ascii="Calibri" w:hAnsi="Calibri" w:eastAsia="Calibri"/>
+                <w:b/>
+                <w:i w:val="0"/>
+                <w:color w:val="2B547E"/>
+                <w:sz w:val="18"/>
+              </w:rPr>
+              <w:t>Мостра за испитување на Губиток при сушење</w:t>
+            </w:r>
+            <w:r>
+              <w:rPr>
+                <w:rFonts w:ascii="Calibri" w:hAnsi="Calibri" w:eastAsia="Calibri"/>
+                <w:b/>
+                <w:i w:val="0"/>
+                <w:color w:val="2B547E"/>
+                <w:sz w:val="15"/>
+              </w:rPr>
+              <w:t xml:space="preserve"> | Loss on Drying Test Sample</w:t>
+            </w:r>
+          </w:p>
+          <w:p>
+            <w:pPr>
+              <w:spacing w:before="30" w:after="0"/>
+              <w:jc w:val="left"/>
+            </w:pPr>
+            <w:r>
+              <w:rPr>
+                <w:rFonts w:ascii="Calibri" w:hAnsi="Calibri" w:eastAsia="Calibri"/>
+                <w:b w:val="0"/>
+                <w:i w:val="0"/>
+                <w:color w:val="595959"/>
+                <w:sz w:val="13"/>
+              </w:rPr>
+              <w:t>Опис на Материјал | Material Description</w:t>
+            </w:r>
+          </w:p>
+          <w:p>
+            <w:pPr>
+              <w:spacing w:before="0" w:after="0"/>
+              <w:jc w:val="left"/>
+            </w:pPr>
+            <w:r>
+              <w:rPr>
+                <w:rFonts w:ascii="Calibri" w:hAnsi="Calibri" w:eastAsia="Calibri"/>
+                <w:b w:val="0"/>
+                <w:i w:val="0"/>
+                <w:color w:val="000000"/>
+                <w:sz w:val="15"/>
+              </w:rPr>
+              <w:t>Сув Цвет од Канабис за медицинска употреба | Dry Cannabis Flower for Medical Use</w:t>
+            </w:r>
+          </w:p>
+          <w:p>
+            <w:pPr>
+              <w:spacing w:before="30" w:after="0"/>
+              <w:jc w:val="left"/>
+            </w:pPr>
+            <w:r>
+              <w:rPr>
+                <w:rFonts w:ascii="Calibri" w:hAnsi="Calibri" w:eastAsia="Calibri"/>
+                <w:b w:val="0"/>
+                <w:i w:val="0"/>
+                <w:color w:val="595959"/>
+                <w:sz w:val="13"/>
+              </w:rPr>
+              <w:t xml:space="preserve">Сорта и/или ID код на растение | Strain and/or Plant ID: </w:t>
+            </w:r>
+            <w:r>
+              <w:rPr>
+                <w:rFonts w:ascii="Calibri" w:hAnsi="Calibri" w:eastAsia="Calibri"/>
+                <w:b/>
+                <w:i w:val="0"/>
+                <w:color w:val="000000"/>
+                <w:sz w:val="15"/>
+              </w:rPr>
+              <w:t>Grape Pie</w:t>
+            </w:r>
+          </w:p>
+          <w:p>
+            <w:pPr>
+              <w:spacing w:before="30" w:after="0"/>
+              <w:jc w:val="left"/>
+            </w:pPr>
+            <w:r>
+              <w:rPr>
+                <w:rFonts w:ascii="Calibri" w:hAnsi="Calibri" w:eastAsia="Calibri"/>
+                <w:b w:val="0"/>
+                <w:i w:val="0"/>
+                <w:color w:val="595959"/>
+                <w:sz w:val="13"/>
+              </w:rPr>
+              <w:t xml:space="preserve">ID код на мостра (sID) | Sample ID code (sID): </w:t>
+            </w:r>
+            <w:r>
+              <w:rPr>
+                <w:rFonts w:ascii="Calibri" w:hAnsi="Calibri" w:eastAsia="Calibri"/>
+                <w:b/>
+                <w:i w:val="0"/>
+                <w:color w:val="000000"/>
+                <w:sz w:val="17"/>
+              </w:rPr>
+              <w:t>____/26_SFR-PC-___</w:t>
+            </w:r>
+          </w:p>
+          <w:p>
+            <w:pPr>
+              <w:spacing w:before="30" w:after="0"/>
+              <w:jc w:val="left"/>
+            </w:pPr>
+            <w:r>
+              <w:rPr>
+                <w:rFonts w:ascii="Calibri" w:hAnsi="Calibri" w:eastAsia="Calibri"/>
+                <w:b w:val="0"/>
+                <w:i w:val="0"/>
+                <w:color w:val="595959"/>
+                <w:sz w:val="13"/>
+              </w:rPr>
+              <w:t xml:space="preserve">Серија / Лот бр. | Batch / Lot No.: </w:t>
+            </w:r>
+            <w:r>
+              <w:rPr>
+                <w:rFonts w:ascii="Calibri" w:hAnsi="Calibri" w:eastAsia="Calibri"/>
+                <w:b/>
+                <w:i w:val="0"/>
+                <w:color w:val="000000"/>
+                <w:sz w:val="17"/>
+              </w:rPr>
+              <w:t>GP0824_03 · P050072</w:t>
+            </w:r>
+          </w:p>
+          <w:p>
+            <w:pPr>
+              <w:spacing w:before="30" w:after="0"/>
+              <w:jc w:val="left"/>
+            </w:pPr>
+            <w:r>
+              <w:rPr>
+                <w:rFonts w:ascii="Calibri" w:hAnsi="Calibri" w:eastAsia="Calibri"/>
+                <w:b w:val="0"/>
+                <w:i w:val="0"/>
+                <w:color w:val="595959"/>
+                <w:sz w:val="13"/>
+              </w:rPr>
+              <w:t xml:space="preserve">Датум на берба | Date of harvest: </w:t>
+            </w:r>
+            <w:r>
+              <w:rPr>
+                <w:rFonts w:ascii="Calibri" w:hAnsi="Calibri" w:eastAsia="Calibri"/>
+                <w:b w:val="0"/>
+                <w:i w:val="0"/>
+                <w:color w:val="000000"/>
+                <w:sz w:val="15"/>
+              </w:rPr>
+              <w:t>09.06.2025 – 10.06.2025</w:t>
+            </w:r>
+          </w:p>
+          <w:p>
+            <w:pPr>
+              <w:spacing w:before="30" w:after="0"/>
+              <w:jc w:val="left"/>
+            </w:pPr>
+            <w:r>
+              <w:rPr>
+                <w:rFonts w:ascii="Calibri" w:hAnsi="Calibri" w:eastAsia="Calibri"/>
+                <w:b w:val="0"/>
+                <w:i w:val="0"/>
+                <w:color w:val="595959"/>
+                <w:sz w:val="13"/>
+              </w:rPr>
+              <w:t xml:space="preserve">Датум на пакување | Date of packaging: </w:t>
+            </w:r>
+            <w:r>
+              <w:rPr>
+                <w:rFonts w:ascii="Calibri" w:hAnsi="Calibri" w:eastAsia="Calibri"/>
+                <w:b w:val="0"/>
+                <w:i w:val="0"/>
+                <w:color w:val="000000"/>
+                <w:sz w:val="15"/>
+              </w:rPr>
+              <w:t>14.07.2025</w:t>
+            </w:r>
+          </w:p>
+          <w:p>
+            <w:pPr>
+              <w:spacing w:before="30" w:after="0"/>
+              <w:jc w:val="left"/>
+            </w:pPr>
+            <w:r>
+              <w:rPr>
+                <w:rFonts w:ascii="Calibri" w:hAnsi="Calibri" w:eastAsia="Calibri"/>
+                <w:b w:val="0"/>
+                <w:i w:val="0"/>
+                <w:color w:val="595959"/>
+                <w:sz w:val="13"/>
+              </w:rPr>
+              <w:t xml:space="preserve">Нето (g) | Net (g): </w:t>
+            </w:r>
+            <w:r>
+              <w:rPr>
+                <w:rFonts w:ascii="Calibri" w:hAnsi="Calibri" w:eastAsia="Calibri"/>
+                <w:b w:val="0"/>
+                <w:i w:val="0"/>
+                <w:color w:val="000000"/>
+                <w:sz w:val="15"/>
+              </w:rPr>
+              <w:t>________</w:t>
+            </w:r>
+            <w:r>
+              <w:rPr>
+                <w:rFonts w:ascii="Calibri" w:hAnsi="Calibri" w:eastAsia="Calibri"/>
+                <w:b w:val="0"/>
+                <w:i w:val="0"/>
+                <w:color w:val="595959"/>
+                <w:sz w:val="13"/>
+              </w:rPr>
+              <w:t xml:space="preserve">     Бруто (g) | Gross (g): </w:t>
+            </w:r>
+            <w:r>
+              <w:rPr>
+                <w:rFonts w:ascii="Calibri" w:hAnsi="Calibri" w:eastAsia="Calibri"/>
+                <w:b w:val="0"/>
+                <w:i w:val="0"/>
+                <w:color w:val="000000"/>
+                <w:sz w:val="15"/>
+              </w:rPr>
+              <w:t>________</w:t>
+            </w:r>
+          </w:p>
+          <w:p>
+            <w:pPr>
+              <w:spacing w:before="30" w:after="0"/>
+              <w:jc w:val="left"/>
+            </w:pPr>
+            <w:r>
+              <w:rPr>
+                <w:rFonts w:ascii="Calibri" w:hAnsi="Calibri" w:eastAsia="Calibri"/>
+                <w:b w:val="0"/>
+                <w:i w:val="0"/>
+                <w:color w:val="595959"/>
+                <w:sz w:val="13"/>
+              </w:rPr>
+              <w:t xml:space="preserve">Услови за чување | Storage condition: </w:t>
+            </w:r>
+            <w:r>
+              <w:rPr>
+                <w:rFonts w:ascii="Calibri" w:hAnsi="Calibri" w:eastAsia="Calibri"/>
+                <w:b w:val="0"/>
+                <w:i w:val="0"/>
+                <w:color w:val="000000"/>
+                <w:sz w:val="13"/>
+              </w:rPr>
+              <w:t>Да се чува на суво и темно место на температура од 15-25°C | Store in a dry, dark place at 15-25°C</w:t>
+            </w:r>
+          </w:p>
+          <w:p>
+            <w:pPr>
+              <w:spacing w:before="30" w:after="0"/>
+              <w:jc w:val="left"/>
+            </w:pPr>
+            <w:r>
+              <w:rPr>
+                <w:rFonts w:ascii="Calibri" w:hAnsi="Calibri" w:eastAsia="Calibri"/>
+                <w:b w:val="0"/>
+                <w:i w:val="0"/>
+                <w:color w:val="595959"/>
+                <w:sz w:val="13"/>
+              </w:rPr>
+              <w:t xml:space="preserve">Датум на мострирање | Date of sampling: </w:t>
+            </w:r>
+            <w:r>
+              <w:rPr>
+                <w:rFonts w:ascii="Calibri" w:hAnsi="Calibri" w:eastAsia="Calibri"/>
+                <w:b w:val="0"/>
+                <w:i w:val="0"/>
+                <w:color w:val="000000"/>
+                <w:sz w:val="15"/>
+              </w:rPr>
+              <w:t>__________</w:t>
+            </w:r>
+            <w:r>
+              <w:rPr>
+                <w:rFonts w:ascii="Calibri" w:hAnsi="Calibri" w:eastAsia="Calibri"/>
+                <w:b w:val="0"/>
+                <w:i w:val="0"/>
+                <w:color w:val="595959"/>
+                <w:sz w:val="13"/>
+              </w:rPr>
+              <w:t xml:space="preserve">   Мострирано од | Sampled by: </w:t>
+            </w:r>
+            <w:r>
+              <w:rPr>
+                <w:rFonts w:ascii="Calibri" w:hAnsi="Calibri" w:eastAsia="Calibri"/>
+                <w:b w:val="0"/>
+                <w:i w:val="0"/>
+                <w:color w:val="000000"/>
+                <w:sz w:val="15"/>
+              </w:rPr>
+              <w:t>__________</w:t>
+            </w:r>
+          </w:p>
+          <w:p>
+            <w:pPr>
+              <w:spacing w:before="20" w:after="0"/>
+              <w:jc w:val="right"/>
+            </w:pPr>
+            <w:r>
+              <w:rPr>
+                <w:rFonts w:ascii="Calibri" w:hAnsi="Calibri" w:eastAsia="Calibri"/>
+                <w:b w:val="0"/>
+                <w:i w:val="0"/>
+                <w:color w:val="595959"/>
+                <w:sz w:val="12"/>
+              </w:rPr>
+              <w:t>QASOP_031_A07 · PP-QC-SP-002/26 · Ден | Day 1</w:t>
+            </w:r>
+          </w:p>
+        </w:tc>
+        <w:tc>
+          <w:tcPr>
+            <w:tcW w:type="dxa" w:w="5953"/>
+          </w:tcPr>
+          <w:p>
+            <w:pPr>
+              <w:spacing w:before="0" w:after="0"/>
+              <w:jc w:val="left"/>
+            </w:pPr>
+            <w:r>
+              <w:rPr>
+                <w:rFonts w:ascii="Calibri" w:hAnsi="Calibri" w:eastAsia="Calibri"/>
+                <w:b w:val="0"/>
+                <w:i w:val="0"/>
+                <w:color w:val="595959"/>
+                <w:sz w:val="13"/>
+              </w:rPr>
+              <w:t>Намена на мостра, анализа | Sample intended use, assay</w:t>
+            </w:r>
+          </w:p>
+          <w:p>
+            <w:pPr>
+              <w:spacing w:before="0" w:after="0"/>
+              <w:jc w:val="left"/>
+            </w:pPr>
+            <w:r>
+              <w:rPr>
+                <w:rFonts w:ascii="Calibri" w:hAnsi="Calibri" w:eastAsia="Calibri"/>
+                <w:b/>
+                <w:i w:val="0"/>
+                <w:color w:val="2B547E"/>
+                <w:sz w:val="18"/>
+              </w:rPr>
+              <w:t>Мостра за испитување на Губиток при сушење</w:t>
+            </w:r>
+            <w:r>
+              <w:rPr>
+                <w:rFonts w:ascii="Calibri" w:hAnsi="Calibri" w:eastAsia="Calibri"/>
+                <w:b/>
+                <w:i w:val="0"/>
+                <w:color w:val="2B547E"/>
+                <w:sz w:val="15"/>
+              </w:rPr>
+              <w:t xml:space="preserve"> | Loss on Drying Test Sample</w:t>
+            </w:r>
+          </w:p>
+          <w:p>
+            <w:pPr>
+              <w:spacing w:before="30" w:after="0"/>
+              <w:jc w:val="left"/>
+            </w:pPr>
+            <w:r>
+              <w:rPr>
+                <w:rFonts w:ascii="Calibri" w:hAnsi="Calibri" w:eastAsia="Calibri"/>
+                <w:b w:val="0"/>
+                <w:i w:val="0"/>
+                <w:color w:val="595959"/>
+                <w:sz w:val="13"/>
+              </w:rPr>
+              <w:t>Опис на Материјал | Material Description</w:t>
+            </w:r>
+          </w:p>
+          <w:p>
+            <w:pPr>
+              <w:spacing w:before="0" w:after="0"/>
+              <w:jc w:val="left"/>
+            </w:pPr>
+            <w:r>
+              <w:rPr>
+                <w:rFonts w:ascii="Calibri" w:hAnsi="Calibri" w:eastAsia="Calibri"/>
+                <w:b w:val="0"/>
+                <w:i w:val="0"/>
+                <w:color w:val="000000"/>
+                <w:sz w:val="15"/>
+              </w:rPr>
+              <w:t>Сув Цвет од Канабис за медицинска употреба | Dry Cannabis Flower for Medical Use</w:t>
+            </w:r>
+          </w:p>
+          <w:p>
+            <w:pPr>
+              <w:spacing w:before="30" w:after="0"/>
+              <w:jc w:val="left"/>
+            </w:pPr>
+            <w:r>
+              <w:rPr>
+                <w:rFonts w:ascii="Calibri" w:hAnsi="Calibri" w:eastAsia="Calibri"/>
+                <w:b w:val="0"/>
+                <w:i w:val="0"/>
+                <w:color w:val="595959"/>
+                <w:sz w:val="13"/>
+              </w:rPr>
+              <w:t xml:space="preserve">Сорта и/или ID код на растение | Strain and/or Plant ID: </w:t>
+            </w:r>
+            <w:r>
+              <w:rPr>
+                <w:rFonts w:ascii="Calibri" w:hAnsi="Calibri" w:eastAsia="Calibri"/>
+                <w:b/>
+                <w:i w:val="0"/>
+                <w:color w:val="000000"/>
+                <w:sz w:val="15"/>
+              </w:rPr>
+              <w:t>Grape Pie</w:t>
+            </w:r>
+          </w:p>
+          <w:p>
+            <w:pPr>
+              <w:spacing w:before="30" w:after="0"/>
+              <w:jc w:val="left"/>
+            </w:pPr>
+            <w:r>
+              <w:rPr>
+                <w:rFonts w:ascii="Calibri" w:hAnsi="Calibri" w:eastAsia="Calibri"/>
+                <w:b w:val="0"/>
+                <w:i w:val="0"/>
+                <w:color w:val="595959"/>
+                <w:sz w:val="13"/>
+              </w:rPr>
+              <w:t xml:space="preserve">ID код на мостра (sID) | Sample ID code (sID): </w:t>
+            </w:r>
+            <w:r>
+              <w:rPr>
+                <w:rFonts w:ascii="Calibri" w:hAnsi="Calibri" w:eastAsia="Calibri"/>
+                <w:b/>
+                <w:i w:val="0"/>
+                <w:color w:val="000000"/>
+                <w:sz w:val="17"/>
+              </w:rPr>
+              <w:t>____/26_SFR-PC-___</w:t>
+            </w:r>
+          </w:p>
+          <w:p>
+            <w:pPr>
+              <w:spacing w:before="30" w:after="0"/>
+              <w:jc w:val="left"/>
+            </w:pPr>
+            <w:r>
+              <w:rPr>
+                <w:rFonts w:ascii="Calibri" w:hAnsi="Calibri" w:eastAsia="Calibri"/>
+                <w:b w:val="0"/>
+                <w:i w:val="0"/>
+                <w:color w:val="595959"/>
+                <w:sz w:val="13"/>
+              </w:rPr>
+              <w:t xml:space="preserve">Серија / Лот бр. | Batch / Lot No.: </w:t>
+            </w:r>
+            <w:r>
+              <w:rPr>
+                <w:rFonts w:ascii="Calibri" w:hAnsi="Calibri" w:eastAsia="Calibri"/>
+                <w:b/>
+                <w:i w:val="0"/>
+                <w:color w:val="000000"/>
+                <w:sz w:val="17"/>
+              </w:rPr>
+              <w:t>GP082501/1 · P050312</w:t>
+            </w:r>
+          </w:p>
+          <w:p>
+            <w:pPr>
+              <w:spacing w:before="30" w:after="0"/>
+              <w:jc w:val="left"/>
+            </w:pPr>
+            <w:r>
+              <w:rPr>
+                <w:rFonts w:ascii="Calibri" w:hAnsi="Calibri" w:eastAsia="Calibri"/>
+                <w:b w:val="0"/>
+                <w:i w:val="0"/>
+                <w:color w:val="595959"/>
+                <w:sz w:val="13"/>
+              </w:rPr>
+              <w:t xml:space="preserve">Датум на берба | Date of harvest: </w:t>
+            </w:r>
+            <w:r>
+              <w:rPr>
+                <w:rFonts w:ascii="Calibri" w:hAnsi="Calibri" w:eastAsia="Calibri"/>
+                <w:b w:val="0"/>
+                <w:i w:val="0"/>
+                <w:color w:val="000000"/>
+                <w:sz w:val="15"/>
+              </w:rPr>
+              <w:t>19.11.2025 – 20.11.2025</w:t>
+            </w:r>
+          </w:p>
+          <w:p>
+            <w:pPr>
+              <w:spacing w:before="30" w:after="0"/>
+              <w:jc w:val="left"/>
+            </w:pPr>
+            <w:r>
+              <w:rPr>
+                <w:rFonts w:ascii="Calibri" w:hAnsi="Calibri" w:eastAsia="Calibri"/>
+                <w:b w:val="0"/>
+                <w:i w:val="0"/>
+                <w:color w:val="595959"/>
+                <w:sz w:val="13"/>
+              </w:rPr>
+              <w:t xml:space="preserve">Датум на пакување | Date of packaging: </w:t>
+            </w:r>
+            <w:r>
+              <w:rPr>
+                <w:rFonts w:ascii="Calibri" w:hAnsi="Calibri" w:eastAsia="Calibri"/>
+                <w:b w:val="0"/>
+                <w:i w:val="0"/>
+                <w:color w:val="000000"/>
+                <w:sz w:val="15"/>
+              </w:rPr>
+              <w:t>23.12.2025</w:t>
+            </w:r>
+          </w:p>
+          <w:p>
+            <w:pPr>
+              <w:spacing w:before="30" w:after="0"/>
+              <w:jc w:val="left"/>
+            </w:pPr>
+            <w:r>
+              <w:rPr>
+                <w:rFonts w:ascii="Calibri" w:hAnsi="Calibri" w:eastAsia="Calibri"/>
+                <w:b w:val="0"/>
+                <w:i w:val="0"/>
+                <w:color w:val="595959"/>
+                <w:sz w:val="13"/>
+              </w:rPr>
+              <w:t xml:space="preserve">Нето (g) | Net (g): </w:t>
+            </w:r>
+            <w:r>
+              <w:rPr>
+                <w:rFonts w:ascii="Calibri" w:hAnsi="Calibri" w:eastAsia="Calibri"/>
+                <w:b w:val="0"/>
+                <w:i w:val="0"/>
+                <w:color w:val="000000"/>
+                <w:sz w:val="15"/>
+              </w:rPr>
+              <w:t>________</w:t>
+            </w:r>
+            <w:r>
+              <w:rPr>
+                <w:rFonts w:ascii="Calibri" w:hAnsi="Calibri" w:eastAsia="Calibri"/>
+                <w:b w:val="0"/>
+                <w:i w:val="0"/>
+                <w:color w:val="595959"/>
+                <w:sz w:val="13"/>
+              </w:rPr>
+              <w:t xml:space="preserve">     Бруто (g) | Gross (g): </w:t>
+            </w:r>
+            <w:r>
+              <w:rPr>
+                <w:rFonts w:ascii="Calibri" w:hAnsi="Calibri" w:eastAsia="Calibri"/>
+                <w:b w:val="0"/>
+                <w:i w:val="0"/>
+                <w:color w:val="000000"/>
+                <w:sz w:val="15"/>
+              </w:rPr>
+              <w:t>________</w:t>
+            </w:r>
+          </w:p>
+          <w:p>
+            <w:pPr>
+              <w:spacing w:before="30" w:after="0"/>
+              <w:jc w:val="left"/>
+            </w:pPr>
+            <w:r>
+              <w:rPr>
+                <w:rFonts w:ascii="Calibri" w:hAnsi="Calibri" w:eastAsia="Calibri"/>
+                <w:b w:val="0"/>
+                <w:i w:val="0"/>
+                <w:color w:val="595959"/>
+                <w:sz w:val="13"/>
+              </w:rPr>
+              <w:t xml:space="preserve">Услови за чување | Storage condition: </w:t>
+            </w:r>
+            <w:r>
+              <w:rPr>
+                <w:rFonts w:ascii="Calibri" w:hAnsi="Calibri" w:eastAsia="Calibri"/>
+                <w:b w:val="0"/>
+                <w:i w:val="0"/>
+                <w:color w:val="000000"/>
+                <w:sz w:val="13"/>
+              </w:rPr>
+              <w:t>Да се чува на суво и темно место на температура од 15-25°C | Store in a dry, dark place at 15-25°C</w:t>
+            </w:r>
+          </w:p>
+          <w:p>
+            <w:pPr>
+              <w:spacing w:before="30" w:after="0"/>
+              <w:jc w:val="left"/>
+            </w:pPr>
+            <w:r>
+              <w:rPr>
+                <w:rFonts w:ascii="Calibri" w:hAnsi="Calibri" w:eastAsia="Calibri"/>
+                <w:b w:val="0"/>
+                <w:i w:val="0"/>
+                <w:color w:val="595959"/>
+                <w:sz w:val="13"/>
+              </w:rPr>
+              <w:t xml:space="preserve">Датум на мострирање | Date of sampling: </w:t>
+            </w:r>
+            <w:r>
+              <w:rPr>
+                <w:rFonts w:ascii="Calibri" w:hAnsi="Calibri" w:eastAsia="Calibri"/>
+                <w:b w:val="0"/>
+                <w:i w:val="0"/>
+                <w:color w:val="000000"/>
+                <w:sz w:val="15"/>
+              </w:rPr>
+              <w:t>__________</w:t>
+            </w:r>
+            <w:r>
+              <w:rPr>
+                <w:rFonts w:ascii="Calibri" w:hAnsi="Calibri" w:eastAsia="Calibri"/>
+                <w:b w:val="0"/>
+                <w:i w:val="0"/>
+                <w:color w:val="595959"/>
+                <w:sz w:val="13"/>
+              </w:rPr>
+              <w:t xml:space="preserve">   Мострирано од | Sampled by: </w:t>
+            </w:r>
+            <w:r>
+              <w:rPr>
+                <w:rFonts w:ascii="Calibri" w:hAnsi="Calibri" w:eastAsia="Calibri"/>
+                <w:b w:val="0"/>
+                <w:i w:val="0"/>
+                <w:color w:val="000000"/>
+                <w:sz w:val="15"/>
+              </w:rPr>
+              <w:t>__________</w:t>
+            </w:r>
+          </w:p>
+          <w:p>
+            <w:pPr>
+              <w:spacing w:before="20" w:after="0"/>
+              <w:jc w:val="right"/>
+            </w:pPr>
+            <w:r>
+              <w:rPr>
+                <w:rFonts w:ascii="Calibri" w:hAnsi="Calibri" w:eastAsia="Calibri"/>
+                <w:b w:val="0"/>
+                <w:i w:val="0"/>
+                <w:color w:val="595959"/>
+                <w:sz w:val="12"/>
+              </w:rPr>
+              <w:t>QASOP_031_A07 · PP-QC-SP-002/26 · Ден | Day 1</w:t>
+            </w:r>
+          </w:p>
+        </w:tc>
+      </w:tr>
+      <w:tr>
+        <w:trPr>
+          <w:trHeight w:val="4201" w:hRule="exact"/>
+          <w:cantSplit/>
+        </w:trPr>
+        <w:tc>
+          <w:tcPr>
+            <w:tcW w:type="dxa" w:w="5953"/>
+          </w:tcPr>
+          <w:p>
+            <w:pPr>
+              <w:spacing w:before="0" w:after="0"/>
+              <w:jc w:val="left"/>
+            </w:pPr>
+            <w:r>
+              <w:rPr>
+                <w:rFonts w:ascii="Calibri" w:hAnsi="Calibri" w:eastAsia="Calibri"/>
+                <w:b w:val="0"/>
+                <w:i w:val="0"/>
+                <w:color w:val="595959"/>
+                <w:sz w:val="13"/>
+              </w:rPr>
+              <w:t>Намена на мостра, анализа | Sample intended use, assay</w:t>
+            </w:r>
+          </w:p>
+          <w:p>
+            <w:pPr>
+              <w:spacing w:before="0" w:after="0"/>
+              <w:jc w:val="left"/>
+            </w:pPr>
+            <w:r>
+              <w:rPr>
+                <w:rFonts w:ascii="Calibri" w:hAnsi="Calibri" w:eastAsia="Calibri"/>
+                <w:b/>
+                <w:i w:val="0"/>
+                <w:color w:val="2B547E"/>
+                <w:sz w:val="18"/>
+              </w:rPr>
+              <w:t>Мостра за испитување на Губиток при сушење</w:t>
+            </w:r>
+            <w:r>
+              <w:rPr>
+                <w:rFonts w:ascii="Calibri" w:hAnsi="Calibri" w:eastAsia="Calibri"/>
+                <w:b/>
+                <w:i w:val="0"/>
+                <w:color w:val="2B547E"/>
+                <w:sz w:val="15"/>
+              </w:rPr>
+              <w:t xml:space="preserve"> | Loss on Drying Test Sample</w:t>
+            </w:r>
+          </w:p>
+          <w:p>
+            <w:pPr>
+              <w:spacing w:before="30" w:after="0"/>
+              <w:jc w:val="left"/>
+            </w:pPr>
+            <w:r>
+              <w:rPr>
+                <w:rFonts w:ascii="Calibri" w:hAnsi="Calibri" w:eastAsia="Calibri"/>
+                <w:b w:val="0"/>
+                <w:i w:val="0"/>
+                <w:color w:val="595959"/>
+                <w:sz w:val="13"/>
+              </w:rPr>
+              <w:t>Опис на Материјал | Material Description</w:t>
+            </w:r>
+          </w:p>
+          <w:p>
+            <w:pPr>
+              <w:spacing w:before="0" w:after="0"/>
+              <w:jc w:val="left"/>
+            </w:pPr>
+            <w:r>
+              <w:rPr>
+                <w:rFonts w:ascii="Calibri" w:hAnsi="Calibri" w:eastAsia="Calibri"/>
+                <w:b w:val="0"/>
+                <w:i w:val="0"/>
+                <w:color w:val="000000"/>
+                <w:sz w:val="15"/>
+              </w:rPr>
+              <w:t>Сув Цвет од Канабис за медицинска употреба | Dry Cannabis Flower for Medical Use</w:t>
+            </w:r>
+          </w:p>
+          <w:p>
+            <w:pPr>
+              <w:spacing w:before="30" w:after="0"/>
+              <w:jc w:val="left"/>
+            </w:pPr>
+            <w:r>
+              <w:rPr>
+                <w:rFonts w:ascii="Calibri" w:hAnsi="Calibri" w:eastAsia="Calibri"/>
+                <w:b w:val="0"/>
+                <w:i w:val="0"/>
+                <w:color w:val="595959"/>
+                <w:sz w:val="13"/>
+              </w:rPr>
+              <w:t xml:space="preserve">Сорта и/или ID код на растение | Strain and/or Plant ID: </w:t>
+            </w:r>
+            <w:r>
+              <w:rPr>
+                <w:rFonts w:ascii="Calibri" w:hAnsi="Calibri" w:eastAsia="Calibri"/>
+                <w:b/>
+                <w:i w:val="0"/>
+                <w:color w:val="000000"/>
+                <w:sz w:val="15"/>
+              </w:rPr>
+              <w:t>Grape Pie</w:t>
+            </w:r>
+          </w:p>
+          <w:p>
+            <w:pPr>
+              <w:spacing w:before="30" w:after="0"/>
+              <w:jc w:val="left"/>
+            </w:pPr>
+            <w:r>
+              <w:rPr>
+                <w:rFonts w:ascii="Calibri" w:hAnsi="Calibri" w:eastAsia="Calibri"/>
+                <w:b w:val="0"/>
+                <w:i w:val="0"/>
+                <w:color w:val="595959"/>
+                <w:sz w:val="13"/>
+              </w:rPr>
+              <w:t xml:space="preserve">ID код на мостра (sID) | Sample ID code (sID): </w:t>
+            </w:r>
+            <w:r>
+              <w:rPr>
+                <w:rFonts w:ascii="Calibri" w:hAnsi="Calibri" w:eastAsia="Calibri"/>
+                <w:b/>
+                <w:i w:val="0"/>
+                <w:color w:val="000000"/>
+                <w:sz w:val="17"/>
+              </w:rPr>
+              <w:t>____/26_SFR-PC-___</w:t>
+            </w:r>
+          </w:p>
+          <w:p>
+            <w:pPr>
+              <w:spacing w:before="30" w:after="0"/>
+              <w:jc w:val="left"/>
+            </w:pPr>
+            <w:r>
+              <w:rPr>
+                <w:rFonts w:ascii="Calibri" w:hAnsi="Calibri" w:eastAsia="Calibri"/>
+                <w:b w:val="0"/>
+                <w:i w:val="0"/>
+                <w:color w:val="595959"/>
+                <w:sz w:val="13"/>
+              </w:rPr>
+              <w:t xml:space="preserve">Серија / Лот бр. | Batch / Lot No.: </w:t>
+            </w:r>
+            <w:r>
+              <w:rPr>
+                <w:rFonts w:ascii="Calibri" w:hAnsi="Calibri" w:eastAsia="Calibri"/>
+                <w:b/>
+                <w:i w:val="0"/>
+                <w:color w:val="000000"/>
+                <w:sz w:val="17"/>
+              </w:rPr>
+              <w:t>GP092501 · P060092</w:t>
+            </w:r>
+          </w:p>
+          <w:p>
+            <w:pPr>
+              <w:spacing w:before="30" w:after="0"/>
+              <w:jc w:val="left"/>
+            </w:pPr>
+            <w:r>
+              <w:rPr>
+                <w:rFonts w:ascii="Calibri" w:hAnsi="Calibri" w:eastAsia="Calibri"/>
+                <w:b w:val="0"/>
+                <w:i w:val="0"/>
+                <w:color w:val="595959"/>
+                <w:sz w:val="13"/>
+              </w:rPr>
+              <w:t xml:space="preserve">Датум на берба | Date of harvest: </w:t>
+            </w:r>
+            <w:r>
+              <w:rPr>
+                <w:rFonts w:ascii="Calibri" w:hAnsi="Calibri" w:eastAsia="Calibri"/>
+                <w:b w:val="0"/>
+                <w:i w:val="0"/>
+                <w:color w:val="000000"/>
+                <w:sz w:val="15"/>
+              </w:rPr>
+              <w:t>16.12.2025 – 17.12.2025</w:t>
+            </w:r>
+          </w:p>
+          <w:p>
+            <w:pPr>
+              <w:spacing w:before="30" w:after="0"/>
+              <w:jc w:val="left"/>
+            </w:pPr>
+            <w:r>
+              <w:rPr>
+                <w:rFonts w:ascii="Calibri" w:hAnsi="Calibri" w:eastAsia="Calibri"/>
+                <w:b w:val="0"/>
+                <w:i w:val="0"/>
+                <w:color w:val="595959"/>
+                <w:sz w:val="13"/>
+              </w:rPr>
+              <w:t xml:space="preserve">Датум на пакување | Date of packaging: </w:t>
+            </w:r>
+            <w:r>
+              <w:rPr>
+                <w:rFonts w:ascii="Calibri" w:hAnsi="Calibri" w:eastAsia="Calibri"/>
+                <w:b w:val="0"/>
+                <w:i w:val="0"/>
+                <w:color w:val="000000"/>
+                <w:sz w:val="15"/>
+              </w:rPr>
+              <w:t>03.02.2026</w:t>
+            </w:r>
+          </w:p>
+          <w:p>
+            <w:pPr>
+              <w:spacing w:before="30" w:after="0"/>
+              <w:jc w:val="left"/>
+            </w:pPr>
+            <w:r>
+              <w:rPr>
+                <w:rFonts w:ascii="Calibri" w:hAnsi="Calibri" w:eastAsia="Calibri"/>
+                <w:b w:val="0"/>
+                <w:i w:val="0"/>
+                <w:color w:val="595959"/>
+                <w:sz w:val="13"/>
+              </w:rPr>
+              <w:t xml:space="preserve">Нето (g) | Net (g): </w:t>
+            </w:r>
+            <w:r>
+              <w:rPr>
+                <w:rFonts w:ascii="Calibri" w:hAnsi="Calibri" w:eastAsia="Calibri"/>
+                <w:b w:val="0"/>
+                <w:i w:val="0"/>
+                <w:color w:val="000000"/>
+                <w:sz w:val="15"/>
+              </w:rPr>
+              <w:t>________</w:t>
+            </w:r>
+            <w:r>
+              <w:rPr>
+                <w:rFonts w:ascii="Calibri" w:hAnsi="Calibri" w:eastAsia="Calibri"/>
+                <w:b w:val="0"/>
+                <w:i w:val="0"/>
+                <w:color w:val="595959"/>
+                <w:sz w:val="13"/>
+              </w:rPr>
+              <w:t xml:space="preserve">     Бруто (g) | Gross (g): </w:t>
+            </w:r>
+            <w:r>
+              <w:rPr>
+                <w:rFonts w:ascii="Calibri" w:hAnsi="Calibri" w:eastAsia="Calibri"/>
+                <w:b w:val="0"/>
+                <w:i w:val="0"/>
+                <w:color w:val="000000"/>
+                <w:sz w:val="15"/>
+              </w:rPr>
+              <w:t>________</w:t>
+            </w:r>
+          </w:p>
+          <w:p>
+            <w:pPr>
+              <w:spacing w:before="30" w:after="0"/>
+              <w:jc w:val="left"/>
+            </w:pPr>
+            <w:r>
+              <w:rPr>
+                <w:rFonts w:ascii="Calibri" w:hAnsi="Calibri" w:eastAsia="Calibri"/>
+                <w:b w:val="0"/>
+                <w:i w:val="0"/>
+                <w:color w:val="595959"/>
+                <w:sz w:val="13"/>
+              </w:rPr>
+              <w:t xml:space="preserve">Услови за чување | Storage condition: </w:t>
+            </w:r>
+            <w:r>
+              <w:rPr>
+                <w:rFonts w:ascii="Calibri" w:hAnsi="Calibri" w:eastAsia="Calibri"/>
+                <w:b w:val="0"/>
+                <w:i w:val="0"/>
+                <w:color w:val="000000"/>
+                <w:sz w:val="13"/>
+              </w:rPr>
+              <w:t>Да се чува на суво и темно место на температура од 15-25°C | Store in a dry, dark place at 15-25°C</w:t>
+            </w:r>
+          </w:p>
+          <w:p>
+            <w:pPr>
+              <w:spacing w:before="30" w:after="0"/>
+              <w:jc w:val="left"/>
+            </w:pPr>
+            <w:r>
+              <w:rPr>
+                <w:rFonts w:ascii="Calibri" w:hAnsi="Calibri" w:eastAsia="Calibri"/>
+                <w:b w:val="0"/>
+                <w:i w:val="0"/>
+                <w:color w:val="595959"/>
+                <w:sz w:val="13"/>
+              </w:rPr>
+              <w:t xml:space="preserve">Датум на мострирање | Date of sampling: </w:t>
+            </w:r>
+            <w:r>
+              <w:rPr>
+                <w:rFonts w:ascii="Calibri" w:hAnsi="Calibri" w:eastAsia="Calibri"/>
+                <w:b w:val="0"/>
+                <w:i w:val="0"/>
+                <w:color w:val="000000"/>
+                <w:sz w:val="15"/>
+              </w:rPr>
+              <w:t>__________</w:t>
+            </w:r>
+            <w:r>
+              <w:rPr>
+                <w:rFonts w:ascii="Calibri" w:hAnsi="Calibri" w:eastAsia="Calibri"/>
+                <w:b w:val="0"/>
+                <w:i w:val="0"/>
+                <w:color w:val="595959"/>
+                <w:sz w:val="13"/>
+              </w:rPr>
+              <w:t xml:space="preserve">   Мострирано од | Sampled by: </w:t>
+            </w:r>
+            <w:r>
+              <w:rPr>
+                <w:rFonts w:ascii="Calibri" w:hAnsi="Calibri" w:eastAsia="Calibri"/>
+                <w:b w:val="0"/>
+                <w:i w:val="0"/>
+                <w:color w:val="000000"/>
+                <w:sz w:val="15"/>
+              </w:rPr>
+              <w:t>__________</w:t>
+            </w:r>
+          </w:p>
+          <w:p>
+            <w:pPr>
+              <w:spacing w:before="20" w:after="0"/>
+              <w:jc w:val="right"/>
+            </w:pPr>
+            <w:r>
+              <w:rPr>
+                <w:rFonts w:ascii="Calibri" w:hAnsi="Calibri" w:eastAsia="Calibri"/>
+                <w:b w:val="0"/>
+                <w:i w:val="0"/>
+                <w:color w:val="595959"/>
+                <w:sz w:val="12"/>
+              </w:rPr>
+              <w:t>QASOP_031_A07 · PP-QC-SP-002/26 · Ден | Day 1</w:t>
+            </w:r>
+          </w:p>
+        </w:tc>
+        <w:tc>
+          <w:tcPr>
+            <w:tcW w:type="dxa" w:w="5953"/>
+          </w:tcPr>
+          <w:p>
+            <w:pPr>
+              <w:spacing w:before="0" w:after="0"/>
+              <w:jc w:val="left"/>
+            </w:pPr>
+            <w:r>
+              <w:rPr>
+                <w:rFonts w:ascii="Calibri" w:hAnsi="Calibri" w:eastAsia="Calibri"/>
+                <w:b w:val="0"/>
+                <w:i w:val="0"/>
+                <w:color w:val="595959"/>
+                <w:sz w:val="13"/>
+              </w:rPr>
+              <w:t>Намена на мостра, анализа | Sample intended use, assay</w:t>
+            </w:r>
+          </w:p>
+          <w:p>
+            <w:pPr>
+              <w:spacing w:before="0" w:after="0"/>
+              <w:jc w:val="left"/>
+            </w:pPr>
+            <w:r>
+              <w:rPr>
+                <w:rFonts w:ascii="Calibri" w:hAnsi="Calibri" w:eastAsia="Calibri"/>
+                <w:b/>
+                <w:i w:val="0"/>
+                <w:color w:val="2B547E"/>
+                <w:sz w:val="18"/>
+              </w:rPr>
+              <w:t>Мостра за испитување на Губиток при сушење</w:t>
+            </w:r>
+            <w:r>
+              <w:rPr>
+                <w:rFonts w:ascii="Calibri" w:hAnsi="Calibri" w:eastAsia="Calibri"/>
+                <w:b/>
+                <w:i w:val="0"/>
+                <w:color w:val="2B547E"/>
+                <w:sz w:val="15"/>
+              </w:rPr>
+              <w:t xml:space="preserve"> | Loss on Drying Test Sample</w:t>
+            </w:r>
+          </w:p>
+          <w:p>
+            <w:pPr>
+              <w:spacing w:before="30" w:after="0"/>
+              <w:jc w:val="left"/>
+            </w:pPr>
+            <w:r>
+              <w:rPr>
+                <w:rFonts w:ascii="Calibri" w:hAnsi="Calibri" w:eastAsia="Calibri"/>
+                <w:b w:val="0"/>
+                <w:i w:val="0"/>
+                <w:color w:val="595959"/>
+                <w:sz w:val="13"/>
+              </w:rPr>
+              <w:t>Опис на Материјал | Material Description</w:t>
+            </w:r>
+          </w:p>
+          <w:p>
+            <w:pPr>
+              <w:spacing w:before="0" w:after="0"/>
+              <w:jc w:val="left"/>
+            </w:pPr>
+            <w:r>
+              <w:rPr>
+                <w:rFonts w:ascii="Calibri" w:hAnsi="Calibri" w:eastAsia="Calibri"/>
+                <w:b w:val="0"/>
+                <w:i w:val="0"/>
+                <w:color w:val="000000"/>
+                <w:sz w:val="15"/>
+              </w:rPr>
+              <w:t>Сув Цвет од Канабис за медицинска употреба | Dry Cannabis Flower for Medical Use</w:t>
+            </w:r>
+          </w:p>
+          <w:p>
+            <w:pPr>
+              <w:spacing w:before="30" w:after="0"/>
+              <w:jc w:val="left"/>
+            </w:pPr>
+            <w:r>
+              <w:rPr>
+                <w:rFonts w:ascii="Calibri" w:hAnsi="Calibri" w:eastAsia="Calibri"/>
+                <w:b w:val="0"/>
+                <w:i w:val="0"/>
+                <w:color w:val="595959"/>
+                <w:sz w:val="13"/>
+              </w:rPr>
+              <w:t xml:space="preserve">Сорта и/или ID код на растение | Strain and/or Plant ID: </w:t>
+            </w:r>
+            <w:r>
+              <w:rPr>
+                <w:rFonts w:ascii="Calibri" w:hAnsi="Calibri" w:eastAsia="Calibri"/>
+                <w:b/>
+                <w:i w:val="0"/>
+                <w:color w:val="000000"/>
+                <w:sz w:val="15"/>
+              </w:rPr>
+              <w:t>Grapes And Cream</w:t>
+            </w:r>
+          </w:p>
+          <w:p>
+            <w:pPr>
+              <w:spacing w:before="30" w:after="0"/>
+              <w:jc w:val="left"/>
+            </w:pPr>
+            <w:r>
+              <w:rPr>
+                <w:rFonts w:ascii="Calibri" w:hAnsi="Calibri" w:eastAsia="Calibri"/>
+                <w:b w:val="0"/>
+                <w:i w:val="0"/>
+                <w:color w:val="595959"/>
+                <w:sz w:val="13"/>
+              </w:rPr>
+              <w:t xml:space="preserve">ID код на мостра (sID) | Sample ID code (sID): </w:t>
+            </w:r>
+            <w:r>
+              <w:rPr>
+                <w:rFonts w:ascii="Calibri" w:hAnsi="Calibri" w:eastAsia="Calibri"/>
+                <w:b/>
+                <w:i w:val="0"/>
+                <w:color w:val="000000"/>
+                <w:sz w:val="17"/>
+              </w:rPr>
+              <w:t>____/26_SFR-PC-___</w:t>
+            </w:r>
+          </w:p>
+          <w:p>
+            <w:pPr>
+              <w:spacing w:before="30" w:after="0"/>
+              <w:jc w:val="left"/>
+            </w:pPr>
+            <w:r>
+              <w:rPr>
+                <w:rFonts w:ascii="Calibri" w:hAnsi="Calibri" w:eastAsia="Calibri"/>
+                <w:b w:val="0"/>
+                <w:i w:val="0"/>
+                <w:color w:val="595959"/>
+                <w:sz w:val="13"/>
+              </w:rPr>
+              <w:t xml:space="preserve">Серија / Лот бр. | Batch / Lot No.: </w:t>
+            </w:r>
+            <w:r>
+              <w:rPr>
+                <w:rFonts w:ascii="Calibri" w:hAnsi="Calibri" w:eastAsia="Calibri"/>
+                <w:b/>
+                <w:i w:val="0"/>
+                <w:color w:val="000000"/>
+                <w:sz w:val="17"/>
+              </w:rPr>
+              <w:t>GRC102501/2 · P060182</w:t>
+            </w:r>
+          </w:p>
+          <w:p>
+            <w:pPr>
+              <w:spacing w:before="30" w:after="0"/>
+              <w:jc w:val="left"/>
+            </w:pPr>
+            <w:r>
+              <w:rPr>
+                <w:rFonts w:ascii="Calibri" w:hAnsi="Calibri" w:eastAsia="Calibri"/>
+                <w:b w:val="0"/>
+                <w:i w:val="0"/>
+                <w:color w:val="595959"/>
+                <w:sz w:val="13"/>
+              </w:rPr>
+              <w:t xml:space="preserve">Датум на берба | Date of harvest: </w:t>
+            </w:r>
+            <w:r>
+              <w:rPr>
+                <w:rFonts w:ascii="Calibri" w:hAnsi="Calibri" w:eastAsia="Calibri"/>
+                <w:b w:val="0"/>
+                <w:i w:val="0"/>
+                <w:color w:val="000000"/>
+                <w:sz w:val="15"/>
+              </w:rPr>
+              <w:t>20.01.2026</w:t>
+            </w:r>
+          </w:p>
+          <w:p>
+            <w:pPr>
+              <w:spacing w:before="30" w:after="0"/>
+              <w:jc w:val="left"/>
+            </w:pPr>
+            <w:r>
+              <w:rPr>
+                <w:rFonts w:ascii="Calibri" w:hAnsi="Calibri" w:eastAsia="Calibri"/>
+                <w:b w:val="0"/>
+                <w:i w:val="0"/>
+                <w:color w:val="595959"/>
+                <w:sz w:val="13"/>
+              </w:rPr>
+              <w:t xml:space="preserve">Датум на пакување | Date of packaging: </w:t>
+            </w:r>
+            <w:r>
+              <w:rPr>
+                <w:rFonts w:ascii="Calibri" w:hAnsi="Calibri" w:eastAsia="Calibri"/>
+                <w:b w:val="0"/>
+                <w:i w:val="0"/>
+                <w:color w:val="000000"/>
+                <w:sz w:val="15"/>
+              </w:rPr>
+              <w:t>14.03.2026</w:t>
+            </w:r>
+          </w:p>
+          <w:p>
+            <w:pPr>
+              <w:spacing w:before="30" w:after="0"/>
+              <w:jc w:val="left"/>
+            </w:pPr>
+            <w:r>
+              <w:rPr>
+                <w:rFonts w:ascii="Calibri" w:hAnsi="Calibri" w:eastAsia="Calibri"/>
+                <w:b w:val="0"/>
+                <w:i w:val="0"/>
+                <w:color w:val="595959"/>
+                <w:sz w:val="13"/>
+              </w:rPr>
+              <w:t xml:space="preserve">Нето (g) | Net (g): </w:t>
+            </w:r>
+            <w:r>
+              <w:rPr>
+                <w:rFonts w:ascii="Calibri" w:hAnsi="Calibri" w:eastAsia="Calibri"/>
+                <w:b w:val="0"/>
+                <w:i w:val="0"/>
+                <w:color w:val="000000"/>
+                <w:sz w:val="15"/>
+              </w:rPr>
+              <w:t>________</w:t>
+            </w:r>
+            <w:r>
+              <w:rPr>
+                <w:rFonts w:ascii="Calibri" w:hAnsi="Calibri" w:eastAsia="Calibri"/>
+                <w:b w:val="0"/>
+                <w:i w:val="0"/>
+                <w:color w:val="595959"/>
+                <w:sz w:val="13"/>
+              </w:rPr>
+              <w:t xml:space="preserve">     Бруто (g) | Gross (g): </w:t>
+            </w:r>
+            <w:r>
+              <w:rPr>
+                <w:rFonts w:ascii="Calibri" w:hAnsi="Calibri" w:eastAsia="Calibri"/>
+                <w:b w:val="0"/>
+                <w:i w:val="0"/>
+                <w:color w:val="000000"/>
+                <w:sz w:val="15"/>
+              </w:rPr>
+              <w:t>________</w:t>
+            </w:r>
+          </w:p>
+          <w:p>
+            <w:pPr>
+              <w:spacing w:before="30" w:after="0"/>
+              <w:jc w:val="left"/>
+            </w:pPr>
+            <w:r>
+              <w:rPr>
+                <w:rFonts w:ascii="Calibri" w:hAnsi="Calibri" w:eastAsia="Calibri"/>
+                <w:b w:val="0"/>
+                <w:i w:val="0"/>
+                <w:color w:val="595959"/>
+                <w:sz w:val="13"/>
+              </w:rPr>
+              <w:t xml:space="preserve">Услови за чување | Storage condition: </w:t>
+            </w:r>
+            <w:r>
+              <w:rPr>
+                <w:rFonts w:ascii="Calibri" w:hAnsi="Calibri" w:eastAsia="Calibri"/>
+                <w:b w:val="0"/>
+                <w:i w:val="0"/>
+                <w:color w:val="000000"/>
+                <w:sz w:val="13"/>
+              </w:rPr>
+              <w:t>Да се чува на суво и темно место на температура од 15-25°C | Store in a dry, dark place at 15-25°C</w:t>
+            </w:r>
+          </w:p>
+          <w:p>
+            <w:pPr>
+              <w:spacing w:before="30" w:after="0"/>
+              <w:jc w:val="left"/>
+            </w:pPr>
+            <w:r>
+              <w:rPr>
+                <w:rFonts w:ascii="Calibri" w:hAnsi="Calibri" w:eastAsia="Calibri"/>
+                <w:b w:val="0"/>
+                <w:i w:val="0"/>
+                <w:color w:val="595959"/>
+                <w:sz w:val="13"/>
+              </w:rPr>
+              <w:t xml:space="preserve">Датум на мострирање | Date of sampling: </w:t>
+            </w:r>
+            <w:r>
+              <w:rPr>
+                <w:rFonts w:ascii="Calibri" w:hAnsi="Calibri" w:eastAsia="Calibri"/>
+                <w:b w:val="0"/>
+                <w:i w:val="0"/>
+                <w:color w:val="000000"/>
+                <w:sz w:val="15"/>
+              </w:rPr>
+              <w:t>__________</w:t>
+            </w:r>
+            <w:r>
+              <w:rPr>
+                <w:rFonts w:ascii="Calibri" w:hAnsi="Calibri" w:eastAsia="Calibri"/>
+                <w:b w:val="0"/>
+                <w:i w:val="0"/>
+                <w:color w:val="595959"/>
+                <w:sz w:val="13"/>
+              </w:rPr>
+              <w:t xml:space="preserve">   Мострирано од | Sampled by: </w:t>
+            </w:r>
+            <w:r>
+              <w:rPr>
+                <w:rFonts w:ascii="Calibri" w:hAnsi="Calibri" w:eastAsia="Calibri"/>
+                <w:b w:val="0"/>
+                <w:i w:val="0"/>
+                <w:color w:val="000000"/>
+                <w:sz w:val="15"/>
+              </w:rPr>
+              <w:t>__________</w:t>
+            </w:r>
+          </w:p>
+          <w:p>
+            <w:pPr>
+              <w:spacing w:before="20" w:after="0"/>
+              <w:jc w:val="right"/>
+            </w:pPr>
+            <w:r>
+              <w:rPr>
+                <w:rFonts w:ascii="Calibri" w:hAnsi="Calibri" w:eastAsia="Calibri"/>
+                <w:b w:val="0"/>
+                <w:i w:val="0"/>
+                <w:color w:val="595959"/>
+                <w:sz w:val="12"/>
+              </w:rPr>
+              <w:t>QASOP_031_A07 · PP-QC-SP-002/26 · Ден | Day 1</w:t>
+            </w:r>
+          </w:p>
+        </w:tc>
+      </w:tr>
+    </w:tbl>
+    <w:p>
+      <w:pPr>
+        <w:spacing w:line="20" w:lineRule="exact"/>
+      </w:pPr>
+      <w:r>
+        <w:rPr>
+          <w:rFonts w:ascii="Calibri" w:hAnsi="Calibri" w:eastAsia="Calibri"/>
+          <w:b w:val="0"/>
+          <w:i w:val="0"/>
+          <w:color w:val="000000"/>
+          <w:sz w:val="2"/>
+        </w:rPr>
+      </w:r>
+      <w:r>
+        <w:br w:type="page"/>
+      </w:r>
+    </w:p>
+    <w:tbl>
+      <w:tblPr>
+        <w:tblW w:type="auto" w:w="0"/>
+        <w:jc w:val="center"/>
+        <w:tblLayout w:type="fixed"/>
+        <w:tblLook w:firstColumn="1" w:firstRow="1" w:lastColumn="0" w:lastRow="0" w:noHBand="0" w:noVBand="1" w:val="04A0"/>
+        <w:tblLayout w:type="fixed"/>
+        <w:tblCellMar>
+          <w:top w:w="85" w:type="dxa"/>
+          <w:left w:w="113" w:type="dxa"/>
+          <w:bottom w:w="57" w:type="dxa"/>
+          <w:right w:w="85" w:type="dxa"/>
+        </w:tblCellMar>
+      </w:tblPr>
+      <w:tblGrid>
+        <w:gridCol w:w="5953"/>
+        <w:gridCol w:w="5953"/>
+      </w:tblGrid>
+      <w:tr>
+        <w:trPr>
+          <w:trHeight w:val="4201" w:hRule="exact"/>
+          <w:cantSplit/>
+        </w:trPr>
+        <w:tc>
+          <w:tcPr>
+            <w:tcW w:type="dxa" w:w="5953"/>
+          </w:tcPr>
+          <w:p>
+            <w:pPr>
+              <w:spacing w:before="0" w:after="0"/>
+              <w:jc w:val="left"/>
+            </w:pPr>
+            <w:r>
+              <w:rPr>
+                <w:rFonts w:ascii="Calibri" w:hAnsi="Calibri" w:eastAsia="Calibri"/>
+                <w:b w:val="0"/>
+                <w:i w:val="0"/>
+                <w:color w:val="595959"/>
+                <w:sz w:val="13"/>
+              </w:rPr>
+              <w:t>Намена на мостра, анализа | Sample intended use, assay</w:t>
+            </w:r>
+          </w:p>
+          <w:p>
+            <w:pPr>
+              <w:spacing w:before="0" w:after="0"/>
+              <w:jc w:val="left"/>
+            </w:pPr>
+            <w:r>
+              <w:rPr>
+                <w:rFonts w:ascii="Calibri" w:hAnsi="Calibri" w:eastAsia="Calibri"/>
+                <w:b/>
+                <w:i w:val="0"/>
+                <w:color w:val="2B547E"/>
+                <w:sz w:val="18"/>
+              </w:rPr>
+              <w:t>Мостра за испитување на Губиток при сушење</w:t>
+            </w:r>
+            <w:r>
+              <w:rPr>
+                <w:rFonts w:ascii="Calibri" w:hAnsi="Calibri" w:eastAsia="Calibri"/>
+                <w:b/>
+                <w:i w:val="0"/>
+                <w:color w:val="2B547E"/>
+                <w:sz w:val="15"/>
+              </w:rPr>
+              <w:t xml:space="preserve"> | Loss on Drying Test Sample</w:t>
+            </w:r>
+          </w:p>
+          <w:p>
+            <w:pPr>
+              <w:spacing w:before="30" w:after="0"/>
+              <w:jc w:val="left"/>
+            </w:pPr>
+            <w:r>
+              <w:rPr>
+                <w:rFonts w:ascii="Calibri" w:hAnsi="Calibri" w:eastAsia="Calibri"/>
+                <w:b w:val="0"/>
+                <w:i w:val="0"/>
+                <w:color w:val="595959"/>
+                <w:sz w:val="13"/>
+              </w:rPr>
+              <w:t>Опис на Материјал | Material Description</w:t>
+            </w:r>
+          </w:p>
+          <w:p>
+            <w:pPr>
+              <w:spacing w:before="0" w:after="0"/>
+              <w:jc w:val="left"/>
+            </w:pPr>
+            <w:r>
+              <w:rPr>
+                <w:rFonts w:ascii="Calibri" w:hAnsi="Calibri" w:eastAsia="Calibri"/>
+                <w:b w:val="0"/>
+                <w:i w:val="0"/>
+                <w:color w:val="000000"/>
+                <w:sz w:val="15"/>
+              </w:rPr>
+              <w:t>Сув Цвет од Канабис за медицинска употреба | Dry Cannabis Flower for Medical Use</w:t>
+            </w:r>
+          </w:p>
+          <w:p>
+            <w:pPr>
+              <w:spacing w:before="30" w:after="0"/>
+              <w:jc w:val="left"/>
+            </w:pPr>
+            <w:r>
+              <w:rPr>
+                <w:rFonts w:ascii="Calibri" w:hAnsi="Calibri" w:eastAsia="Calibri"/>
+                <w:b w:val="0"/>
+                <w:i w:val="0"/>
+                <w:color w:val="595959"/>
+                <w:sz w:val="13"/>
+              </w:rPr>
+              <w:t xml:space="preserve">Сорта и/или ID код на растение | Strain and/or Plant ID: </w:t>
+            </w:r>
+            <w:r>
+              <w:rPr>
+                <w:rFonts w:ascii="Calibri" w:hAnsi="Calibri" w:eastAsia="Calibri"/>
+                <w:b/>
+                <w:i w:val="0"/>
+                <w:color w:val="000000"/>
+                <w:sz w:val="15"/>
+              </w:rPr>
+              <w:t>High Pro Amnesia</w:t>
+            </w:r>
+          </w:p>
+          <w:p>
+            <w:pPr>
+              <w:spacing w:before="30" w:after="0"/>
+              <w:jc w:val="left"/>
+            </w:pPr>
+            <w:r>
+              <w:rPr>
+                <w:rFonts w:ascii="Calibri" w:hAnsi="Calibri" w:eastAsia="Calibri"/>
+                <w:b w:val="0"/>
+                <w:i w:val="0"/>
+                <w:color w:val="595959"/>
+                <w:sz w:val="13"/>
+              </w:rPr>
+              <w:t xml:space="preserve">ID код на мостра (sID) | Sample ID code (sID): </w:t>
+            </w:r>
+            <w:r>
+              <w:rPr>
+                <w:rFonts w:ascii="Calibri" w:hAnsi="Calibri" w:eastAsia="Calibri"/>
+                <w:b/>
+                <w:i w:val="0"/>
+                <w:color w:val="000000"/>
+                <w:sz w:val="17"/>
+              </w:rPr>
+              <w:t>____/26_SFR-PC-___</w:t>
+            </w:r>
+          </w:p>
+          <w:p>
+            <w:pPr>
+              <w:spacing w:before="30" w:after="0"/>
+              <w:jc w:val="left"/>
+            </w:pPr>
+            <w:r>
+              <w:rPr>
+                <w:rFonts w:ascii="Calibri" w:hAnsi="Calibri" w:eastAsia="Calibri"/>
+                <w:b w:val="0"/>
+                <w:i w:val="0"/>
+                <w:color w:val="595959"/>
+                <w:sz w:val="13"/>
+              </w:rPr>
+              <w:t xml:space="preserve">Серија / Лот бр. | Batch / Lot No.: </w:t>
+            </w:r>
+            <w:r>
+              <w:rPr>
+                <w:rFonts w:ascii="Calibri" w:hAnsi="Calibri" w:eastAsia="Calibri"/>
+                <w:b/>
+                <w:i w:val="0"/>
+                <w:color w:val="000000"/>
+                <w:sz w:val="17"/>
+              </w:rPr>
+              <w:t>HPA052501 · P050182</w:t>
+            </w:r>
+          </w:p>
+          <w:p>
+            <w:pPr>
+              <w:spacing w:before="30" w:after="0"/>
+              <w:jc w:val="left"/>
+            </w:pPr>
+            <w:r>
+              <w:rPr>
+                <w:rFonts w:ascii="Calibri" w:hAnsi="Calibri" w:eastAsia="Calibri"/>
+                <w:b w:val="0"/>
+                <w:i w:val="0"/>
+                <w:color w:val="595959"/>
+                <w:sz w:val="13"/>
+              </w:rPr>
+              <w:t xml:space="preserve">Датум на берба | Date of harvest: </w:t>
+            </w:r>
+            <w:r>
+              <w:rPr>
+                <w:rFonts w:ascii="Calibri" w:hAnsi="Calibri" w:eastAsia="Calibri"/>
+                <w:b w:val="0"/>
+                <w:i w:val="0"/>
+                <w:color w:val="000000"/>
+                <w:sz w:val="15"/>
+              </w:rPr>
+              <w:t>21.08.2025 – 23.08.2025</w:t>
+            </w:r>
+          </w:p>
+          <w:p>
+            <w:pPr>
+              <w:spacing w:before="30" w:after="0"/>
+              <w:jc w:val="left"/>
+            </w:pPr>
+            <w:r>
+              <w:rPr>
+                <w:rFonts w:ascii="Calibri" w:hAnsi="Calibri" w:eastAsia="Calibri"/>
+                <w:b w:val="0"/>
+                <w:i w:val="0"/>
+                <w:color w:val="595959"/>
+                <w:sz w:val="13"/>
+              </w:rPr>
+              <w:t xml:space="preserve">Датум на пакување | Date of packaging: </w:t>
+            </w:r>
+            <w:r>
+              <w:rPr>
+                <w:rFonts w:ascii="Calibri" w:hAnsi="Calibri" w:eastAsia="Calibri"/>
+                <w:b w:val="0"/>
+                <w:i w:val="0"/>
+                <w:color w:val="000000"/>
+                <w:sz w:val="15"/>
+              </w:rPr>
+              <w:t>03.10.2025</w:t>
+            </w:r>
+          </w:p>
+          <w:p>
+            <w:pPr>
+              <w:spacing w:before="30" w:after="0"/>
+              <w:jc w:val="left"/>
+            </w:pPr>
+            <w:r>
+              <w:rPr>
+                <w:rFonts w:ascii="Calibri" w:hAnsi="Calibri" w:eastAsia="Calibri"/>
+                <w:b w:val="0"/>
+                <w:i w:val="0"/>
+                <w:color w:val="595959"/>
+                <w:sz w:val="13"/>
+              </w:rPr>
+              <w:t xml:space="preserve">Нето (g) | Net (g): </w:t>
+            </w:r>
+            <w:r>
+              <w:rPr>
+                <w:rFonts w:ascii="Calibri" w:hAnsi="Calibri" w:eastAsia="Calibri"/>
+                <w:b w:val="0"/>
+                <w:i w:val="0"/>
+                <w:color w:val="000000"/>
+                <w:sz w:val="15"/>
+              </w:rPr>
+              <w:t>________</w:t>
+            </w:r>
+            <w:r>
+              <w:rPr>
+                <w:rFonts w:ascii="Calibri" w:hAnsi="Calibri" w:eastAsia="Calibri"/>
+                <w:b w:val="0"/>
+                <w:i w:val="0"/>
+                <w:color w:val="595959"/>
+                <w:sz w:val="13"/>
+              </w:rPr>
+              <w:t xml:space="preserve">     Бруто (g) | Gross (g): </w:t>
+            </w:r>
+            <w:r>
+              <w:rPr>
+                <w:rFonts w:ascii="Calibri" w:hAnsi="Calibri" w:eastAsia="Calibri"/>
+                <w:b w:val="0"/>
+                <w:i w:val="0"/>
+                <w:color w:val="000000"/>
+                <w:sz w:val="15"/>
+              </w:rPr>
+              <w:t>________</w:t>
+            </w:r>
+          </w:p>
+          <w:p>
+            <w:pPr>
+              <w:spacing w:before="30" w:after="0"/>
+              <w:jc w:val="left"/>
+            </w:pPr>
+            <w:r>
+              <w:rPr>
+                <w:rFonts w:ascii="Calibri" w:hAnsi="Calibri" w:eastAsia="Calibri"/>
+                <w:b w:val="0"/>
+                <w:i w:val="0"/>
+                <w:color w:val="595959"/>
+                <w:sz w:val="13"/>
+              </w:rPr>
+              <w:t xml:space="preserve">Услови за чување | Storage condition: </w:t>
+            </w:r>
+            <w:r>
+              <w:rPr>
+                <w:rFonts w:ascii="Calibri" w:hAnsi="Calibri" w:eastAsia="Calibri"/>
+                <w:b w:val="0"/>
+                <w:i w:val="0"/>
+                <w:color w:val="000000"/>
+                <w:sz w:val="13"/>
+              </w:rPr>
+              <w:t>Да се чува на суво и темно место на температура од 15-25°C | Store in a dry, dark place at 15-25°C</w:t>
+            </w:r>
+          </w:p>
+          <w:p>
+            <w:pPr>
+              <w:spacing w:before="30" w:after="0"/>
+              <w:jc w:val="left"/>
+            </w:pPr>
+            <w:r>
+              <w:rPr>
+                <w:rFonts w:ascii="Calibri" w:hAnsi="Calibri" w:eastAsia="Calibri"/>
+                <w:b w:val="0"/>
+                <w:i w:val="0"/>
+                <w:color w:val="595959"/>
+                <w:sz w:val="13"/>
+              </w:rPr>
+              <w:t xml:space="preserve">Датум на мострирање | Date of sampling: </w:t>
+            </w:r>
+            <w:r>
+              <w:rPr>
+                <w:rFonts w:ascii="Calibri" w:hAnsi="Calibri" w:eastAsia="Calibri"/>
+                <w:b w:val="0"/>
+                <w:i w:val="0"/>
+                <w:color w:val="000000"/>
+                <w:sz w:val="15"/>
+              </w:rPr>
+              <w:t>__________</w:t>
+            </w:r>
+            <w:r>
+              <w:rPr>
+                <w:rFonts w:ascii="Calibri" w:hAnsi="Calibri" w:eastAsia="Calibri"/>
+                <w:b w:val="0"/>
+                <w:i w:val="0"/>
+                <w:color w:val="595959"/>
+                <w:sz w:val="13"/>
+              </w:rPr>
+              <w:t xml:space="preserve">   Мострирано од | Sampled by: </w:t>
+            </w:r>
+            <w:r>
+              <w:rPr>
+                <w:rFonts w:ascii="Calibri" w:hAnsi="Calibri" w:eastAsia="Calibri"/>
+                <w:b w:val="0"/>
+                <w:i w:val="0"/>
+                <w:color w:val="000000"/>
+                <w:sz w:val="15"/>
+              </w:rPr>
+              <w:t>__________</w:t>
+            </w:r>
+          </w:p>
+          <w:p>
+            <w:pPr>
+              <w:spacing w:before="20" w:after="0"/>
+              <w:jc w:val="right"/>
+            </w:pPr>
+            <w:r>
+              <w:rPr>
+                <w:rFonts w:ascii="Calibri" w:hAnsi="Calibri" w:eastAsia="Calibri"/>
+                <w:b w:val="0"/>
+                <w:i w:val="0"/>
+                <w:color w:val="595959"/>
+                <w:sz w:val="12"/>
+              </w:rPr>
+              <w:t>QASOP_031_A07 · PP-QC-SP-002/26 · Ден | Day 1</w:t>
+            </w:r>
+          </w:p>
+        </w:tc>
+        <w:tc>
+          <w:tcPr>
+            <w:tcW w:type="dxa" w:w="5953"/>
+          </w:tcPr>
+          <w:p>
+            <w:pPr>
+              <w:spacing w:before="0" w:after="0"/>
+              <w:jc w:val="left"/>
+            </w:pPr>
+            <w:r>
+              <w:rPr>
+                <w:rFonts w:ascii="Calibri" w:hAnsi="Calibri" w:eastAsia="Calibri"/>
+                <w:b w:val="0"/>
+                <w:i w:val="0"/>
+                <w:color w:val="595959"/>
+                <w:sz w:val="13"/>
+              </w:rPr>
+              <w:t>Намена на мостра, анализа | Sample intended use, assay</w:t>
+            </w:r>
+          </w:p>
+          <w:p>
+            <w:pPr>
+              <w:spacing w:before="0" w:after="0"/>
+              <w:jc w:val="left"/>
+            </w:pPr>
+            <w:r>
+              <w:rPr>
+                <w:rFonts w:ascii="Calibri" w:hAnsi="Calibri" w:eastAsia="Calibri"/>
+                <w:b/>
+                <w:i w:val="0"/>
+                <w:color w:val="2B547E"/>
+                <w:sz w:val="18"/>
+              </w:rPr>
+              <w:t>Мостра за испитување на Губиток при сушење</w:t>
+            </w:r>
+            <w:r>
+              <w:rPr>
+                <w:rFonts w:ascii="Calibri" w:hAnsi="Calibri" w:eastAsia="Calibri"/>
+                <w:b/>
+                <w:i w:val="0"/>
+                <w:color w:val="2B547E"/>
+                <w:sz w:val="15"/>
+              </w:rPr>
+              <w:t xml:space="preserve"> | Loss on Drying Test Sample</w:t>
+            </w:r>
+          </w:p>
+          <w:p>
+            <w:pPr>
+              <w:spacing w:before="30" w:after="0"/>
+              <w:jc w:val="left"/>
+            </w:pPr>
+            <w:r>
+              <w:rPr>
+                <w:rFonts w:ascii="Calibri" w:hAnsi="Calibri" w:eastAsia="Calibri"/>
+                <w:b w:val="0"/>
+                <w:i w:val="0"/>
+                <w:color w:val="595959"/>
+                <w:sz w:val="13"/>
+              </w:rPr>
+              <w:t>Опис на Материјал | Material Description</w:t>
+            </w:r>
+          </w:p>
+          <w:p>
+            <w:pPr>
+              <w:spacing w:before="0" w:after="0"/>
+              <w:jc w:val="left"/>
+            </w:pPr>
+            <w:r>
+              <w:rPr>
+                <w:rFonts w:ascii="Calibri" w:hAnsi="Calibri" w:eastAsia="Calibri"/>
+                <w:b w:val="0"/>
+                <w:i w:val="0"/>
+                <w:color w:val="000000"/>
+                <w:sz w:val="15"/>
+              </w:rPr>
+              <w:t>Сув Цвет од Канабис за медицинска употреба | Dry Cannabis Flower for Medical Use</w:t>
+            </w:r>
+          </w:p>
+          <w:p>
+            <w:pPr>
+              <w:spacing w:before="30" w:after="0"/>
+              <w:jc w:val="left"/>
+            </w:pPr>
+            <w:r>
+              <w:rPr>
+                <w:rFonts w:ascii="Calibri" w:hAnsi="Calibri" w:eastAsia="Calibri"/>
+                <w:b w:val="0"/>
+                <w:i w:val="0"/>
+                <w:color w:val="595959"/>
+                <w:sz w:val="13"/>
+              </w:rPr>
+              <w:t xml:space="preserve">Сорта и/или ID код на растение | Strain and/or Plant ID: </w:t>
+            </w:r>
+            <w:r>
+              <w:rPr>
+                <w:rFonts w:ascii="Calibri" w:hAnsi="Calibri" w:eastAsia="Calibri"/>
+                <w:b/>
+                <w:i w:val="0"/>
+                <w:color w:val="000000"/>
+                <w:sz w:val="15"/>
+              </w:rPr>
+              <w:t>Kush Crasher</w:t>
+            </w:r>
+          </w:p>
+          <w:p>
+            <w:pPr>
+              <w:spacing w:before="30" w:after="0"/>
+              <w:jc w:val="left"/>
+            </w:pPr>
+            <w:r>
+              <w:rPr>
+                <w:rFonts w:ascii="Calibri" w:hAnsi="Calibri" w:eastAsia="Calibri"/>
+                <w:b w:val="0"/>
+                <w:i w:val="0"/>
+                <w:color w:val="595959"/>
+                <w:sz w:val="13"/>
+              </w:rPr>
+              <w:t xml:space="preserve">ID код на мостра (sID) | Sample ID code (sID): </w:t>
+            </w:r>
+            <w:r>
+              <w:rPr>
+                <w:rFonts w:ascii="Calibri" w:hAnsi="Calibri" w:eastAsia="Calibri"/>
+                <w:b/>
+                <w:i w:val="0"/>
+                <w:color w:val="000000"/>
+                <w:sz w:val="17"/>
+              </w:rPr>
+              <w:t>____/26_SFR-PC-___</w:t>
+            </w:r>
+          </w:p>
+          <w:p>
+            <w:pPr>
+              <w:spacing w:before="30" w:after="0"/>
+              <w:jc w:val="left"/>
+            </w:pPr>
+            <w:r>
+              <w:rPr>
+                <w:rFonts w:ascii="Calibri" w:hAnsi="Calibri" w:eastAsia="Calibri"/>
+                <w:b w:val="0"/>
+                <w:i w:val="0"/>
+                <w:color w:val="595959"/>
+                <w:sz w:val="13"/>
+              </w:rPr>
+              <w:t xml:space="preserve">Серија / Лот бр. | Batch / Lot No.: </w:t>
+            </w:r>
+            <w:r>
+              <w:rPr>
+                <w:rFonts w:ascii="Calibri" w:hAnsi="Calibri" w:eastAsia="Calibri"/>
+                <w:b/>
+                <w:i w:val="0"/>
+                <w:color w:val="000000"/>
+                <w:sz w:val="17"/>
+              </w:rPr>
+              <w:t>KC102501 · P060172</w:t>
+            </w:r>
+          </w:p>
+          <w:p>
+            <w:pPr>
+              <w:spacing w:before="30" w:after="0"/>
+              <w:jc w:val="left"/>
+            </w:pPr>
+            <w:r>
+              <w:rPr>
+                <w:rFonts w:ascii="Calibri" w:hAnsi="Calibri" w:eastAsia="Calibri"/>
+                <w:b w:val="0"/>
+                <w:i w:val="0"/>
+                <w:color w:val="595959"/>
+                <w:sz w:val="13"/>
+              </w:rPr>
+              <w:t xml:space="preserve">Датум на берба | Date of harvest: </w:t>
+            </w:r>
+            <w:r>
+              <w:rPr>
+                <w:rFonts w:ascii="Calibri" w:hAnsi="Calibri" w:eastAsia="Calibri"/>
+                <w:b w:val="0"/>
+                <w:i w:val="0"/>
+                <w:color w:val="000000"/>
+                <w:sz w:val="15"/>
+              </w:rPr>
+              <w:t>20.01.2026 – 21.01.2026</w:t>
+            </w:r>
+          </w:p>
+          <w:p>
+            <w:pPr>
+              <w:spacing w:before="30" w:after="0"/>
+              <w:jc w:val="left"/>
+            </w:pPr>
+            <w:r>
+              <w:rPr>
+                <w:rFonts w:ascii="Calibri" w:hAnsi="Calibri" w:eastAsia="Calibri"/>
+                <w:b w:val="0"/>
+                <w:i w:val="0"/>
+                <w:color w:val="595959"/>
+                <w:sz w:val="13"/>
+              </w:rPr>
+              <w:t xml:space="preserve">Датум на пакување | Date of packaging: </w:t>
+            </w:r>
+            <w:r>
+              <w:rPr>
+                <w:rFonts w:ascii="Calibri" w:hAnsi="Calibri" w:eastAsia="Calibri"/>
+                <w:b w:val="0"/>
+                <w:i w:val="0"/>
+                <w:color w:val="000000"/>
+                <w:sz w:val="15"/>
+              </w:rPr>
+              <w:t>12.03.2026</w:t>
+            </w:r>
+          </w:p>
+          <w:p>
+            <w:pPr>
+              <w:spacing w:before="30" w:after="0"/>
+              <w:jc w:val="left"/>
+            </w:pPr>
+            <w:r>
+              <w:rPr>
+                <w:rFonts w:ascii="Calibri" w:hAnsi="Calibri" w:eastAsia="Calibri"/>
+                <w:b w:val="0"/>
+                <w:i w:val="0"/>
+                <w:color w:val="595959"/>
+                <w:sz w:val="13"/>
+              </w:rPr>
+              <w:t xml:space="preserve">Нето (g) | Net (g): </w:t>
+            </w:r>
+            <w:r>
+              <w:rPr>
+                <w:rFonts w:ascii="Calibri" w:hAnsi="Calibri" w:eastAsia="Calibri"/>
+                <w:b w:val="0"/>
+                <w:i w:val="0"/>
+                <w:color w:val="000000"/>
+                <w:sz w:val="15"/>
+              </w:rPr>
+              <w:t>________</w:t>
+            </w:r>
+            <w:r>
+              <w:rPr>
+                <w:rFonts w:ascii="Calibri" w:hAnsi="Calibri" w:eastAsia="Calibri"/>
+                <w:b w:val="0"/>
+                <w:i w:val="0"/>
+                <w:color w:val="595959"/>
+                <w:sz w:val="13"/>
+              </w:rPr>
+              <w:t xml:space="preserve">     Бруто (g) | Gross (g): </w:t>
+            </w:r>
+            <w:r>
+              <w:rPr>
+                <w:rFonts w:ascii="Calibri" w:hAnsi="Calibri" w:eastAsia="Calibri"/>
+                <w:b w:val="0"/>
+                <w:i w:val="0"/>
+                <w:color w:val="000000"/>
+                <w:sz w:val="15"/>
+              </w:rPr>
+              <w:t>________</w:t>
+            </w:r>
+          </w:p>
+          <w:p>
+            <w:pPr>
+              <w:spacing w:before="30" w:after="0"/>
+              <w:jc w:val="left"/>
+            </w:pPr>
+            <w:r>
+              <w:rPr>
+                <w:rFonts w:ascii="Calibri" w:hAnsi="Calibri" w:eastAsia="Calibri"/>
+                <w:b w:val="0"/>
+                <w:i w:val="0"/>
+                <w:color w:val="595959"/>
+                <w:sz w:val="13"/>
+              </w:rPr>
+              <w:t xml:space="preserve">Услови за чување | Storage condition: </w:t>
+            </w:r>
+            <w:r>
+              <w:rPr>
+                <w:rFonts w:ascii="Calibri" w:hAnsi="Calibri" w:eastAsia="Calibri"/>
+                <w:b w:val="0"/>
+                <w:i w:val="0"/>
+                <w:color w:val="000000"/>
+                <w:sz w:val="13"/>
+              </w:rPr>
+              <w:t>Да се чува на суво и темно место на температура од 15-25°C | Store in a dry, dark place at 15-25°C</w:t>
+            </w:r>
+          </w:p>
+          <w:p>
+            <w:pPr>
+              <w:spacing w:before="30" w:after="0"/>
+              <w:jc w:val="left"/>
+            </w:pPr>
+            <w:r>
+              <w:rPr>
+                <w:rFonts w:ascii="Calibri" w:hAnsi="Calibri" w:eastAsia="Calibri"/>
+                <w:b w:val="0"/>
+                <w:i w:val="0"/>
+                <w:color w:val="595959"/>
+                <w:sz w:val="13"/>
+              </w:rPr>
+              <w:t xml:space="preserve">Датум на мострирање | Date of sampling: </w:t>
+            </w:r>
+            <w:r>
+              <w:rPr>
+                <w:rFonts w:ascii="Calibri" w:hAnsi="Calibri" w:eastAsia="Calibri"/>
+                <w:b w:val="0"/>
+                <w:i w:val="0"/>
+                <w:color w:val="000000"/>
+                <w:sz w:val="15"/>
+              </w:rPr>
+              <w:t>__________</w:t>
+            </w:r>
+            <w:r>
+              <w:rPr>
+                <w:rFonts w:ascii="Calibri" w:hAnsi="Calibri" w:eastAsia="Calibri"/>
+                <w:b w:val="0"/>
+                <w:i w:val="0"/>
+                <w:color w:val="595959"/>
+                <w:sz w:val="13"/>
+              </w:rPr>
+              <w:t xml:space="preserve">   Мострирано од | Sampled by: </w:t>
+            </w:r>
+            <w:r>
+              <w:rPr>
+                <w:rFonts w:ascii="Calibri" w:hAnsi="Calibri" w:eastAsia="Calibri"/>
+                <w:b w:val="0"/>
+                <w:i w:val="0"/>
+                <w:color w:val="000000"/>
+                <w:sz w:val="15"/>
+              </w:rPr>
+              <w:t>__________</w:t>
+            </w:r>
+          </w:p>
+          <w:p>
+            <w:pPr>
+              <w:spacing w:before="20" w:after="0"/>
+              <w:jc w:val="right"/>
+            </w:pPr>
+            <w:r>
+              <w:rPr>
+                <w:rFonts w:ascii="Calibri" w:hAnsi="Calibri" w:eastAsia="Calibri"/>
+                <w:b w:val="0"/>
+                <w:i w:val="0"/>
+                <w:color w:val="595959"/>
+                <w:sz w:val="12"/>
+              </w:rPr>
+              <w:t>QASOP_031_A07 · PP-QC-SP-002/26 · Ден | Day 1</w:t>
+            </w:r>
+          </w:p>
+        </w:tc>
+      </w:tr>
+      <w:tr>
+        <w:trPr>
+          <w:trHeight w:val="4201" w:hRule="exact"/>
+          <w:cantSplit/>
+        </w:trPr>
+        <w:tc>
+          <w:tcPr>
+            <w:tcW w:type="dxa" w:w="5953"/>
+          </w:tcPr>
+          <w:p>
+            <w:pPr>
+              <w:spacing w:before="0" w:after="0"/>
+              <w:jc w:val="left"/>
+            </w:pPr>
+            <w:r>
+              <w:rPr>
+                <w:rFonts w:ascii="Calibri" w:hAnsi="Calibri" w:eastAsia="Calibri"/>
+                <w:b w:val="0"/>
+                <w:i w:val="0"/>
+                <w:color w:val="595959"/>
+                <w:sz w:val="13"/>
+              </w:rPr>
+              <w:t>Намена на мостра, анализа | Sample intended use, assay</w:t>
+            </w:r>
+          </w:p>
+          <w:p>
+            <w:pPr>
+              <w:spacing w:before="0" w:after="0"/>
+              <w:jc w:val="left"/>
+            </w:pPr>
+            <w:r>
+              <w:rPr>
+                <w:rFonts w:ascii="Calibri" w:hAnsi="Calibri" w:eastAsia="Calibri"/>
+                <w:b/>
+                <w:i w:val="0"/>
+                <w:color w:val="2B547E"/>
+                <w:sz w:val="18"/>
+              </w:rPr>
+              <w:t>Мостра за испитување на Губиток при сушење</w:t>
+            </w:r>
+            <w:r>
+              <w:rPr>
+                <w:rFonts w:ascii="Calibri" w:hAnsi="Calibri" w:eastAsia="Calibri"/>
+                <w:b/>
+                <w:i w:val="0"/>
+                <w:color w:val="2B547E"/>
+                <w:sz w:val="15"/>
+              </w:rPr>
+              <w:t xml:space="preserve"> | Loss on Drying Test Sample</w:t>
+            </w:r>
+          </w:p>
+          <w:p>
+            <w:pPr>
+              <w:spacing w:before="30" w:after="0"/>
+              <w:jc w:val="left"/>
+            </w:pPr>
+            <w:r>
+              <w:rPr>
+                <w:rFonts w:ascii="Calibri" w:hAnsi="Calibri" w:eastAsia="Calibri"/>
+                <w:b w:val="0"/>
+                <w:i w:val="0"/>
+                <w:color w:val="595959"/>
+                <w:sz w:val="13"/>
+              </w:rPr>
+              <w:t>Опис на Материјал | Material Description</w:t>
+            </w:r>
+          </w:p>
+          <w:p>
+            <w:pPr>
+              <w:spacing w:before="0" w:after="0"/>
+              <w:jc w:val="left"/>
+            </w:pPr>
+            <w:r>
+              <w:rPr>
+                <w:rFonts w:ascii="Calibri" w:hAnsi="Calibri" w:eastAsia="Calibri"/>
+                <w:b w:val="0"/>
+                <w:i w:val="0"/>
+                <w:color w:val="000000"/>
+                <w:sz w:val="15"/>
+              </w:rPr>
+              <w:t>Сув Цвет од Канабис за медицинска употреба | Dry Cannabis Flower for Medical Use</w:t>
+            </w:r>
+          </w:p>
+          <w:p>
+            <w:pPr>
+              <w:spacing w:before="30" w:after="0"/>
+              <w:jc w:val="left"/>
+            </w:pPr>
+            <w:r>
+              <w:rPr>
+                <w:rFonts w:ascii="Calibri" w:hAnsi="Calibri" w:eastAsia="Calibri"/>
+                <w:b w:val="0"/>
+                <w:i w:val="0"/>
+                <w:color w:val="595959"/>
+                <w:sz w:val="13"/>
+              </w:rPr>
+              <w:t xml:space="preserve">Сорта и/или ID код на растение | Strain and/or Plant ID: </w:t>
+            </w:r>
+            <w:r>
+              <w:rPr>
+                <w:rFonts w:ascii="Calibri" w:hAnsi="Calibri" w:eastAsia="Calibri"/>
+                <w:b/>
+                <w:i w:val="0"/>
+                <w:color w:val="000000"/>
+                <w:sz w:val="15"/>
+              </w:rPr>
+              <w:t>Permanent Marker</w:t>
+            </w:r>
+          </w:p>
+          <w:p>
+            <w:pPr>
+              <w:spacing w:before="30" w:after="0"/>
+              <w:jc w:val="left"/>
+            </w:pPr>
+            <w:r>
+              <w:rPr>
+                <w:rFonts w:ascii="Calibri" w:hAnsi="Calibri" w:eastAsia="Calibri"/>
+                <w:b w:val="0"/>
+                <w:i w:val="0"/>
+                <w:color w:val="595959"/>
+                <w:sz w:val="13"/>
+              </w:rPr>
+              <w:t xml:space="preserve">ID код на мостра (sID) | Sample ID code (sID): </w:t>
+            </w:r>
+            <w:r>
+              <w:rPr>
+                <w:rFonts w:ascii="Calibri" w:hAnsi="Calibri" w:eastAsia="Calibri"/>
+                <w:b/>
+                <w:i w:val="0"/>
+                <w:color w:val="000000"/>
+                <w:sz w:val="17"/>
+              </w:rPr>
+              <w:t>____/26_SFR-PC-___</w:t>
+            </w:r>
+          </w:p>
+          <w:p>
+            <w:pPr>
+              <w:spacing w:before="30" w:after="0"/>
+              <w:jc w:val="left"/>
+            </w:pPr>
+            <w:r>
+              <w:rPr>
+                <w:rFonts w:ascii="Calibri" w:hAnsi="Calibri" w:eastAsia="Calibri"/>
+                <w:b w:val="0"/>
+                <w:i w:val="0"/>
+                <w:color w:val="595959"/>
+                <w:sz w:val="13"/>
+              </w:rPr>
+              <w:t xml:space="preserve">Серија / Лот бр. | Batch / Lot No.: </w:t>
+            </w:r>
+            <w:r>
+              <w:rPr>
+                <w:rFonts w:ascii="Calibri" w:hAnsi="Calibri" w:eastAsia="Calibri"/>
+                <w:b/>
+                <w:i w:val="0"/>
+                <w:color w:val="000000"/>
+                <w:sz w:val="17"/>
+              </w:rPr>
+              <w:t>PM112501 · P060232</w:t>
+            </w:r>
+          </w:p>
+          <w:p>
+            <w:pPr>
+              <w:spacing w:before="30" w:after="0"/>
+              <w:jc w:val="left"/>
+            </w:pPr>
+            <w:r>
+              <w:rPr>
+                <w:rFonts w:ascii="Calibri" w:hAnsi="Calibri" w:eastAsia="Calibri"/>
+                <w:b w:val="0"/>
+                <w:i w:val="0"/>
+                <w:color w:val="595959"/>
+                <w:sz w:val="13"/>
+              </w:rPr>
+              <w:t xml:space="preserve">Датум на берба | Date of harvest: </w:t>
+            </w:r>
+            <w:r>
+              <w:rPr>
+                <w:rFonts w:ascii="Calibri" w:hAnsi="Calibri" w:eastAsia="Calibri"/>
+                <w:b w:val="0"/>
+                <w:i w:val="0"/>
+                <w:color w:val="000000"/>
+                <w:sz w:val="15"/>
+              </w:rPr>
+              <w:t>05.02.2026</w:t>
+            </w:r>
+          </w:p>
+          <w:p>
+            <w:pPr>
+              <w:spacing w:before="30" w:after="0"/>
+              <w:jc w:val="left"/>
+            </w:pPr>
+            <w:r>
+              <w:rPr>
+                <w:rFonts w:ascii="Calibri" w:hAnsi="Calibri" w:eastAsia="Calibri"/>
+                <w:b w:val="0"/>
+                <w:i w:val="0"/>
+                <w:color w:val="595959"/>
+                <w:sz w:val="13"/>
+              </w:rPr>
+              <w:t xml:space="preserve">Датум на пакување | Date of packaging: </w:t>
+            </w:r>
+            <w:r>
+              <w:rPr>
+                <w:rFonts w:ascii="Calibri" w:hAnsi="Calibri" w:eastAsia="Calibri"/>
+                <w:b w:val="0"/>
+                <w:i w:val="0"/>
+                <w:color w:val="000000"/>
+                <w:sz w:val="15"/>
+              </w:rPr>
+              <w:t>27.04.2026</w:t>
+            </w:r>
+          </w:p>
+          <w:p>
+            <w:pPr>
+              <w:spacing w:before="30" w:after="0"/>
+              <w:jc w:val="left"/>
+            </w:pPr>
+            <w:r>
+              <w:rPr>
+                <w:rFonts w:ascii="Calibri" w:hAnsi="Calibri" w:eastAsia="Calibri"/>
+                <w:b w:val="0"/>
+                <w:i w:val="0"/>
+                <w:color w:val="595959"/>
+                <w:sz w:val="13"/>
+              </w:rPr>
+              <w:t xml:space="preserve">Нето (g) | Net (g): </w:t>
+            </w:r>
+            <w:r>
+              <w:rPr>
+                <w:rFonts w:ascii="Calibri" w:hAnsi="Calibri" w:eastAsia="Calibri"/>
+                <w:b w:val="0"/>
+                <w:i w:val="0"/>
+                <w:color w:val="000000"/>
+                <w:sz w:val="15"/>
+              </w:rPr>
+              <w:t>________</w:t>
+            </w:r>
+            <w:r>
+              <w:rPr>
+                <w:rFonts w:ascii="Calibri" w:hAnsi="Calibri" w:eastAsia="Calibri"/>
+                <w:b w:val="0"/>
+                <w:i w:val="0"/>
+                <w:color w:val="595959"/>
+                <w:sz w:val="13"/>
+              </w:rPr>
+              <w:t xml:space="preserve">     Бруто (g) | Gross (g): </w:t>
+            </w:r>
+            <w:r>
+              <w:rPr>
+                <w:rFonts w:ascii="Calibri" w:hAnsi="Calibri" w:eastAsia="Calibri"/>
+                <w:b w:val="0"/>
+                <w:i w:val="0"/>
+                <w:color w:val="000000"/>
+                <w:sz w:val="15"/>
+              </w:rPr>
+              <w:t>________</w:t>
+            </w:r>
+          </w:p>
+          <w:p>
+            <w:pPr>
+              <w:spacing w:before="30" w:after="0"/>
+              <w:jc w:val="left"/>
+            </w:pPr>
+            <w:r>
+              <w:rPr>
+                <w:rFonts w:ascii="Calibri" w:hAnsi="Calibri" w:eastAsia="Calibri"/>
+                <w:b w:val="0"/>
+                <w:i w:val="0"/>
+                <w:color w:val="595959"/>
+                <w:sz w:val="13"/>
+              </w:rPr>
+              <w:t xml:space="preserve">Услови за чување | Storage condition: </w:t>
+            </w:r>
+            <w:r>
+              <w:rPr>
+                <w:rFonts w:ascii="Calibri" w:hAnsi="Calibri" w:eastAsia="Calibri"/>
+                <w:b w:val="0"/>
+                <w:i w:val="0"/>
+                <w:color w:val="000000"/>
+                <w:sz w:val="13"/>
+              </w:rPr>
+              <w:t>Да се чува на суво и темно место на температура од 15-25°C | Store in a dry, dark place at 15-25°C</w:t>
+            </w:r>
+          </w:p>
+          <w:p>
+            <w:pPr>
+              <w:spacing w:before="30" w:after="0"/>
+              <w:jc w:val="left"/>
+            </w:pPr>
+            <w:r>
+              <w:rPr>
+                <w:rFonts w:ascii="Calibri" w:hAnsi="Calibri" w:eastAsia="Calibri"/>
+                <w:b w:val="0"/>
+                <w:i w:val="0"/>
+                <w:color w:val="595959"/>
+                <w:sz w:val="13"/>
+              </w:rPr>
+              <w:t xml:space="preserve">Датум на мострирање | Date of sampling: </w:t>
+            </w:r>
+            <w:r>
+              <w:rPr>
+                <w:rFonts w:ascii="Calibri" w:hAnsi="Calibri" w:eastAsia="Calibri"/>
+                <w:b w:val="0"/>
+                <w:i w:val="0"/>
+                <w:color w:val="000000"/>
+                <w:sz w:val="15"/>
+              </w:rPr>
+              <w:t>__________</w:t>
+            </w:r>
+            <w:r>
+              <w:rPr>
+                <w:rFonts w:ascii="Calibri" w:hAnsi="Calibri" w:eastAsia="Calibri"/>
+                <w:b w:val="0"/>
+                <w:i w:val="0"/>
+                <w:color w:val="595959"/>
+                <w:sz w:val="13"/>
+              </w:rPr>
+              <w:t xml:space="preserve">   Мострирано од | Sampled by: </w:t>
+            </w:r>
+            <w:r>
+              <w:rPr>
+                <w:rFonts w:ascii="Calibri" w:hAnsi="Calibri" w:eastAsia="Calibri"/>
+                <w:b w:val="0"/>
+                <w:i w:val="0"/>
+                <w:color w:val="000000"/>
+                <w:sz w:val="15"/>
+              </w:rPr>
+              <w:t>__________</w:t>
+            </w:r>
+          </w:p>
+          <w:p>
+            <w:pPr>
+              <w:spacing w:before="20" w:after="0"/>
+              <w:jc w:val="right"/>
+            </w:pPr>
+            <w:r>
+              <w:rPr>
+                <w:rFonts w:ascii="Calibri" w:hAnsi="Calibri" w:eastAsia="Calibri"/>
+                <w:b w:val="0"/>
+                <w:i w:val="0"/>
+                <w:color w:val="595959"/>
+                <w:sz w:val="12"/>
+              </w:rPr>
+              <w:t>QASOP_031_A07 · PP-QC-SP-002/26 · Ден | Day 1</w:t>
+            </w:r>
+          </w:p>
+        </w:tc>
+        <w:tc>
+          <w:tcPr>
+            <w:tcW w:type="dxa" w:w="5953"/>
+          </w:tcPr>
+          <w:p>
+            <w:pPr>
+              <w:spacing w:before="0" w:after="0"/>
+              <w:jc w:val="left"/>
+            </w:pPr>
+            <w:r>
+              <w:rPr>
+                <w:rFonts w:ascii="Calibri" w:hAnsi="Calibri" w:eastAsia="Calibri"/>
+                <w:b w:val="0"/>
+                <w:i w:val="0"/>
+                <w:color w:val="595959"/>
+                <w:sz w:val="13"/>
+              </w:rPr>
+              <w:t>Намена на мостра, анализа | Sample intended use, assay</w:t>
+            </w:r>
+          </w:p>
+          <w:p>
+            <w:pPr>
+              <w:spacing w:before="0" w:after="0"/>
+              <w:jc w:val="left"/>
+            </w:pPr>
+            <w:r>
+              <w:rPr>
+                <w:rFonts w:ascii="Calibri" w:hAnsi="Calibri" w:eastAsia="Calibri"/>
+                <w:b/>
+                <w:i w:val="0"/>
+                <w:color w:val="2B547E"/>
+                <w:sz w:val="18"/>
+              </w:rPr>
+              <w:t>Мостра за испитување на Губиток при сушење</w:t>
+            </w:r>
+            <w:r>
+              <w:rPr>
+                <w:rFonts w:ascii="Calibri" w:hAnsi="Calibri" w:eastAsia="Calibri"/>
+                <w:b/>
+                <w:i w:val="0"/>
+                <w:color w:val="2B547E"/>
+                <w:sz w:val="15"/>
+              </w:rPr>
+              <w:t xml:space="preserve"> | Loss on Drying Test Sample</w:t>
+            </w:r>
+          </w:p>
+          <w:p>
+            <w:pPr>
+              <w:spacing w:before="30" w:after="0"/>
+              <w:jc w:val="left"/>
+            </w:pPr>
+            <w:r>
+              <w:rPr>
+                <w:rFonts w:ascii="Calibri" w:hAnsi="Calibri" w:eastAsia="Calibri"/>
+                <w:b w:val="0"/>
+                <w:i w:val="0"/>
+                <w:color w:val="595959"/>
+                <w:sz w:val="13"/>
+              </w:rPr>
+              <w:t>Опис на Материјал | Material Description</w:t>
+            </w:r>
+          </w:p>
+          <w:p>
+            <w:pPr>
+              <w:spacing w:before="0" w:after="0"/>
+              <w:jc w:val="left"/>
+            </w:pPr>
+            <w:r>
+              <w:rPr>
+                <w:rFonts w:ascii="Calibri" w:hAnsi="Calibri" w:eastAsia="Calibri"/>
+                <w:b w:val="0"/>
+                <w:i w:val="0"/>
+                <w:color w:val="000000"/>
+                <w:sz w:val="15"/>
+              </w:rPr>
+              <w:t>Сув Цвет од Канабис за медицинска употреба | Dry Cannabis Flower for Medical Use</w:t>
+            </w:r>
+          </w:p>
+          <w:p>
+            <w:pPr>
+              <w:spacing w:before="30" w:after="0"/>
+              <w:jc w:val="left"/>
+            </w:pPr>
+            <w:r>
+              <w:rPr>
+                <w:rFonts w:ascii="Calibri" w:hAnsi="Calibri" w:eastAsia="Calibri"/>
+                <w:b w:val="0"/>
+                <w:i w:val="0"/>
+                <w:color w:val="595959"/>
+                <w:sz w:val="13"/>
+              </w:rPr>
+              <w:t xml:space="preserve">Сорта и/или ID код на растение | Strain and/or Plant ID: </w:t>
+            </w:r>
+            <w:r>
+              <w:rPr>
+                <w:rFonts w:ascii="Calibri" w:hAnsi="Calibri" w:eastAsia="Calibri"/>
+                <w:b/>
+                <w:i w:val="0"/>
+                <w:color w:val="000000"/>
+                <w:sz w:val="15"/>
+              </w:rPr>
+              <w:t>Pure Michigen</w:t>
+            </w:r>
+          </w:p>
+          <w:p>
+            <w:pPr>
+              <w:spacing w:before="30" w:after="0"/>
+              <w:jc w:val="left"/>
+            </w:pPr>
+            <w:r>
+              <w:rPr>
+                <w:rFonts w:ascii="Calibri" w:hAnsi="Calibri" w:eastAsia="Calibri"/>
+                <w:b w:val="0"/>
+                <w:i w:val="0"/>
+                <w:color w:val="595959"/>
+                <w:sz w:val="13"/>
+              </w:rPr>
+              <w:t xml:space="preserve">ID код на мостра (sID) | Sample ID code (sID): </w:t>
+            </w:r>
+            <w:r>
+              <w:rPr>
+                <w:rFonts w:ascii="Calibri" w:hAnsi="Calibri" w:eastAsia="Calibri"/>
+                <w:b/>
+                <w:i w:val="0"/>
+                <w:color w:val="000000"/>
+                <w:sz w:val="17"/>
+              </w:rPr>
+              <w:t>____/26_SFR-PC-___</w:t>
+            </w:r>
+          </w:p>
+          <w:p>
+            <w:pPr>
+              <w:spacing w:before="30" w:after="0"/>
+              <w:jc w:val="left"/>
+            </w:pPr>
+            <w:r>
+              <w:rPr>
+                <w:rFonts w:ascii="Calibri" w:hAnsi="Calibri" w:eastAsia="Calibri"/>
+                <w:b w:val="0"/>
+                <w:i w:val="0"/>
+                <w:color w:val="595959"/>
+                <w:sz w:val="13"/>
+              </w:rPr>
+              <w:t xml:space="preserve">Серија / Лот бр. | Batch / Lot No.: </w:t>
+            </w:r>
+            <w:r>
+              <w:rPr>
+                <w:rFonts w:ascii="Calibri" w:hAnsi="Calibri" w:eastAsia="Calibri"/>
+                <w:b/>
+                <w:i w:val="0"/>
+                <w:color w:val="000000"/>
+                <w:sz w:val="17"/>
+              </w:rPr>
+              <w:t>PUM102501 · P060112</w:t>
+            </w:r>
+          </w:p>
+          <w:p>
+            <w:pPr>
+              <w:spacing w:before="30" w:after="0"/>
+              <w:jc w:val="left"/>
+            </w:pPr>
+            <w:r>
+              <w:rPr>
+                <w:rFonts w:ascii="Calibri" w:hAnsi="Calibri" w:eastAsia="Calibri"/>
+                <w:b w:val="0"/>
+                <w:i w:val="0"/>
+                <w:color w:val="595959"/>
+                <w:sz w:val="13"/>
+              </w:rPr>
+              <w:t xml:space="preserve">Датум на берба | Date of harvest: </w:t>
+            </w:r>
+            <w:r>
+              <w:rPr>
+                <w:rFonts w:ascii="Calibri" w:hAnsi="Calibri" w:eastAsia="Calibri"/>
+                <w:b w:val="0"/>
+                <w:i w:val="0"/>
+                <w:color w:val="000000"/>
+                <w:sz w:val="15"/>
+              </w:rPr>
+              <w:t>08.01.2026 – 09.01.2026</w:t>
+            </w:r>
+          </w:p>
+          <w:p>
+            <w:pPr>
+              <w:spacing w:before="30" w:after="0"/>
+              <w:jc w:val="left"/>
+            </w:pPr>
+            <w:r>
+              <w:rPr>
+                <w:rFonts w:ascii="Calibri" w:hAnsi="Calibri" w:eastAsia="Calibri"/>
+                <w:b w:val="0"/>
+                <w:i w:val="0"/>
+                <w:color w:val="595959"/>
+                <w:sz w:val="13"/>
+              </w:rPr>
+              <w:t xml:space="preserve">Датум на пакување | Date of packaging: </w:t>
+            </w:r>
+            <w:r>
+              <w:rPr>
+                <w:rFonts w:ascii="Calibri" w:hAnsi="Calibri" w:eastAsia="Calibri"/>
+                <w:b w:val="0"/>
+                <w:i w:val="0"/>
+                <w:color w:val="000000"/>
+                <w:sz w:val="15"/>
+              </w:rPr>
+              <w:t>17.02.2026</w:t>
+            </w:r>
+          </w:p>
+          <w:p>
+            <w:pPr>
+              <w:spacing w:before="30" w:after="0"/>
+              <w:jc w:val="left"/>
+            </w:pPr>
+            <w:r>
+              <w:rPr>
+                <w:rFonts w:ascii="Calibri" w:hAnsi="Calibri" w:eastAsia="Calibri"/>
+                <w:b w:val="0"/>
+                <w:i w:val="0"/>
+                <w:color w:val="595959"/>
+                <w:sz w:val="13"/>
+              </w:rPr>
+              <w:t xml:space="preserve">Нето (g) | Net (g): </w:t>
+            </w:r>
+            <w:r>
+              <w:rPr>
+                <w:rFonts w:ascii="Calibri" w:hAnsi="Calibri" w:eastAsia="Calibri"/>
+                <w:b w:val="0"/>
+                <w:i w:val="0"/>
+                <w:color w:val="000000"/>
+                <w:sz w:val="15"/>
+              </w:rPr>
+              <w:t>________</w:t>
+            </w:r>
+            <w:r>
+              <w:rPr>
+                <w:rFonts w:ascii="Calibri" w:hAnsi="Calibri" w:eastAsia="Calibri"/>
+                <w:b w:val="0"/>
+                <w:i w:val="0"/>
+                <w:color w:val="595959"/>
+                <w:sz w:val="13"/>
+              </w:rPr>
+              <w:t xml:space="preserve">     Бруто (g) | Gross (g): </w:t>
+            </w:r>
+            <w:r>
+              <w:rPr>
+                <w:rFonts w:ascii="Calibri" w:hAnsi="Calibri" w:eastAsia="Calibri"/>
+                <w:b w:val="0"/>
+                <w:i w:val="0"/>
+                <w:color w:val="000000"/>
+                <w:sz w:val="15"/>
+              </w:rPr>
+              <w:t>________</w:t>
+            </w:r>
+          </w:p>
+          <w:p>
+            <w:pPr>
+              <w:spacing w:before="30" w:after="0"/>
+              <w:jc w:val="left"/>
+            </w:pPr>
+            <w:r>
+              <w:rPr>
+                <w:rFonts w:ascii="Calibri" w:hAnsi="Calibri" w:eastAsia="Calibri"/>
+                <w:b w:val="0"/>
+                <w:i w:val="0"/>
+                <w:color w:val="595959"/>
+                <w:sz w:val="13"/>
+              </w:rPr>
+              <w:t xml:space="preserve">Услови за чување | Storage condition: </w:t>
+            </w:r>
+            <w:r>
+              <w:rPr>
+                <w:rFonts w:ascii="Calibri" w:hAnsi="Calibri" w:eastAsia="Calibri"/>
+                <w:b w:val="0"/>
+                <w:i w:val="0"/>
+                <w:color w:val="000000"/>
+                <w:sz w:val="13"/>
+              </w:rPr>
+              <w:t>Да се чува на суво и темно место на температура од 15-25°C | Store in a dry, dark place at 15-25°C</w:t>
+            </w:r>
+          </w:p>
+          <w:p>
+            <w:pPr>
+              <w:spacing w:before="30" w:after="0"/>
+              <w:jc w:val="left"/>
+            </w:pPr>
+            <w:r>
+              <w:rPr>
+                <w:rFonts w:ascii="Calibri" w:hAnsi="Calibri" w:eastAsia="Calibri"/>
+                <w:b w:val="0"/>
+                <w:i w:val="0"/>
+                <w:color w:val="595959"/>
+                <w:sz w:val="13"/>
+              </w:rPr>
+              <w:t xml:space="preserve">Датум на мострирање | Date of sampling: </w:t>
+            </w:r>
+            <w:r>
+              <w:rPr>
+                <w:rFonts w:ascii="Calibri" w:hAnsi="Calibri" w:eastAsia="Calibri"/>
+                <w:b w:val="0"/>
+                <w:i w:val="0"/>
+                <w:color w:val="000000"/>
+                <w:sz w:val="15"/>
+              </w:rPr>
+              <w:t>__________</w:t>
+            </w:r>
+            <w:r>
+              <w:rPr>
+                <w:rFonts w:ascii="Calibri" w:hAnsi="Calibri" w:eastAsia="Calibri"/>
+                <w:b w:val="0"/>
+                <w:i w:val="0"/>
+                <w:color w:val="595959"/>
+                <w:sz w:val="13"/>
+              </w:rPr>
+              <w:t xml:space="preserve">   Мострирано од | Sampled by: </w:t>
+            </w:r>
+            <w:r>
+              <w:rPr>
+                <w:rFonts w:ascii="Calibri" w:hAnsi="Calibri" w:eastAsia="Calibri"/>
+                <w:b w:val="0"/>
+                <w:i w:val="0"/>
+                <w:color w:val="000000"/>
+                <w:sz w:val="15"/>
+              </w:rPr>
+              <w:t>__________</w:t>
+            </w:r>
+          </w:p>
+          <w:p>
+            <w:pPr>
+              <w:spacing w:before="20" w:after="0"/>
+              <w:jc w:val="right"/>
+            </w:pPr>
+            <w:r>
+              <w:rPr>
+                <w:rFonts w:ascii="Calibri" w:hAnsi="Calibri" w:eastAsia="Calibri"/>
+                <w:b w:val="0"/>
+                <w:i w:val="0"/>
+                <w:color w:val="595959"/>
+                <w:sz w:val="12"/>
+              </w:rPr>
+              <w:t>QASOP_031_A07 · PP-QC-SP-002/26 · Ден | Day 1</w:t>
+            </w:r>
+          </w:p>
+        </w:tc>
+      </w:tr>
+      <w:tr>
+        <w:trPr>
+          <w:trHeight w:val="4201" w:hRule="exact"/>
+          <w:cantSplit/>
+        </w:trPr>
+        <w:tc>
+          <w:tcPr>
+            <w:tcW w:type="dxa" w:w="5953"/>
+          </w:tcPr>
+          <w:p>
+            <w:pPr>
+              <w:spacing w:before="0" w:after="0"/>
+              <w:jc w:val="left"/>
+            </w:pPr>
+            <w:r>
+              <w:rPr>
+                <w:rFonts w:ascii="Calibri" w:hAnsi="Calibri" w:eastAsia="Calibri"/>
+                <w:b w:val="0"/>
+                <w:i w:val="0"/>
+                <w:color w:val="595959"/>
+                <w:sz w:val="13"/>
+              </w:rPr>
+              <w:t>Намена на мостра, анализа | Sample intended use, assay</w:t>
+            </w:r>
+          </w:p>
+          <w:p>
+            <w:pPr>
+              <w:spacing w:before="0" w:after="0"/>
+              <w:jc w:val="left"/>
+            </w:pPr>
+            <w:r>
+              <w:rPr>
+                <w:rFonts w:ascii="Calibri" w:hAnsi="Calibri" w:eastAsia="Calibri"/>
+                <w:b/>
+                <w:i w:val="0"/>
+                <w:color w:val="2B547E"/>
+                <w:sz w:val="18"/>
+              </w:rPr>
+              <w:t>Мостра за испитување на Губиток при сушење</w:t>
+            </w:r>
+            <w:r>
+              <w:rPr>
+                <w:rFonts w:ascii="Calibri" w:hAnsi="Calibri" w:eastAsia="Calibri"/>
+                <w:b/>
+                <w:i w:val="0"/>
+                <w:color w:val="2B547E"/>
+                <w:sz w:val="15"/>
+              </w:rPr>
+              <w:t xml:space="preserve"> | Loss on Drying Test Sample</w:t>
+            </w:r>
+          </w:p>
+          <w:p>
+            <w:pPr>
+              <w:spacing w:before="30" w:after="0"/>
+              <w:jc w:val="left"/>
+            </w:pPr>
+            <w:r>
+              <w:rPr>
+                <w:rFonts w:ascii="Calibri" w:hAnsi="Calibri" w:eastAsia="Calibri"/>
+                <w:b w:val="0"/>
+                <w:i w:val="0"/>
+                <w:color w:val="595959"/>
+                <w:sz w:val="13"/>
+              </w:rPr>
+              <w:t>Опис на Материјал | Material Description</w:t>
+            </w:r>
+          </w:p>
+          <w:p>
+            <w:pPr>
+              <w:spacing w:before="0" w:after="0"/>
+              <w:jc w:val="left"/>
+            </w:pPr>
+            <w:r>
+              <w:rPr>
+                <w:rFonts w:ascii="Calibri" w:hAnsi="Calibri" w:eastAsia="Calibri"/>
+                <w:b w:val="0"/>
+                <w:i w:val="0"/>
+                <w:color w:val="000000"/>
+                <w:sz w:val="15"/>
+              </w:rPr>
+              <w:t>Сув Цвет од Канабис за медицинска употреба | Dry Cannabis Flower for Medical Use</w:t>
+            </w:r>
+          </w:p>
+          <w:p>
+            <w:pPr>
+              <w:spacing w:before="30" w:after="0"/>
+              <w:jc w:val="left"/>
+            </w:pPr>
+            <w:r>
+              <w:rPr>
+                <w:rFonts w:ascii="Calibri" w:hAnsi="Calibri" w:eastAsia="Calibri"/>
+                <w:b w:val="0"/>
+                <w:i w:val="0"/>
+                <w:color w:val="595959"/>
+                <w:sz w:val="13"/>
+              </w:rPr>
+              <w:t xml:space="preserve">Сорта и/или ID код на растение | Strain and/or Plant ID: </w:t>
+            </w:r>
+            <w:r>
+              <w:rPr>
+                <w:rFonts w:ascii="Calibri" w:hAnsi="Calibri" w:eastAsia="Calibri"/>
+                <w:b/>
+                <w:i w:val="0"/>
+                <w:color w:val="000000"/>
+                <w:sz w:val="15"/>
+              </w:rPr>
+              <w:t>Scrambler</w:t>
+            </w:r>
+          </w:p>
+          <w:p>
+            <w:pPr>
+              <w:spacing w:before="30" w:after="0"/>
+              <w:jc w:val="left"/>
+            </w:pPr>
+            <w:r>
+              <w:rPr>
+                <w:rFonts w:ascii="Calibri" w:hAnsi="Calibri" w:eastAsia="Calibri"/>
+                <w:b w:val="0"/>
+                <w:i w:val="0"/>
+                <w:color w:val="595959"/>
+                <w:sz w:val="13"/>
+              </w:rPr>
+              <w:t xml:space="preserve">ID код на мостра (sID) | Sample ID code (sID): </w:t>
+            </w:r>
+            <w:r>
+              <w:rPr>
+                <w:rFonts w:ascii="Calibri" w:hAnsi="Calibri" w:eastAsia="Calibri"/>
+                <w:b/>
+                <w:i w:val="0"/>
+                <w:color w:val="000000"/>
+                <w:sz w:val="17"/>
+              </w:rPr>
+              <w:t>____/26_SFR-PC-___</w:t>
+            </w:r>
+          </w:p>
+          <w:p>
+            <w:pPr>
+              <w:spacing w:before="30" w:after="0"/>
+              <w:jc w:val="left"/>
+            </w:pPr>
+            <w:r>
+              <w:rPr>
+                <w:rFonts w:ascii="Calibri" w:hAnsi="Calibri" w:eastAsia="Calibri"/>
+                <w:b w:val="0"/>
+                <w:i w:val="0"/>
+                <w:color w:val="595959"/>
+                <w:sz w:val="13"/>
+              </w:rPr>
+              <w:t xml:space="preserve">Серија / Лот бр. | Batch / Lot No.: </w:t>
+            </w:r>
+            <w:r>
+              <w:rPr>
+                <w:rFonts w:ascii="Calibri" w:hAnsi="Calibri" w:eastAsia="Calibri"/>
+                <w:b/>
+                <w:i w:val="0"/>
+                <w:color w:val="000000"/>
+                <w:sz w:val="17"/>
+              </w:rPr>
+              <w:t>SCR112501 · P060282</w:t>
+            </w:r>
+          </w:p>
+          <w:p>
+            <w:pPr>
+              <w:spacing w:before="30" w:after="0"/>
+              <w:jc w:val="left"/>
+            </w:pPr>
+            <w:r>
+              <w:rPr>
+                <w:rFonts w:ascii="Calibri" w:hAnsi="Calibri" w:eastAsia="Calibri"/>
+                <w:b w:val="0"/>
+                <w:i w:val="0"/>
+                <w:color w:val="595959"/>
+                <w:sz w:val="13"/>
+              </w:rPr>
+              <w:t xml:space="preserve">Датум на берба | Date of harvest: </w:t>
+            </w:r>
+            <w:r>
+              <w:rPr>
+                <w:rFonts w:ascii="Calibri" w:hAnsi="Calibri" w:eastAsia="Calibri"/>
+                <w:b w:val="0"/>
+                <w:i w:val="0"/>
+                <w:color w:val="000000"/>
+                <w:sz w:val="15"/>
+              </w:rPr>
+              <w:t>25.03.2026</w:t>
+            </w:r>
+          </w:p>
+          <w:p>
+            <w:pPr>
+              <w:spacing w:before="30" w:after="0"/>
+              <w:jc w:val="left"/>
+            </w:pPr>
+            <w:r>
+              <w:rPr>
+                <w:rFonts w:ascii="Calibri" w:hAnsi="Calibri" w:eastAsia="Calibri"/>
+                <w:b w:val="0"/>
+                <w:i w:val="0"/>
+                <w:color w:val="595959"/>
+                <w:sz w:val="13"/>
+              </w:rPr>
+              <w:t xml:space="preserve">Датум на пакување | Date of packaging: </w:t>
+            </w:r>
+            <w:r>
+              <w:rPr>
+                <w:rFonts w:ascii="Calibri" w:hAnsi="Calibri" w:eastAsia="Calibri"/>
+                <w:b w:val="0"/>
+                <w:i w:val="0"/>
+                <w:color w:val="000000"/>
+                <w:sz w:val="15"/>
+              </w:rPr>
+              <w:t>18.05.2026</w:t>
+            </w:r>
+          </w:p>
+          <w:p>
+            <w:pPr>
+              <w:spacing w:before="30" w:after="0"/>
+              <w:jc w:val="left"/>
+            </w:pPr>
+            <w:r>
+              <w:rPr>
+                <w:rFonts w:ascii="Calibri" w:hAnsi="Calibri" w:eastAsia="Calibri"/>
+                <w:b w:val="0"/>
+                <w:i w:val="0"/>
+                <w:color w:val="595959"/>
+                <w:sz w:val="13"/>
+              </w:rPr>
+              <w:t xml:space="preserve">Нето (g) | Net (g): </w:t>
+            </w:r>
+            <w:r>
+              <w:rPr>
+                <w:rFonts w:ascii="Calibri" w:hAnsi="Calibri" w:eastAsia="Calibri"/>
+                <w:b w:val="0"/>
+                <w:i w:val="0"/>
+                <w:color w:val="000000"/>
+                <w:sz w:val="15"/>
+              </w:rPr>
+              <w:t>________</w:t>
+            </w:r>
+            <w:r>
+              <w:rPr>
+                <w:rFonts w:ascii="Calibri" w:hAnsi="Calibri" w:eastAsia="Calibri"/>
+                <w:b w:val="0"/>
+                <w:i w:val="0"/>
+                <w:color w:val="595959"/>
+                <w:sz w:val="13"/>
+              </w:rPr>
+              <w:t xml:space="preserve">     Бруто (g) | Gross (g): </w:t>
+            </w:r>
+            <w:r>
+              <w:rPr>
+                <w:rFonts w:ascii="Calibri" w:hAnsi="Calibri" w:eastAsia="Calibri"/>
+                <w:b w:val="0"/>
+                <w:i w:val="0"/>
+                <w:color w:val="000000"/>
+                <w:sz w:val="15"/>
+              </w:rPr>
+              <w:t>________</w:t>
+            </w:r>
+          </w:p>
+          <w:p>
+            <w:pPr>
+              <w:spacing w:before="30" w:after="0"/>
+              <w:jc w:val="left"/>
+            </w:pPr>
+            <w:r>
+              <w:rPr>
+                <w:rFonts w:ascii="Calibri" w:hAnsi="Calibri" w:eastAsia="Calibri"/>
+                <w:b w:val="0"/>
+                <w:i w:val="0"/>
+                <w:color w:val="595959"/>
+                <w:sz w:val="13"/>
+              </w:rPr>
+              <w:t xml:space="preserve">Услови за чување | Storage condition: </w:t>
+            </w:r>
+            <w:r>
+              <w:rPr>
+                <w:rFonts w:ascii="Calibri" w:hAnsi="Calibri" w:eastAsia="Calibri"/>
+                <w:b w:val="0"/>
+                <w:i w:val="0"/>
+                <w:color w:val="000000"/>
+                <w:sz w:val="13"/>
+              </w:rPr>
+              <w:t>Да се чува на суво и темно место на температура од 15-25°C | Store in a dry, dark place at 15-25°C</w:t>
+            </w:r>
+          </w:p>
+          <w:p>
+            <w:pPr>
+              <w:spacing w:before="30" w:after="0"/>
+              <w:jc w:val="left"/>
+            </w:pPr>
+            <w:r>
+              <w:rPr>
+                <w:rFonts w:ascii="Calibri" w:hAnsi="Calibri" w:eastAsia="Calibri"/>
+                <w:b w:val="0"/>
+                <w:i w:val="0"/>
+                <w:color w:val="595959"/>
+                <w:sz w:val="13"/>
+              </w:rPr>
+              <w:t xml:space="preserve">Датум на мострирање | Date of sampling: </w:t>
+            </w:r>
+            <w:r>
+              <w:rPr>
+                <w:rFonts w:ascii="Calibri" w:hAnsi="Calibri" w:eastAsia="Calibri"/>
+                <w:b w:val="0"/>
+                <w:i w:val="0"/>
+                <w:color w:val="000000"/>
+                <w:sz w:val="15"/>
+              </w:rPr>
+              <w:t>__________</w:t>
+            </w:r>
+            <w:r>
+              <w:rPr>
+                <w:rFonts w:ascii="Calibri" w:hAnsi="Calibri" w:eastAsia="Calibri"/>
+                <w:b w:val="0"/>
+                <w:i w:val="0"/>
+                <w:color w:val="595959"/>
+                <w:sz w:val="13"/>
+              </w:rPr>
+              <w:t xml:space="preserve">   Мострирано од | Sampled by: </w:t>
+            </w:r>
+            <w:r>
+              <w:rPr>
+                <w:rFonts w:ascii="Calibri" w:hAnsi="Calibri" w:eastAsia="Calibri"/>
+                <w:b w:val="0"/>
+                <w:i w:val="0"/>
+                <w:color w:val="000000"/>
+                <w:sz w:val="15"/>
+              </w:rPr>
+              <w:t>__________</w:t>
+            </w:r>
+          </w:p>
+          <w:p>
+            <w:pPr>
+              <w:spacing w:before="20" w:after="0"/>
+              <w:jc w:val="right"/>
+            </w:pPr>
+            <w:r>
+              <w:rPr>
+                <w:rFonts w:ascii="Calibri" w:hAnsi="Calibri" w:eastAsia="Calibri"/>
+                <w:b w:val="0"/>
+                <w:i w:val="0"/>
+                <w:color w:val="595959"/>
+                <w:sz w:val="12"/>
+              </w:rPr>
+              <w:t>QASOP_031_A07 · PP-QC-SP-002/26 · Ден | Day 1</w:t>
+            </w:r>
+          </w:p>
+        </w:tc>
+        <w:tc>
+          <w:tcPr>
+            <w:tcW w:type="dxa" w:w="5953"/>
+          </w:tcPr>
+          <w:p>
+            <w:pPr>
+              <w:spacing w:before="0" w:after="0"/>
+              <w:jc w:val="left"/>
+            </w:pPr>
+            <w:r>
+              <w:rPr>
+                <w:rFonts w:ascii="Calibri" w:hAnsi="Calibri" w:eastAsia="Calibri"/>
+                <w:b w:val="0"/>
+                <w:i w:val="0"/>
+                <w:color w:val="595959"/>
+                <w:sz w:val="13"/>
+              </w:rPr>
+              <w:t>Намена на мостра, анализа | Sample intended use, assay</w:t>
+            </w:r>
+          </w:p>
+          <w:p>
+            <w:pPr>
+              <w:spacing w:before="0" w:after="0"/>
+              <w:jc w:val="left"/>
+            </w:pPr>
+            <w:r>
+              <w:rPr>
+                <w:rFonts w:ascii="Calibri" w:hAnsi="Calibri" w:eastAsia="Calibri"/>
+                <w:b/>
+                <w:i w:val="0"/>
+                <w:color w:val="2B547E"/>
+                <w:sz w:val="18"/>
+              </w:rPr>
+              <w:t>Мостра за испитување на Губиток при сушење</w:t>
+            </w:r>
+            <w:r>
+              <w:rPr>
+                <w:rFonts w:ascii="Calibri" w:hAnsi="Calibri" w:eastAsia="Calibri"/>
+                <w:b/>
+                <w:i w:val="0"/>
+                <w:color w:val="2B547E"/>
+                <w:sz w:val="15"/>
+              </w:rPr>
+              <w:t xml:space="preserve"> | Loss on Drying Test Sample</w:t>
+            </w:r>
+          </w:p>
+          <w:p>
+            <w:pPr>
+              <w:spacing w:before="30" w:after="0"/>
+              <w:jc w:val="left"/>
+            </w:pPr>
+            <w:r>
+              <w:rPr>
+                <w:rFonts w:ascii="Calibri" w:hAnsi="Calibri" w:eastAsia="Calibri"/>
+                <w:b w:val="0"/>
+                <w:i w:val="0"/>
+                <w:color w:val="595959"/>
+                <w:sz w:val="13"/>
+              </w:rPr>
+              <w:t>Опис на Материјал | Material Description</w:t>
+            </w:r>
+          </w:p>
+          <w:p>
+            <w:pPr>
+              <w:spacing w:before="0" w:after="0"/>
+              <w:jc w:val="left"/>
+            </w:pPr>
+            <w:r>
+              <w:rPr>
+                <w:rFonts w:ascii="Calibri" w:hAnsi="Calibri" w:eastAsia="Calibri"/>
+                <w:b w:val="0"/>
+                <w:i w:val="0"/>
+                <w:color w:val="000000"/>
+                <w:sz w:val="15"/>
+              </w:rPr>
+              <w:t>Сув Цвет од Канабис за медицинска употреба | Dry Cannabis Flower for Medical Use</w:t>
+            </w:r>
+          </w:p>
+          <w:p>
+            <w:pPr>
+              <w:spacing w:before="30" w:after="0"/>
+              <w:jc w:val="left"/>
+            </w:pPr>
+            <w:r>
+              <w:rPr>
+                <w:rFonts w:ascii="Calibri" w:hAnsi="Calibri" w:eastAsia="Calibri"/>
+                <w:b w:val="0"/>
+                <w:i w:val="0"/>
+                <w:color w:val="595959"/>
+                <w:sz w:val="13"/>
+              </w:rPr>
+              <w:t xml:space="preserve">Сорта и/или ID код на растение | Strain and/or Plant ID: </w:t>
+            </w:r>
+            <w:r>
+              <w:rPr>
+                <w:rFonts w:ascii="Calibri" w:hAnsi="Calibri" w:eastAsia="Calibri"/>
+                <w:b/>
+                <w:i w:val="0"/>
+                <w:color w:val="000000"/>
+                <w:sz w:val="15"/>
+              </w:rPr>
+              <w:t>Wedding Crusher</w:t>
+            </w:r>
+          </w:p>
+          <w:p>
+            <w:pPr>
+              <w:spacing w:before="30" w:after="0"/>
+              <w:jc w:val="left"/>
+            </w:pPr>
+            <w:r>
+              <w:rPr>
+                <w:rFonts w:ascii="Calibri" w:hAnsi="Calibri" w:eastAsia="Calibri"/>
+                <w:b w:val="0"/>
+                <w:i w:val="0"/>
+                <w:color w:val="595959"/>
+                <w:sz w:val="13"/>
+              </w:rPr>
+              <w:t xml:space="preserve">ID код на мостра (sID) | Sample ID code (sID): </w:t>
+            </w:r>
+            <w:r>
+              <w:rPr>
+                <w:rFonts w:ascii="Calibri" w:hAnsi="Calibri" w:eastAsia="Calibri"/>
+                <w:b/>
+                <w:i w:val="0"/>
+                <w:color w:val="000000"/>
+                <w:sz w:val="17"/>
+              </w:rPr>
+              <w:t>____/26_SFR-PC-___</w:t>
+            </w:r>
+          </w:p>
+          <w:p>
+            <w:pPr>
+              <w:spacing w:before="30" w:after="0"/>
+              <w:jc w:val="left"/>
+            </w:pPr>
+            <w:r>
+              <w:rPr>
+                <w:rFonts w:ascii="Calibri" w:hAnsi="Calibri" w:eastAsia="Calibri"/>
+                <w:b w:val="0"/>
+                <w:i w:val="0"/>
+                <w:color w:val="595959"/>
+                <w:sz w:val="13"/>
+              </w:rPr>
+              <w:t xml:space="preserve">Серија / Лот бр. | Batch / Lot No.: </w:t>
+            </w:r>
+            <w:r>
+              <w:rPr>
+                <w:rFonts w:ascii="Calibri" w:hAnsi="Calibri" w:eastAsia="Calibri"/>
+                <w:b/>
+                <w:i w:val="0"/>
+                <w:color w:val="000000"/>
+                <w:sz w:val="17"/>
+              </w:rPr>
+              <w:t>WC082501 · P060012</w:t>
+            </w:r>
+          </w:p>
+          <w:p>
+            <w:pPr>
+              <w:spacing w:before="30" w:after="0"/>
+              <w:jc w:val="left"/>
+            </w:pPr>
+            <w:r>
+              <w:rPr>
+                <w:rFonts w:ascii="Calibri" w:hAnsi="Calibri" w:eastAsia="Calibri"/>
+                <w:b w:val="0"/>
+                <w:i w:val="0"/>
+                <w:color w:val="595959"/>
+                <w:sz w:val="13"/>
+              </w:rPr>
+              <w:t xml:space="preserve">Датум на берба | Date of harvest: </w:t>
+            </w:r>
+            <w:r>
+              <w:rPr>
+                <w:rFonts w:ascii="Calibri" w:hAnsi="Calibri" w:eastAsia="Calibri"/>
+                <w:b w:val="0"/>
+                <w:i w:val="0"/>
+                <w:color w:val="000000"/>
+                <w:sz w:val="15"/>
+              </w:rPr>
+              <w:t>09.12.2025</w:t>
+            </w:r>
+          </w:p>
+          <w:p>
+            <w:pPr>
+              <w:spacing w:before="30" w:after="0"/>
+              <w:jc w:val="left"/>
+            </w:pPr>
+            <w:r>
+              <w:rPr>
+                <w:rFonts w:ascii="Calibri" w:hAnsi="Calibri" w:eastAsia="Calibri"/>
+                <w:b w:val="0"/>
+                <w:i w:val="0"/>
+                <w:color w:val="595959"/>
+                <w:sz w:val="13"/>
+              </w:rPr>
+              <w:t xml:space="preserve">Датум на пакување | Date of packaging: </w:t>
+            </w:r>
+            <w:r>
+              <w:rPr>
+                <w:rFonts w:ascii="Calibri" w:hAnsi="Calibri" w:eastAsia="Calibri"/>
+                <w:b w:val="0"/>
+                <w:i w:val="0"/>
+                <w:color w:val="000000"/>
+                <w:sz w:val="15"/>
+              </w:rPr>
+              <w:t>13.01.2026</w:t>
+            </w:r>
+          </w:p>
+          <w:p>
+            <w:pPr>
+              <w:spacing w:before="30" w:after="0"/>
+              <w:jc w:val="left"/>
+            </w:pPr>
+            <w:r>
+              <w:rPr>
+                <w:rFonts w:ascii="Calibri" w:hAnsi="Calibri" w:eastAsia="Calibri"/>
+                <w:b w:val="0"/>
+                <w:i w:val="0"/>
+                <w:color w:val="595959"/>
+                <w:sz w:val="13"/>
+              </w:rPr>
+              <w:t xml:space="preserve">Нето (g) | Net (g): </w:t>
+            </w:r>
+            <w:r>
+              <w:rPr>
+                <w:rFonts w:ascii="Calibri" w:hAnsi="Calibri" w:eastAsia="Calibri"/>
+                <w:b w:val="0"/>
+                <w:i w:val="0"/>
+                <w:color w:val="000000"/>
+                <w:sz w:val="15"/>
+              </w:rPr>
+              <w:t>________</w:t>
+            </w:r>
+            <w:r>
+              <w:rPr>
+                <w:rFonts w:ascii="Calibri" w:hAnsi="Calibri" w:eastAsia="Calibri"/>
+                <w:b w:val="0"/>
+                <w:i w:val="0"/>
+                <w:color w:val="595959"/>
+                <w:sz w:val="13"/>
+              </w:rPr>
+              <w:t xml:space="preserve">     Бруто (g) | Gross (g): </w:t>
+            </w:r>
+            <w:r>
+              <w:rPr>
+                <w:rFonts w:ascii="Calibri" w:hAnsi="Calibri" w:eastAsia="Calibri"/>
+                <w:b w:val="0"/>
+                <w:i w:val="0"/>
+                <w:color w:val="000000"/>
+                <w:sz w:val="15"/>
+              </w:rPr>
+              <w:t>________</w:t>
+            </w:r>
+          </w:p>
+          <w:p>
+            <w:pPr>
+              <w:spacing w:before="30" w:after="0"/>
+              <w:jc w:val="left"/>
+            </w:pPr>
+            <w:r>
+              <w:rPr>
+                <w:rFonts w:ascii="Calibri" w:hAnsi="Calibri" w:eastAsia="Calibri"/>
+                <w:b w:val="0"/>
+                <w:i w:val="0"/>
+                <w:color w:val="595959"/>
+                <w:sz w:val="13"/>
+              </w:rPr>
+              <w:t xml:space="preserve">Услови за чување | Storage condition: </w:t>
+            </w:r>
+            <w:r>
+              <w:rPr>
+                <w:rFonts w:ascii="Calibri" w:hAnsi="Calibri" w:eastAsia="Calibri"/>
+                <w:b w:val="0"/>
+                <w:i w:val="0"/>
+                <w:color w:val="000000"/>
+                <w:sz w:val="13"/>
+              </w:rPr>
+              <w:t>Да се чува на суво и темно место на температура од 15-25°C | Store in a dry, dark place at 15-25°C</w:t>
+            </w:r>
+          </w:p>
+          <w:p>
+            <w:pPr>
+              <w:spacing w:before="30" w:after="0"/>
+              <w:jc w:val="left"/>
+            </w:pPr>
+            <w:r>
+              <w:rPr>
+                <w:rFonts w:ascii="Calibri" w:hAnsi="Calibri" w:eastAsia="Calibri"/>
+                <w:b w:val="0"/>
+                <w:i w:val="0"/>
+                <w:color w:val="595959"/>
+                <w:sz w:val="13"/>
+              </w:rPr>
+              <w:t xml:space="preserve">Датум на мострирање | Date of sampling: </w:t>
+            </w:r>
+            <w:r>
+              <w:rPr>
+                <w:rFonts w:ascii="Calibri" w:hAnsi="Calibri" w:eastAsia="Calibri"/>
+                <w:b w:val="0"/>
+                <w:i w:val="0"/>
+                <w:color w:val="000000"/>
+                <w:sz w:val="15"/>
+              </w:rPr>
+              <w:t>__________</w:t>
+            </w:r>
+            <w:r>
+              <w:rPr>
+                <w:rFonts w:ascii="Calibri" w:hAnsi="Calibri" w:eastAsia="Calibri"/>
+                <w:b w:val="0"/>
+                <w:i w:val="0"/>
+                <w:color w:val="595959"/>
+                <w:sz w:val="13"/>
+              </w:rPr>
+              <w:t xml:space="preserve">   Мострирано од | Sampled by: </w:t>
+            </w:r>
+            <w:r>
+              <w:rPr>
+                <w:rFonts w:ascii="Calibri" w:hAnsi="Calibri" w:eastAsia="Calibri"/>
+                <w:b w:val="0"/>
+                <w:i w:val="0"/>
+                <w:color w:val="000000"/>
+                <w:sz w:val="15"/>
+              </w:rPr>
+              <w:t>__________</w:t>
+            </w:r>
+          </w:p>
+          <w:p>
+            <w:pPr>
+              <w:spacing w:before="20" w:after="0"/>
+              <w:jc w:val="right"/>
+            </w:pPr>
+            <w:r>
+              <w:rPr>
+                <w:rFonts w:ascii="Calibri" w:hAnsi="Calibri" w:eastAsia="Calibri"/>
+                <w:b w:val="0"/>
+                <w:i w:val="0"/>
+                <w:color w:val="595959"/>
+                <w:sz w:val="12"/>
+              </w:rPr>
+              <w:t>QASOP_031_A07 · PP-QC-SP-002/26 · Ден | Day 1</w:t>
+            </w:r>
+          </w:p>
+        </w:tc>
+      </w:tr>
+      <w:tr>
+        <w:trPr>
+          <w:trHeight w:val="4201" w:hRule="exact"/>
+          <w:cantSplit/>
+        </w:trPr>
+        <w:tc>
+          <w:tcPr>
+            <w:tcW w:type="dxa" w:w="5953"/>
+          </w:tcPr>
+          <w:p>
+            <w:pPr>
+              <w:spacing w:before="0" w:after="0"/>
+              <w:jc w:val="left"/>
+            </w:pPr>
+            <w:r>
+              <w:rPr>
+                <w:rFonts w:ascii="Calibri" w:hAnsi="Calibri" w:eastAsia="Calibri"/>
+                <w:b w:val="0"/>
+                <w:i w:val="0"/>
+                <w:color w:val="595959"/>
+                <w:sz w:val="13"/>
+              </w:rPr>
+              <w:t>Намена на мостра, анализа | Sample intended use, assay</w:t>
+            </w:r>
+          </w:p>
+          <w:p>
+            <w:pPr>
+              <w:spacing w:before="0" w:after="0"/>
+              <w:jc w:val="left"/>
+            </w:pPr>
+            <w:r>
+              <w:rPr>
+                <w:rFonts w:ascii="Calibri" w:hAnsi="Calibri" w:eastAsia="Calibri"/>
+                <w:b/>
+                <w:i w:val="0"/>
+                <w:color w:val="2B547E"/>
+                <w:sz w:val="18"/>
+              </w:rPr>
+              <w:t>Мостра за испитување на Губиток при сушење</w:t>
+            </w:r>
+            <w:r>
+              <w:rPr>
+                <w:rFonts w:ascii="Calibri" w:hAnsi="Calibri" w:eastAsia="Calibri"/>
+                <w:b/>
+                <w:i w:val="0"/>
+                <w:color w:val="2B547E"/>
+                <w:sz w:val="15"/>
+              </w:rPr>
+              <w:t xml:space="preserve"> | Loss on Drying Test Sample</w:t>
+            </w:r>
+          </w:p>
+          <w:p>
+            <w:pPr>
+              <w:spacing w:before="30" w:after="0"/>
+              <w:jc w:val="left"/>
+            </w:pPr>
+            <w:r>
+              <w:rPr>
+                <w:rFonts w:ascii="Calibri" w:hAnsi="Calibri" w:eastAsia="Calibri"/>
+                <w:b w:val="0"/>
+                <w:i w:val="0"/>
+                <w:color w:val="595959"/>
+                <w:sz w:val="13"/>
+              </w:rPr>
+              <w:t>Опис на Материјал | Material Description</w:t>
+            </w:r>
+          </w:p>
+          <w:p>
+            <w:pPr>
+              <w:spacing w:before="0" w:after="0"/>
+              <w:jc w:val="left"/>
+            </w:pPr>
+            <w:r>
+              <w:rPr>
+                <w:rFonts w:ascii="Calibri" w:hAnsi="Calibri" w:eastAsia="Calibri"/>
+                <w:b w:val="0"/>
+                <w:i w:val="0"/>
+                <w:color w:val="000000"/>
+                <w:sz w:val="15"/>
+              </w:rPr>
+              <w:t>Сув Цвет од Канабис за медицинска употреба | Dry Cannabis Flower for Medical Use</w:t>
+            </w:r>
+          </w:p>
+          <w:p>
+            <w:pPr>
+              <w:spacing w:before="30" w:after="0"/>
+              <w:jc w:val="left"/>
+            </w:pPr>
+            <w:r>
+              <w:rPr>
+                <w:rFonts w:ascii="Calibri" w:hAnsi="Calibri" w:eastAsia="Calibri"/>
+                <w:b w:val="0"/>
+                <w:i w:val="0"/>
+                <w:color w:val="595959"/>
+                <w:sz w:val="13"/>
+              </w:rPr>
+              <w:t xml:space="preserve">Сорта и/или ID код на растение | Strain and/or Plant ID: </w:t>
+            </w:r>
+            <w:r>
+              <w:rPr>
+                <w:rFonts w:ascii="Calibri" w:hAnsi="Calibri" w:eastAsia="Calibri"/>
+                <w:b/>
+                <w:i w:val="0"/>
+                <w:color w:val="000000"/>
+                <w:sz w:val="15"/>
+              </w:rPr>
+              <w:t>Fat Bastard</w:t>
+            </w:r>
+          </w:p>
+          <w:p>
+            <w:pPr>
+              <w:spacing w:before="30" w:after="0"/>
+              <w:jc w:val="left"/>
+            </w:pPr>
+            <w:r>
+              <w:rPr>
+                <w:rFonts w:ascii="Calibri" w:hAnsi="Calibri" w:eastAsia="Calibri"/>
+                <w:b w:val="0"/>
+                <w:i w:val="0"/>
+                <w:color w:val="595959"/>
+                <w:sz w:val="13"/>
+              </w:rPr>
+              <w:t xml:space="preserve">ID код на мостра (sID) | Sample ID code (sID): </w:t>
+            </w:r>
+            <w:r>
+              <w:rPr>
+                <w:rFonts w:ascii="Calibri" w:hAnsi="Calibri" w:eastAsia="Calibri"/>
+                <w:b/>
+                <w:i w:val="0"/>
+                <w:color w:val="000000"/>
+                <w:sz w:val="17"/>
+              </w:rPr>
+              <w:t>____/26_SFR-PC-___</w:t>
+            </w:r>
+          </w:p>
+          <w:p>
+            <w:pPr>
+              <w:spacing w:before="30" w:after="0"/>
+              <w:jc w:val="left"/>
+            </w:pPr>
+            <w:r>
+              <w:rPr>
+                <w:rFonts w:ascii="Calibri" w:hAnsi="Calibri" w:eastAsia="Calibri"/>
+                <w:b w:val="0"/>
+                <w:i w:val="0"/>
+                <w:color w:val="595959"/>
+                <w:sz w:val="13"/>
+              </w:rPr>
+              <w:t xml:space="preserve">Серија / Лот бр. | Batch / Lot No.: </w:t>
+            </w:r>
+            <w:r>
+              <w:rPr>
+                <w:rFonts w:ascii="Calibri" w:hAnsi="Calibri" w:eastAsia="Calibri"/>
+                <w:b/>
+                <w:i w:val="0"/>
+                <w:color w:val="000000"/>
+                <w:sz w:val="17"/>
+              </w:rPr>
+              <w:t>FB012602 · P060352</w:t>
+            </w:r>
+          </w:p>
+          <w:p>
+            <w:pPr>
+              <w:spacing w:before="30" w:after="0"/>
+              <w:jc w:val="left"/>
+            </w:pPr>
+            <w:r>
+              <w:rPr>
+                <w:rFonts w:ascii="Calibri" w:hAnsi="Calibri" w:eastAsia="Calibri"/>
+                <w:b w:val="0"/>
+                <w:i w:val="0"/>
+                <w:color w:val="595959"/>
+                <w:sz w:val="13"/>
+              </w:rPr>
+              <w:t xml:space="preserve">Датум на берба | Date of harvest: </w:t>
+            </w:r>
+            <w:r>
+              <w:rPr>
+                <w:rFonts w:ascii="Calibri" w:hAnsi="Calibri" w:eastAsia="Calibri"/>
+                <w:b w:val="0"/>
+                <w:i w:val="0"/>
+                <w:color w:val="000000"/>
+                <w:sz w:val="15"/>
+              </w:rPr>
+              <w:t>16.04.2026</w:t>
+            </w:r>
+          </w:p>
+          <w:p>
+            <w:pPr>
+              <w:spacing w:before="30" w:after="0"/>
+              <w:jc w:val="left"/>
+            </w:pPr>
+            <w:r>
+              <w:rPr>
+                <w:rFonts w:ascii="Calibri" w:hAnsi="Calibri" w:eastAsia="Calibri"/>
+                <w:b w:val="0"/>
+                <w:i w:val="0"/>
+                <w:color w:val="595959"/>
+                <w:sz w:val="13"/>
+              </w:rPr>
+              <w:t xml:space="preserve">Датум на пакување | Date of packaging: </w:t>
+            </w:r>
+            <w:r>
+              <w:rPr>
+                <w:rFonts w:ascii="Calibri" w:hAnsi="Calibri" w:eastAsia="Calibri"/>
+                <w:b w:val="0"/>
+                <w:i w:val="0"/>
+                <w:color w:val="000000"/>
+                <w:sz w:val="15"/>
+              </w:rPr>
+              <w:t>23.05.2026</w:t>
+            </w:r>
+          </w:p>
+          <w:p>
+            <w:pPr>
+              <w:spacing w:before="30" w:after="0"/>
+              <w:jc w:val="left"/>
+            </w:pPr>
+            <w:r>
+              <w:rPr>
+                <w:rFonts w:ascii="Calibri" w:hAnsi="Calibri" w:eastAsia="Calibri"/>
+                <w:b w:val="0"/>
+                <w:i w:val="0"/>
+                <w:color w:val="595959"/>
+                <w:sz w:val="13"/>
+              </w:rPr>
+              <w:t xml:space="preserve">Нето (g) | Net (g): </w:t>
+            </w:r>
+            <w:r>
+              <w:rPr>
+                <w:rFonts w:ascii="Calibri" w:hAnsi="Calibri" w:eastAsia="Calibri"/>
+                <w:b w:val="0"/>
+                <w:i w:val="0"/>
+                <w:color w:val="000000"/>
+                <w:sz w:val="15"/>
+              </w:rPr>
+              <w:t>________</w:t>
+            </w:r>
+            <w:r>
+              <w:rPr>
+                <w:rFonts w:ascii="Calibri" w:hAnsi="Calibri" w:eastAsia="Calibri"/>
+                <w:b w:val="0"/>
+                <w:i w:val="0"/>
+                <w:color w:val="595959"/>
+                <w:sz w:val="13"/>
+              </w:rPr>
+              <w:t xml:space="preserve">     Бруто (g) | Gross (g): </w:t>
+            </w:r>
+            <w:r>
+              <w:rPr>
+                <w:rFonts w:ascii="Calibri" w:hAnsi="Calibri" w:eastAsia="Calibri"/>
+                <w:b w:val="0"/>
+                <w:i w:val="0"/>
+                <w:color w:val="000000"/>
+                <w:sz w:val="15"/>
+              </w:rPr>
+              <w:t>________</w:t>
+            </w:r>
+          </w:p>
+          <w:p>
+            <w:pPr>
+              <w:spacing w:before="30" w:after="0"/>
+              <w:jc w:val="left"/>
+            </w:pPr>
+            <w:r>
+              <w:rPr>
+                <w:rFonts w:ascii="Calibri" w:hAnsi="Calibri" w:eastAsia="Calibri"/>
+                <w:b w:val="0"/>
+                <w:i w:val="0"/>
+                <w:color w:val="595959"/>
+                <w:sz w:val="13"/>
+              </w:rPr>
+              <w:t xml:space="preserve">Услови за чување | Storage condition: </w:t>
+            </w:r>
+            <w:r>
+              <w:rPr>
+                <w:rFonts w:ascii="Calibri" w:hAnsi="Calibri" w:eastAsia="Calibri"/>
+                <w:b w:val="0"/>
+                <w:i w:val="0"/>
+                <w:color w:val="000000"/>
+                <w:sz w:val="13"/>
+              </w:rPr>
+              <w:t>Да се чува на суво и темно место на температура од 15-25°C | Store in a dry, dark place at 15-25°C</w:t>
+            </w:r>
+          </w:p>
+          <w:p>
+            <w:pPr>
+              <w:spacing w:before="30" w:after="0"/>
+              <w:jc w:val="left"/>
+            </w:pPr>
+            <w:r>
+              <w:rPr>
+                <w:rFonts w:ascii="Calibri" w:hAnsi="Calibri" w:eastAsia="Calibri"/>
+                <w:b w:val="0"/>
+                <w:i w:val="0"/>
+                <w:color w:val="595959"/>
+                <w:sz w:val="13"/>
+              </w:rPr>
+              <w:t xml:space="preserve">Датум на мострирање | Date of sampling: </w:t>
+            </w:r>
+            <w:r>
+              <w:rPr>
+                <w:rFonts w:ascii="Calibri" w:hAnsi="Calibri" w:eastAsia="Calibri"/>
+                <w:b w:val="0"/>
+                <w:i w:val="0"/>
+                <w:color w:val="000000"/>
+                <w:sz w:val="15"/>
+              </w:rPr>
+              <w:t>__________</w:t>
+            </w:r>
+            <w:r>
+              <w:rPr>
+                <w:rFonts w:ascii="Calibri" w:hAnsi="Calibri" w:eastAsia="Calibri"/>
+                <w:b w:val="0"/>
+                <w:i w:val="0"/>
+                <w:color w:val="595959"/>
+                <w:sz w:val="13"/>
+              </w:rPr>
+              <w:t xml:space="preserve">   Мострирано од | Sampled by: </w:t>
+            </w:r>
+            <w:r>
+              <w:rPr>
+                <w:rFonts w:ascii="Calibri" w:hAnsi="Calibri" w:eastAsia="Calibri"/>
+                <w:b w:val="0"/>
+                <w:i w:val="0"/>
+                <w:color w:val="000000"/>
+                <w:sz w:val="15"/>
+              </w:rPr>
+              <w:t>__________</w:t>
+            </w:r>
+          </w:p>
+          <w:p>
+            <w:pPr>
+              <w:spacing w:before="20" w:after="0"/>
+              <w:jc w:val="right"/>
+            </w:pPr>
+            <w:r>
+              <w:rPr>
+                <w:rFonts w:ascii="Calibri" w:hAnsi="Calibri" w:eastAsia="Calibri"/>
+                <w:b w:val="0"/>
+                <w:i w:val="0"/>
+                <w:color w:val="595959"/>
+                <w:sz w:val="12"/>
+              </w:rPr>
+              <w:t>QASOP_031_A07 · PP-QC-SP-002/26 · Ден | Day 1</w:t>
+            </w:r>
+          </w:p>
+        </w:tc>
+        <w:tc>
+          <w:tcPr>
+            <w:tcW w:type="dxa" w:w="5953"/>
+          </w:tcPr>
+          <w:p>
+            <w:pPr>
+              <w:spacing w:before="0" w:after="0"/>
+              <w:jc w:val="left"/>
+            </w:pPr>
+            <w:r>
+              <w:rPr>
+                <w:rFonts w:ascii="Calibri" w:hAnsi="Calibri" w:eastAsia="Calibri"/>
+                <w:b w:val="0"/>
+                <w:i w:val="0"/>
+                <w:color w:val="595959"/>
+                <w:sz w:val="13"/>
+              </w:rPr>
+              <w:t>Намена на мостра, анализа | Sample intended use, assay</w:t>
+            </w:r>
+          </w:p>
+          <w:p>
+            <w:pPr>
+              <w:spacing w:before="0" w:after="0"/>
+              <w:jc w:val="left"/>
+            </w:pPr>
+            <w:r>
+              <w:rPr>
+                <w:rFonts w:ascii="Calibri" w:hAnsi="Calibri" w:eastAsia="Calibri"/>
+                <w:b/>
+                <w:i w:val="0"/>
+                <w:color w:val="2B547E"/>
+                <w:sz w:val="18"/>
+              </w:rPr>
+              <w:t>Мостра за испитување на Губиток при сушење</w:t>
+            </w:r>
+            <w:r>
+              <w:rPr>
+                <w:rFonts w:ascii="Calibri" w:hAnsi="Calibri" w:eastAsia="Calibri"/>
+                <w:b/>
+                <w:i w:val="0"/>
+                <w:color w:val="2B547E"/>
+                <w:sz w:val="15"/>
+              </w:rPr>
+              <w:t xml:space="preserve"> | Loss on Drying Test Sample</w:t>
+            </w:r>
+          </w:p>
+          <w:p>
+            <w:pPr>
+              <w:spacing w:before="30" w:after="0"/>
+              <w:jc w:val="left"/>
+            </w:pPr>
+            <w:r>
+              <w:rPr>
+                <w:rFonts w:ascii="Calibri" w:hAnsi="Calibri" w:eastAsia="Calibri"/>
+                <w:b w:val="0"/>
+                <w:i w:val="0"/>
+                <w:color w:val="595959"/>
+                <w:sz w:val="13"/>
+              </w:rPr>
+              <w:t>Опис на Материјал | Material Description</w:t>
+            </w:r>
+          </w:p>
+          <w:p>
+            <w:pPr>
+              <w:spacing w:before="0" w:after="0"/>
+              <w:jc w:val="left"/>
+            </w:pPr>
+            <w:r>
+              <w:rPr>
+                <w:rFonts w:ascii="Calibri" w:hAnsi="Calibri" w:eastAsia="Calibri"/>
+                <w:b w:val="0"/>
+                <w:i w:val="0"/>
+                <w:color w:val="000000"/>
+                <w:sz w:val="15"/>
+              </w:rPr>
+              <w:t>Сув Цвет од Канабис за медицинска употреба | Dry Cannabis Flower for Medical Use</w:t>
+            </w:r>
+          </w:p>
+          <w:p>
+            <w:pPr>
+              <w:spacing w:before="30" w:after="0"/>
+              <w:jc w:val="left"/>
+            </w:pPr>
+            <w:r>
+              <w:rPr>
+                <w:rFonts w:ascii="Calibri" w:hAnsi="Calibri" w:eastAsia="Calibri"/>
+                <w:b w:val="0"/>
+                <w:i w:val="0"/>
+                <w:color w:val="595959"/>
+                <w:sz w:val="13"/>
+              </w:rPr>
+              <w:t xml:space="preserve">Сорта и/или ID код на растение | Strain and/or Plant ID: </w:t>
+            </w:r>
+            <w:r>
+              <w:rPr>
+                <w:rFonts w:ascii="Calibri" w:hAnsi="Calibri" w:eastAsia="Calibri"/>
+                <w:b/>
+                <w:i w:val="0"/>
+                <w:color w:val="000000"/>
+                <w:sz w:val="15"/>
+              </w:rPr>
+              <w:t>Gorilla Glue</w:t>
+            </w:r>
+          </w:p>
+          <w:p>
+            <w:pPr>
+              <w:spacing w:before="30" w:after="0"/>
+              <w:jc w:val="left"/>
+            </w:pPr>
+            <w:r>
+              <w:rPr>
+                <w:rFonts w:ascii="Calibri" w:hAnsi="Calibri" w:eastAsia="Calibri"/>
+                <w:b w:val="0"/>
+                <w:i w:val="0"/>
+                <w:color w:val="595959"/>
+                <w:sz w:val="13"/>
+              </w:rPr>
+              <w:t xml:space="preserve">ID код на мостра (sID) | Sample ID code (sID): </w:t>
+            </w:r>
+            <w:r>
+              <w:rPr>
+                <w:rFonts w:ascii="Calibri" w:hAnsi="Calibri" w:eastAsia="Calibri"/>
+                <w:b/>
+                <w:i w:val="0"/>
+                <w:color w:val="000000"/>
+                <w:sz w:val="17"/>
+              </w:rPr>
+              <w:t>____/26_SFR-PC-___</w:t>
+            </w:r>
+          </w:p>
+          <w:p>
+            <w:pPr>
+              <w:spacing w:before="30" w:after="0"/>
+              <w:jc w:val="left"/>
+            </w:pPr>
+            <w:r>
+              <w:rPr>
+                <w:rFonts w:ascii="Calibri" w:hAnsi="Calibri" w:eastAsia="Calibri"/>
+                <w:b w:val="0"/>
+                <w:i w:val="0"/>
+                <w:color w:val="595959"/>
+                <w:sz w:val="13"/>
+              </w:rPr>
+              <w:t xml:space="preserve">Серија / Лот бр. | Batch / Lot No.: </w:t>
+            </w:r>
+            <w:r>
+              <w:rPr>
+                <w:rFonts w:ascii="Calibri" w:hAnsi="Calibri" w:eastAsia="Calibri"/>
+                <w:b/>
+                <w:i w:val="0"/>
+                <w:color w:val="000000"/>
+                <w:sz w:val="17"/>
+              </w:rPr>
+              <w:t>GG012603 · P060402</w:t>
+            </w:r>
+          </w:p>
+          <w:p>
+            <w:pPr>
+              <w:spacing w:before="30" w:after="0"/>
+              <w:jc w:val="left"/>
+            </w:pPr>
+            <w:r>
+              <w:rPr>
+                <w:rFonts w:ascii="Calibri" w:hAnsi="Calibri" w:eastAsia="Calibri"/>
+                <w:b w:val="0"/>
+                <w:i w:val="0"/>
+                <w:color w:val="595959"/>
+                <w:sz w:val="13"/>
+              </w:rPr>
+              <w:t xml:space="preserve">Датум на берба | Date of harvest: </w:t>
+            </w:r>
+            <w:r>
+              <w:rPr>
+                <w:rFonts w:ascii="Calibri" w:hAnsi="Calibri" w:eastAsia="Calibri"/>
+                <w:b w:val="0"/>
+                <w:i w:val="0"/>
+                <w:color w:val="000000"/>
+                <w:sz w:val="15"/>
+              </w:rPr>
+              <w:t>04.05.2026</w:t>
+            </w:r>
+          </w:p>
+          <w:p>
+            <w:pPr>
+              <w:spacing w:before="30" w:after="0"/>
+              <w:jc w:val="left"/>
+            </w:pPr>
+            <w:r>
+              <w:rPr>
+                <w:rFonts w:ascii="Calibri" w:hAnsi="Calibri" w:eastAsia="Calibri"/>
+                <w:b w:val="0"/>
+                <w:i w:val="0"/>
+                <w:color w:val="595959"/>
+                <w:sz w:val="13"/>
+              </w:rPr>
+              <w:t xml:space="preserve">Датум на пакување | Date of packaging: </w:t>
+            </w:r>
+            <w:r>
+              <w:rPr>
+                <w:rFonts w:ascii="Calibri" w:hAnsi="Calibri" w:eastAsia="Calibri"/>
+                <w:b w:val="0"/>
+                <w:i w:val="0"/>
+                <w:color w:val="000000"/>
+                <w:sz w:val="15"/>
+              </w:rPr>
+              <w:t>24.05.2026</w:t>
+            </w:r>
+          </w:p>
+          <w:p>
+            <w:pPr>
+              <w:spacing w:before="30" w:after="0"/>
+              <w:jc w:val="left"/>
+            </w:pPr>
+            <w:r>
+              <w:rPr>
+                <w:rFonts w:ascii="Calibri" w:hAnsi="Calibri" w:eastAsia="Calibri"/>
+                <w:b w:val="0"/>
+                <w:i w:val="0"/>
+                <w:color w:val="595959"/>
+                <w:sz w:val="13"/>
+              </w:rPr>
+              <w:t xml:space="preserve">Нето (g) | Net (g): </w:t>
+            </w:r>
+            <w:r>
+              <w:rPr>
+                <w:rFonts w:ascii="Calibri" w:hAnsi="Calibri" w:eastAsia="Calibri"/>
+                <w:b w:val="0"/>
+                <w:i w:val="0"/>
+                <w:color w:val="000000"/>
+                <w:sz w:val="15"/>
+              </w:rPr>
+              <w:t>________</w:t>
+            </w:r>
+            <w:r>
+              <w:rPr>
+                <w:rFonts w:ascii="Calibri" w:hAnsi="Calibri" w:eastAsia="Calibri"/>
+                <w:b w:val="0"/>
+                <w:i w:val="0"/>
+                <w:color w:val="595959"/>
+                <w:sz w:val="13"/>
+              </w:rPr>
+              <w:t xml:space="preserve">     Бруто (g) | Gross (g): </w:t>
+            </w:r>
+            <w:r>
+              <w:rPr>
+                <w:rFonts w:ascii="Calibri" w:hAnsi="Calibri" w:eastAsia="Calibri"/>
+                <w:b w:val="0"/>
+                <w:i w:val="0"/>
+                <w:color w:val="000000"/>
+                <w:sz w:val="15"/>
+              </w:rPr>
+              <w:t>________</w:t>
+            </w:r>
+          </w:p>
+          <w:p>
+            <w:pPr>
+              <w:spacing w:before="30" w:after="0"/>
+              <w:jc w:val="left"/>
+            </w:pPr>
+            <w:r>
+              <w:rPr>
+                <w:rFonts w:ascii="Calibri" w:hAnsi="Calibri" w:eastAsia="Calibri"/>
+                <w:b w:val="0"/>
+                <w:i w:val="0"/>
+                <w:color w:val="595959"/>
+                <w:sz w:val="13"/>
+              </w:rPr>
+              <w:t xml:space="preserve">Услови за чување | Storage condition: </w:t>
+            </w:r>
+            <w:r>
+              <w:rPr>
+                <w:rFonts w:ascii="Calibri" w:hAnsi="Calibri" w:eastAsia="Calibri"/>
+                <w:b w:val="0"/>
+                <w:i w:val="0"/>
+                <w:color w:val="000000"/>
+                <w:sz w:val="13"/>
+              </w:rPr>
+              <w:t>Да се чува на суво и темно место на температура од 15-25°C | Store in a dry, dark place at 15-25°C</w:t>
+            </w:r>
+          </w:p>
+          <w:p>
+            <w:pPr>
+              <w:spacing w:before="30" w:after="0"/>
+              <w:jc w:val="left"/>
+            </w:pPr>
+            <w:r>
+              <w:rPr>
+                <w:rFonts w:ascii="Calibri" w:hAnsi="Calibri" w:eastAsia="Calibri"/>
+                <w:b w:val="0"/>
+                <w:i w:val="0"/>
+                <w:color w:val="595959"/>
+                <w:sz w:val="13"/>
+              </w:rPr>
+              <w:t xml:space="preserve">Датум на мострирање | Date of sampling: </w:t>
+            </w:r>
+            <w:r>
+              <w:rPr>
+                <w:rFonts w:ascii="Calibri" w:hAnsi="Calibri" w:eastAsia="Calibri"/>
+                <w:b w:val="0"/>
+                <w:i w:val="0"/>
+                <w:color w:val="000000"/>
+                <w:sz w:val="15"/>
+              </w:rPr>
+              <w:t>__________</w:t>
+            </w:r>
+            <w:r>
+              <w:rPr>
+                <w:rFonts w:ascii="Calibri" w:hAnsi="Calibri" w:eastAsia="Calibri"/>
+                <w:b w:val="0"/>
+                <w:i w:val="0"/>
+                <w:color w:val="595959"/>
+                <w:sz w:val="13"/>
+              </w:rPr>
+              <w:t xml:space="preserve">   Мострирано од | Sampled by: </w:t>
+            </w:r>
+            <w:r>
+              <w:rPr>
+                <w:rFonts w:ascii="Calibri" w:hAnsi="Calibri" w:eastAsia="Calibri"/>
+                <w:b w:val="0"/>
+                <w:i w:val="0"/>
+                <w:color w:val="000000"/>
+                <w:sz w:val="15"/>
+              </w:rPr>
+              <w:t>__________</w:t>
+            </w:r>
+          </w:p>
+          <w:p>
+            <w:pPr>
+              <w:spacing w:before="20" w:after="0"/>
+              <w:jc w:val="right"/>
+            </w:pPr>
+            <w:r>
+              <w:rPr>
+                <w:rFonts w:ascii="Calibri" w:hAnsi="Calibri" w:eastAsia="Calibri"/>
+                <w:b w:val="0"/>
+                <w:i w:val="0"/>
+                <w:color w:val="595959"/>
+                <w:sz w:val="12"/>
+              </w:rPr>
+              <w:t>QASOP_031_A07 · PP-QC-SP-002/26 · Ден | Day 1</w:t>
+            </w:r>
+          </w:p>
+        </w:tc>
+      </w:tr>
+    </w:tbl>
+    <w:p>
+      <w:pPr>
+        <w:spacing w:line="20" w:lineRule="exact"/>
+      </w:pPr>
+      <w:r>
+        <w:rPr>
+          <w:rFonts w:ascii="Calibri" w:hAnsi="Calibri" w:eastAsia="Calibri"/>
+          <w:b w:val="0"/>
+          <w:i w:val="0"/>
+          <w:color w:val="000000"/>
+          <w:sz w:val="2"/>
+        </w:rPr>
+      </w:r>
+      <w:r>
+        <w:br w:type="page"/>
+      </w:r>
+    </w:p>
+    <w:tbl>
+      <w:tblPr>
+        <w:tblW w:type="auto" w:w="0"/>
+        <w:jc w:val="center"/>
+        <w:tblLayout w:type="fixed"/>
+        <w:tblLook w:firstColumn="1" w:firstRow="1" w:lastColumn="0" w:lastRow="0" w:noHBand="0" w:noVBand="1" w:val="04A0"/>
+        <w:tblLayout w:type="fixed"/>
+        <w:tblCellMar>
+          <w:top w:w="85" w:type="dxa"/>
+          <w:left w:w="113" w:type="dxa"/>
+          <w:bottom w:w="57" w:type="dxa"/>
+          <w:right w:w="85" w:type="dxa"/>
+        </w:tblCellMar>
+      </w:tblPr>
+      <w:tblGrid>
+        <w:gridCol w:w="5953"/>
+        <w:gridCol w:w="5953"/>
+      </w:tblGrid>
+      <w:tr>
+        <w:trPr>
+          <w:trHeight w:val="4201" w:hRule="exact"/>
+          <w:cantSplit/>
+        </w:trPr>
+        <w:tc>
+          <w:tcPr>
+            <w:tcW w:type="dxa" w:w="5953"/>
+          </w:tcPr>
+          <w:p>
+            <w:pPr>
+              <w:spacing w:before="0" w:after="0"/>
+              <w:jc w:val="left"/>
+            </w:pPr>
+            <w:r>
+              <w:rPr>
+                <w:rFonts w:ascii="Calibri" w:hAnsi="Calibri" w:eastAsia="Calibri"/>
+                <w:b w:val="0"/>
+                <w:i w:val="0"/>
+                <w:color w:val="595959"/>
+                <w:sz w:val="13"/>
+              </w:rPr>
+              <w:t>Намена на мостра, анализа | Sample intended use, assay</w:t>
+            </w:r>
+          </w:p>
+          <w:p>
+            <w:pPr>
+              <w:spacing w:before="0" w:after="0"/>
+              <w:jc w:val="left"/>
+            </w:pPr>
+            <w:r>
+              <w:rPr>
+                <w:rFonts w:ascii="Calibri" w:hAnsi="Calibri" w:eastAsia="Calibri"/>
+                <w:b/>
+                <w:i w:val="0"/>
+                <w:color w:val="2B547E"/>
+                <w:sz w:val="18"/>
+              </w:rPr>
+              <w:t>Мостра за испитување на Губиток при сушење</w:t>
+            </w:r>
+            <w:r>
+              <w:rPr>
+                <w:rFonts w:ascii="Calibri" w:hAnsi="Calibri" w:eastAsia="Calibri"/>
+                <w:b/>
+                <w:i w:val="0"/>
+                <w:color w:val="2B547E"/>
+                <w:sz w:val="15"/>
+              </w:rPr>
+              <w:t xml:space="preserve"> | Loss on Drying Test Sample</w:t>
+            </w:r>
+          </w:p>
+          <w:p>
+            <w:pPr>
+              <w:spacing w:before="30" w:after="0"/>
+              <w:jc w:val="left"/>
+            </w:pPr>
+            <w:r>
+              <w:rPr>
+                <w:rFonts w:ascii="Calibri" w:hAnsi="Calibri" w:eastAsia="Calibri"/>
+                <w:b w:val="0"/>
+                <w:i w:val="0"/>
+                <w:color w:val="595959"/>
+                <w:sz w:val="13"/>
+              </w:rPr>
+              <w:t>Опис на Материјал | Material Description</w:t>
+            </w:r>
+          </w:p>
+          <w:p>
+            <w:pPr>
+              <w:spacing w:before="0" w:after="0"/>
+              <w:jc w:val="left"/>
+            </w:pPr>
+            <w:r>
+              <w:rPr>
+                <w:rFonts w:ascii="Calibri" w:hAnsi="Calibri" w:eastAsia="Calibri"/>
+                <w:b w:val="0"/>
+                <w:i w:val="0"/>
+                <w:color w:val="000000"/>
+                <w:sz w:val="15"/>
+              </w:rPr>
+              <w:t>Сув Цвет од Канабис за медицинска употреба | Dry Cannabis Flower for Medical Use</w:t>
+            </w:r>
+          </w:p>
+          <w:p>
+            <w:pPr>
+              <w:spacing w:before="30" w:after="0"/>
+              <w:jc w:val="left"/>
+            </w:pPr>
+            <w:r>
+              <w:rPr>
+                <w:rFonts w:ascii="Calibri" w:hAnsi="Calibri" w:eastAsia="Calibri"/>
+                <w:b w:val="0"/>
+                <w:i w:val="0"/>
+                <w:color w:val="595959"/>
+                <w:sz w:val="13"/>
+              </w:rPr>
+              <w:t xml:space="preserve">Сорта и/или ID код на растение | Strain and/or Plant ID: </w:t>
+            </w:r>
+            <w:r>
+              <w:rPr>
+                <w:rFonts w:ascii="Calibri" w:hAnsi="Calibri" w:eastAsia="Calibri"/>
+                <w:b/>
+                <w:i w:val="0"/>
+                <w:color w:val="000000"/>
+                <w:sz w:val="15"/>
+              </w:rPr>
+              <w:t>Scrambler</w:t>
+            </w:r>
+          </w:p>
+          <w:p>
+            <w:pPr>
+              <w:spacing w:before="30" w:after="0"/>
+              <w:jc w:val="left"/>
+            </w:pPr>
+            <w:r>
+              <w:rPr>
+                <w:rFonts w:ascii="Calibri" w:hAnsi="Calibri" w:eastAsia="Calibri"/>
+                <w:b w:val="0"/>
+                <w:i w:val="0"/>
+                <w:color w:val="595959"/>
+                <w:sz w:val="13"/>
+              </w:rPr>
+              <w:t xml:space="preserve">ID код на мостра (sID) | Sample ID code (sID): </w:t>
+            </w:r>
+            <w:r>
+              <w:rPr>
+                <w:rFonts w:ascii="Calibri" w:hAnsi="Calibri" w:eastAsia="Calibri"/>
+                <w:b/>
+                <w:i w:val="0"/>
+                <w:color w:val="000000"/>
+                <w:sz w:val="17"/>
+              </w:rPr>
+              <w:t>____/26_SFR-PC-___</w:t>
+            </w:r>
+          </w:p>
+          <w:p>
+            <w:pPr>
+              <w:spacing w:before="30" w:after="0"/>
+              <w:jc w:val="left"/>
+            </w:pPr>
+            <w:r>
+              <w:rPr>
+                <w:rFonts w:ascii="Calibri" w:hAnsi="Calibri" w:eastAsia="Calibri"/>
+                <w:b w:val="0"/>
+                <w:i w:val="0"/>
+                <w:color w:val="595959"/>
+                <w:sz w:val="13"/>
+              </w:rPr>
+              <w:t xml:space="preserve">Серија / Лот бр. | Batch / Lot No.: </w:t>
+            </w:r>
+            <w:r>
+              <w:rPr>
+                <w:rFonts w:ascii="Calibri" w:hAnsi="Calibri" w:eastAsia="Calibri"/>
+                <w:b/>
+                <w:i w:val="0"/>
+                <w:color w:val="000000"/>
+                <w:sz w:val="17"/>
+              </w:rPr>
+              <w:t>SCR012603 · P060382</w:t>
+            </w:r>
+          </w:p>
+          <w:p>
+            <w:pPr>
+              <w:spacing w:before="30" w:after="0"/>
+              <w:jc w:val="left"/>
+            </w:pPr>
+            <w:r>
+              <w:rPr>
+                <w:rFonts w:ascii="Calibri" w:hAnsi="Calibri" w:eastAsia="Calibri"/>
+                <w:b w:val="0"/>
+                <w:i w:val="0"/>
+                <w:color w:val="595959"/>
+                <w:sz w:val="13"/>
+              </w:rPr>
+              <w:t xml:space="preserve">Датум на берба | Date of harvest: </w:t>
+            </w:r>
+            <w:r>
+              <w:rPr>
+                <w:rFonts w:ascii="Calibri" w:hAnsi="Calibri" w:eastAsia="Calibri"/>
+                <w:b w:val="0"/>
+                <w:i w:val="0"/>
+                <w:color w:val="000000"/>
+                <w:sz w:val="15"/>
+              </w:rPr>
+              <w:t>22.04.2026</w:t>
+            </w:r>
+          </w:p>
+          <w:p>
+            <w:pPr>
+              <w:spacing w:before="30" w:after="0"/>
+              <w:jc w:val="left"/>
+            </w:pPr>
+            <w:r>
+              <w:rPr>
+                <w:rFonts w:ascii="Calibri" w:hAnsi="Calibri" w:eastAsia="Calibri"/>
+                <w:b w:val="0"/>
+                <w:i w:val="0"/>
+                <w:color w:val="595959"/>
+                <w:sz w:val="13"/>
+              </w:rPr>
+              <w:t xml:space="preserve">Датум на пакување | Date of packaging: </w:t>
+            </w:r>
+            <w:r>
+              <w:rPr>
+                <w:rFonts w:ascii="Calibri" w:hAnsi="Calibri" w:eastAsia="Calibri"/>
+                <w:b w:val="0"/>
+                <w:i w:val="0"/>
+                <w:color w:val="000000"/>
+                <w:sz w:val="15"/>
+              </w:rPr>
+              <w:t>25.05.2026</w:t>
+            </w:r>
+          </w:p>
+          <w:p>
+            <w:pPr>
+              <w:spacing w:before="30" w:after="0"/>
+              <w:jc w:val="left"/>
+            </w:pPr>
+            <w:r>
+              <w:rPr>
+                <w:rFonts w:ascii="Calibri" w:hAnsi="Calibri" w:eastAsia="Calibri"/>
+                <w:b w:val="0"/>
+                <w:i w:val="0"/>
+                <w:color w:val="595959"/>
+                <w:sz w:val="13"/>
+              </w:rPr>
+              <w:t xml:space="preserve">Нето (g) | Net (g): </w:t>
+            </w:r>
+            <w:r>
+              <w:rPr>
+                <w:rFonts w:ascii="Calibri" w:hAnsi="Calibri" w:eastAsia="Calibri"/>
+                <w:b w:val="0"/>
+                <w:i w:val="0"/>
+                <w:color w:val="000000"/>
+                <w:sz w:val="15"/>
+              </w:rPr>
+              <w:t>________</w:t>
+            </w:r>
+            <w:r>
+              <w:rPr>
+                <w:rFonts w:ascii="Calibri" w:hAnsi="Calibri" w:eastAsia="Calibri"/>
+                <w:b w:val="0"/>
+                <w:i w:val="0"/>
+                <w:color w:val="595959"/>
+                <w:sz w:val="13"/>
+              </w:rPr>
+              <w:t xml:space="preserve">     Бруто (g) | Gross (g): </w:t>
+            </w:r>
+            <w:r>
+              <w:rPr>
+                <w:rFonts w:ascii="Calibri" w:hAnsi="Calibri" w:eastAsia="Calibri"/>
+                <w:b w:val="0"/>
+                <w:i w:val="0"/>
+                <w:color w:val="000000"/>
+                <w:sz w:val="15"/>
+              </w:rPr>
+              <w:t>________</w:t>
+            </w:r>
+          </w:p>
+          <w:p>
+            <w:pPr>
+              <w:spacing w:before="30" w:after="0"/>
+              <w:jc w:val="left"/>
+            </w:pPr>
+            <w:r>
+              <w:rPr>
+                <w:rFonts w:ascii="Calibri" w:hAnsi="Calibri" w:eastAsia="Calibri"/>
+                <w:b w:val="0"/>
+                <w:i w:val="0"/>
+                <w:color w:val="595959"/>
+                <w:sz w:val="13"/>
+              </w:rPr>
+              <w:t xml:space="preserve">Услови за чување | Storage condition: </w:t>
+            </w:r>
+            <w:r>
+              <w:rPr>
+                <w:rFonts w:ascii="Calibri" w:hAnsi="Calibri" w:eastAsia="Calibri"/>
+                <w:b w:val="0"/>
+                <w:i w:val="0"/>
+                <w:color w:val="000000"/>
+                <w:sz w:val="13"/>
+              </w:rPr>
+              <w:t>Да се чува на суво и темно место на температура од 15-25°C | Store in a dry, dark place at 15-25°C</w:t>
+            </w:r>
+          </w:p>
+          <w:p>
+            <w:pPr>
+              <w:spacing w:before="30" w:after="0"/>
+              <w:jc w:val="left"/>
+            </w:pPr>
+            <w:r>
+              <w:rPr>
+                <w:rFonts w:ascii="Calibri" w:hAnsi="Calibri" w:eastAsia="Calibri"/>
+                <w:b w:val="0"/>
+                <w:i w:val="0"/>
+                <w:color w:val="595959"/>
+                <w:sz w:val="13"/>
+              </w:rPr>
+              <w:t xml:space="preserve">Датум на мострирање | Date of sampling: </w:t>
+            </w:r>
+            <w:r>
+              <w:rPr>
+                <w:rFonts w:ascii="Calibri" w:hAnsi="Calibri" w:eastAsia="Calibri"/>
+                <w:b w:val="0"/>
+                <w:i w:val="0"/>
+                <w:color w:val="000000"/>
+                <w:sz w:val="15"/>
+              </w:rPr>
+              <w:t>__________</w:t>
+            </w:r>
+            <w:r>
+              <w:rPr>
+                <w:rFonts w:ascii="Calibri" w:hAnsi="Calibri" w:eastAsia="Calibri"/>
+                <w:b w:val="0"/>
+                <w:i w:val="0"/>
+                <w:color w:val="595959"/>
+                <w:sz w:val="13"/>
+              </w:rPr>
+              <w:t xml:space="preserve">   Мострирано од | Sampled by: </w:t>
+            </w:r>
+            <w:r>
+              <w:rPr>
+                <w:rFonts w:ascii="Calibri" w:hAnsi="Calibri" w:eastAsia="Calibri"/>
+                <w:b w:val="0"/>
+                <w:i w:val="0"/>
+                <w:color w:val="000000"/>
+                <w:sz w:val="15"/>
+              </w:rPr>
+              <w:t>__________</w:t>
+            </w:r>
+          </w:p>
+          <w:p>
+            <w:pPr>
+              <w:spacing w:before="20" w:after="0"/>
+              <w:jc w:val="right"/>
+            </w:pPr>
+            <w:r>
+              <w:rPr>
+                <w:rFonts w:ascii="Calibri" w:hAnsi="Calibri" w:eastAsia="Calibri"/>
+                <w:b w:val="0"/>
+                <w:i w:val="0"/>
+                <w:color w:val="595959"/>
+                <w:sz w:val="12"/>
+              </w:rPr>
+              <w:t>QASOP_031_A07 · PP-QC-SP-002/26 · Ден | Day 1</w:t>
+            </w:r>
+          </w:p>
+        </w:tc>
+        <w:tc>
+          <w:tcPr>
+            <w:tcW w:type="dxa" w:w="5953"/>
+          </w:tcPr>
+          <w:p>
+            <w:pPr>
+              <w:spacing w:before="0" w:after="0"/>
+              <w:jc w:val="left"/>
+            </w:pPr>
+            <w:r>
+              <w:rPr>
+                <w:rFonts w:ascii="Calibri" w:hAnsi="Calibri" w:eastAsia="Calibri"/>
+                <w:b w:val="0"/>
+                <w:i w:val="0"/>
+                <w:color w:val="595959"/>
+                <w:sz w:val="13"/>
+              </w:rPr>
+              <w:t>Намена на мостра, анализа | Sample intended use, assay</w:t>
+            </w:r>
+          </w:p>
+          <w:p>
+            <w:pPr>
+              <w:spacing w:before="0" w:after="0"/>
+              <w:jc w:val="left"/>
+            </w:pPr>
+            <w:r>
+              <w:rPr>
+                <w:rFonts w:ascii="Calibri" w:hAnsi="Calibri" w:eastAsia="Calibri"/>
+                <w:b/>
+                <w:i w:val="0"/>
+                <w:color w:val="2B547E"/>
+                <w:sz w:val="18"/>
+              </w:rPr>
+              <w:t>Мостра за испитување на Губиток при сушење</w:t>
+            </w:r>
+            <w:r>
+              <w:rPr>
+                <w:rFonts w:ascii="Calibri" w:hAnsi="Calibri" w:eastAsia="Calibri"/>
+                <w:b/>
+                <w:i w:val="0"/>
+                <w:color w:val="2B547E"/>
+                <w:sz w:val="15"/>
+              </w:rPr>
+              <w:t xml:space="preserve"> | Loss on Drying Test Sample</w:t>
+            </w:r>
+          </w:p>
+          <w:p>
+            <w:pPr>
+              <w:spacing w:before="30" w:after="0"/>
+              <w:jc w:val="left"/>
+            </w:pPr>
+            <w:r>
+              <w:rPr>
+                <w:rFonts w:ascii="Calibri" w:hAnsi="Calibri" w:eastAsia="Calibri"/>
+                <w:b w:val="0"/>
+                <w:i w:val="0"/>
+                <w:color w:val="595959"/>
+                <w:sz w:val="13"/>
+              </w:rPr>
+              <w:t>Опис на Материјал | Material Description</w:t>
+            </w:r>
+          </w:p>
+          <w:p>
+            <w:pPr>
+              <w:spacing w:before="0" w:after="0"/>
+              <w:jc w:val="left"/>
+            </w:pPr>
+            <w:r>
+              <w:rPr>
+                <w:rFonts w:ascii="Calibri" w:hAnsi="Calibri" w:eastAsia="Calibri"/>
+                <w:b w:val="0"/>
+                <w:i w:val="0"/>
+                <w:color w:val="000000"/>
+                <w:sz w:val="15"/>
+              </w:rPr>
+              <w:t>Сув Цвет од Канабис за медицинска употреба | Dry Cannabis Flower for Medical Use</w:t>
+            </w:r>
+          </w:p>
+          <w:p>
+            <w:pPr>
+              <w:spacing w:before="30" w:after="0"/>
+              <w:jc w:val="left"/>
+            </w:pPr>
+            <w:r>
+              <w:rPr>
+                <w:rFonts w:ascii="Calibri" w:hAnsi="Calibri" w:eastAsia="Calibri"/>
+                <w:b w:val="0"/>
+                <w:i w:val="0"/>
+                <w:color w:val="595959"/>
+                <w:sz w:val="13"/>
+              </w:rPr>
+              <w:t xml:space="preserve">Сорта и/или ID код на растение | Strain and/or Plant ID: </w:t>
+            </w:r>
+            <w:r>
+              <w:rPr>
+                <w:rFonts w:ascii="Calibri" w:hAnsi="Calibri" w:eastAsia="Calibri"/>
+                <w:b/>
+                <w:i w:val="0"/>
+                <w:color w:val="000000"/>
+                <w:sz w:val="15"/>
+              </w:rPr>
+              <w:t>Cash Cow</w:t>
+            </w:r>
+          </w:p>
+          <w:p>
+            <w:pPr>
+              <w:spacing w:before="30" w:after="0"/>
+              <w:jc w:val="left"/>
+            </w:pPr>
+            <w:r>
+              <w:rPr>
+                <w:rFonts w:ascii="Calibri" w:hAnsi="Calibri" w:eastAsia="Calibri"/>
+                <w:b w:val="0"/>
+                <w:i w:val="0"/>
+                <w:color w:val="595959"/>
+                <w:sz w:val="13"/>
+              </w:rPr>
+              <w:t xml:space="preserve">ID код на мостра (sID) | Sample ID code (sID): </w:t>
+            </w:r>
+            <w:r>
+              <w:rPr>
+                <w:rFonts w:ascii="Calibri" w:hAnsi="Calibri" w:eastAsia="Calibri"/>
+                <w:b/>
+                <w:i w:val="0"/>
+                <w:color w:val="000000"/>
+                <w:sz w:val="17"/>
+              </w:rPr>
+              <w:t>____/26_SFR-PC-___</w:t>
+            </w:r>
+          </w:p>
+          <w:p>
+            <w:pPr>
+              <w:spacing w:before="30" w:after="0"/>
+              <w:jc w:val="left"/>
+            </w:pPr>
+            <w:r>
+              <w:rPr>
+                <w:rFonts w:ascii="Calibri" w:hAnsi="Calibri" w:eastAsia="Calibri"/>
+                <w:b w:val="0"/>
+                <w:i w:val="0"/>
+                <w:color w:val="595959"/>
+                <w:sz w:val="13"/>
+              </w:rPr>
+              <w:t xml:space="preserve">Серија / Лот бр. | Batch / Lot No.: </w:t>
+            </w:r>
+            <w:r>
+              <w:rPr>
+                <w:rFonts w:ascii="Calibri" w:hAnsi="Calibri" w:eastAsia="Calibri"/>
+                <w:b/>
+                <w:i w:val="0"/>
+                <w:color w:val="000000"/>
+                <w:sz w:val="17"/>
+              </w:rPr>
+              <w:t>CC012603 · P060372</w:t>
+            </w:r>
+          </w:p>
+          <w:p>
+            <w:pPr>
+              <w:spacing w:before="30" w:after="0"/>
+              <w:jc w:val="left"/>
+            </w:pPr>
+            <w:r>
+              <w:rPr>
+                <w:rFonts w:ascii="Calibri" w:hAnsi="Calibri" w:eastAsia="Calibri"/>
+                <w:b w:val="0"/>
+                <w:i w:val="0"/>
+                <w:color w:val="595959"/>
+                <w:sz w:val="13"/>
+              </w:rPr>
+              <w:t xml:space="preserve">Датум на берба | Date of harvest: </w:t>
+            </w:r>
+            <w:r>
+              <w:rPr>
+                <w:rFonts w:ascii="Calibri" w:hAnsi="Calibri" w:eastAsia="Calibri"/>
+                <w:b w:val="0"/>
+                <w:i w:val="0"/>
+                <w:color w:val="000000"/>
+                <w:sz w:val="15"/>
+              </w:rPr>
+              <w:t>22.04.2026</w:t>
+            </w:r>
+          </w:p>
+          <w:p>
+            <w:pPr>
+              <w:spacing w:before="30" w:after="0"/>
+              <w:jc w:val="left"/>
+            </w:pPr>
+            <w:r>
+              <w:rPr>
+                <w:rFonts w:ascii="Calibri" w:hAnsi="Calibri" w:eastAsia="Calibri"/>
+                <w:b w:val="0"/>
+                <w:i w:val="0"/>
+                <w:color w:val="595959"/>
+                <w:sz w:val="13"/>
+              </w:rPr>
+              <w:t xml:space="preserve">Датум на пакување | Date of packaging: </w:t>
+            </w:r>
+            <w:r>
+              <w:rPr>
+                <w:rFonts w:ascii="Calibri" w:hAnsi="Calibri" w:eastAsia="Calibri"/>
+                <w:b w:val="0"/>
+                <w:i w:val="0"/>
+                <w:color w:val="000000"/>
+                <w:sz w:val="15"/>
+              </w:rPr>
+              <w:t>24.05.2026</w:t>
+            </w:r>
+          </w:p>
+          <w:p>
+            <w:pPr>
+              <w:spacing w:before="30" w:after="0"/>
+              <w:jc w:val="left"/>
+            </w:pPr>
+            <w:r>
+              <w:rPr>
+                <w:rFonts w:ascii="Calibri" w:hAnsi="Calibri" w:eastAsia="Calibri"/>
+                <w:b w:val="0"/>
+                <w:i w:val="0"/>
+                <w:color w:val="595959"/>
+                <w:sz w:val="13"/>
+              </w:rPr>
+              <w:t xml:space="preserve">Нето (g) | Net (g): </w:t>
+            </w:r>
+            <w:r>
+              <w:rPr>
+                <w:rFonts w:ascii="Calibri" w:hAnsi="Calibri" w:eastAsia="Calibri"/>
+                <w:b w:val="0"/>
+                <w:i w:val="0"/>
+                <w:color w:val="000000"/>
+                <w:sz w:val="15"/>
+              </w:rPr>
+              <w:t>________</w:t>
+            </w:r>
+            <w:r>
+              <w:rPr>
+                <w:rFonts w:ascii="Calibri" w:hAnsi="Calibri" w:eastAsia="Calibri"/>
+                <w:b w:val="0"/>
+                <w:i w:val="0"/>
+                <w:color w:val="595959"/>
+                <w:sz w:val="13"/>
+              </w:rPr>
+              <w:t xml:space="preserve">     Бруто (g) | Gross (g): </w:t>
+            </w:r>
+            <w:r>
+              <w:rPr>
+                <w:rFonts w:ascii="Calibri" w:hAnsi="Calibri" w:eastAsia="Calibri"/>
+                <w:b w:val="0"/>
+                <w:i w:val="0"/>
+                <w:color w:val="000000"/>
+                <w:sz w:val="15"/>
+              </w:rPr>
+              <w:t>________</w:t>
+            </w:r>
+          </w:p>
+          <w:p>
+            <w:pPr>
+              <w:spacing w:before="30" w:after="0"/>
+              <w:jc w:val="left"/>
+            </w:pPr>
+            <w:r>
+              <w:rPr>
+                <w:rFonts w:ascii="Calibri" w:hAnsi="Calibri" w:eastAsia="Calibri"/>
+                <w:b w:val="0"/>
+                <w:i w:val="0"/>
+                <w:color w:val="595959"/>
+                <w:sz w:val="13"/>
+              </w:rPr>
+              <w:t xml:space="preserve">Услови за чување | Storage condition: </w:t>
+            </w:r>
+            <w:r>
+              <w:rPr>
+                <w:rFonts w:ascii="Calibri" w:hAnsi="Calibri" w:eastAsia="Calibri"/>
+                <w:b w:val="0"/>
+                <w:i w:val="0"/>
+                <w:color w:val="000000"/>
+                <w:sz w:val="13"/>
+              </w:rPr>
+              <w:t>Да се чува на суво и темно место на температура од 15-25°C | Store in a dry, dark place at 15-25°C</w:t>
+            </w:r>
+          </w:p>
+          <w:p>
+            <w:pPr>
+              <w:spacing w:before="30" w:after="0"/>
+              <w:jc w:val="left"/>
+            </w:pPr>
+            <w:r>
+              <w:rPr>
+                <w:rFonts w:ascii="Calibri" w:hAnsi="Calibri" w:eastAsia="Calibri"/>
+                <w:b w:val="0"/>
+                <w:i w:val="0"/>
+                <w:color w:val="595959"/>
+                <w:sz w:val="13"/>
+              </w:rPr>
+              <w:t xml:space="preserve">Датум на мострирање | Date of sampling: </w:t>
+            </w:r>
+            <w:r>
+              <w:rPr>
+                <w:rFonts w:ascii="Calibri" w:hAnsi="Calibri" w:eastAsia="Calibri"/>
+                <w:b w:val="0"/>
+                <w:i w:val="0"/>
+                <w:color w:val="000000"/>
+                <w:sz w:val="15"/>
+              </w:rPr>
+              <w:t>__________</w:t>
+            </w:r>
+            <w:r>
+              <w:rPr>
+                <w:rFonts w:ascii="Calibri" w:hAnsi="Calibri" w:eastAsia="Calibri"/>
+                <w:b w:val="0"/>
+                <w:i w:val="0"/>
+                <w:color w:val="595959"/>
+                <w:sz w:val="13"/>
+              </w:rPr>
+              <w:t xml:space="preserve">   Мострирано од | Sampled by: </w:t>
+            </w:r>
+            <w:r>
+              <w:rPr>
+                <w:rFonts w:ascii="Calibri" w:hAnsi="Calibri" w:eastAsia="Calibri"/>
+                <w:b w:val="0"/>
+                <w:i w:val="0"/>
+                <w:color w:val="000000"/>
+                <w:sz w:val="15"/>
+              </w:rPr>
+              <w:t>__________</w:t>
+            </w:r>
+          </w:p>
+          <w:p>
+            <w:pPr>
+              <w:spacing w:before="20" w:after="0"/>
+              <w:jc w:val="right"/>
+            </w:pPr>
+            <w:r>
+              <w:rPr>
+                <w:rFonts w:ascii="Calibri" w:hAnsi="Calibri" w:eastAsia="Calibri"/>
+                <w:b w:val="0"/>
+                <w:i w:val="0"/>
+                <w:color w:val="595959"/>
+                <w:sz w:val="12"/>
+              </w:rPr>
+              <w:t>QASOP_031_A07 · PP-QC-SP-002/26 · Ден | Day 1</w:t>
+            </w:r>
+          </w:p>
+        </w:tc>
+      </w:tr>
+      <w:tr>
+        <w:trPr>
+          <w:trHeight w:val="4201" w:hRule="exact"/>
+          <w:cantSplit/>
+        </w:trPr>
+        <w:tc>
+          <w:tcPr>
+            <w:tcW w:type="dxa" w:w="5953"/>
+          </w:tcPr>
+          <w:p>
+            <w:pPr>
+              <w:spacing w:before="0" w:after="0"/>
+              <w:jc w:val="left"/>
+            </w:pPr>
+            <w:r>
+              <w:rPr>
+                <w:rFonts w:ascii="Calibri" w:hAnsi="Calibri" w:eastAsia="Calibri"/>
+                <w:b w:val="0"/>
+                <w:i w:val="0"/>
+                <w:color w:val="595959"/>
+                <w:sz w:val="13"/>
+              </w:rPr>
+              <w:t>Намена на мостра, анализа | Sample intended use, assay</w:t>
+            </w:r>
+          </w:p>
+          <w:p>
+            <w:pPr>
+              <w:spacing w:before="0" w:after="0"/>
+              <w:jc w:val="left"/>
+            </w:pPr>
+            <w:r>
+              <w:rPr>
+                <w:rFonts w:ascii="Calibri" w:hAnsi="Calibri" w:eastAsia="Calibri"/>
+                <w:b/>
+                <w:i w:val="0"/>
+                <w:color w:val="2B547E"/>
+                <w:sz w:val="18"/>
+              </w:rPr>
+              <w:t>Мостра за испитување на Губиток при сушење</w:t>
+            </w:r>
+            <w:r>
+              <w:rPr>
+                <w:rFonts w:ascii="Calibri" w:hAnsi="Calibri" w:eastAsia="Calibri"/>
+                <w:b/>
+                <w:i w:val="0"/>
+                <w:color w:val="2B547E"/>
+                <w:sz w:val="15"/>
+              </w:rPr>
+              <w:t xml:space="preserve"> | Loss on Drying Test Sample</w:t>
+            </w:r>
+          </w:p>
+          <w:p>
+            <w:pPr>
+              <w:spacing w:before="30" w:after="0"/>
+              <w:jc w:val="left"/>
+            </w:pPr>
+            <w:r>
+              <w:rPr>
+                <w:rFonts w:ascii="Calibri" w:hAnsi="Calibri" w:eastAsia="Calibri"/>
+                <w:b w:val="0"/>
+                <w:i w:val="0"/>
+                <w:color w:val="595959"/>
+                <w:sz w:val="13"/>
+              </w:rPr>
+              <w:t>Опис на Материјал | Material Description</w:t>
+            </w:r>
+          </w:p>
+          <w:p>
+            <w:pPr>
+              <w:spacing w:before="0" w:after="0"/>
+              <w:jc w:val="left"/>
+            </w:pPr>
+            <w:r>
+              <w:rPr>
+                <w:rFonts w:ascii="Calibri" w:hAnsi="Calibri" w:eastAsia="Calibri"/>
+                <w:b w:val="0"/>
+                <w:i w:val="0"/>
+                <w:color w:val="000000"/>
+                <w:sz w:val="15"/>
+              </w:rPr>
+              <w:t>Сув Цвет од Канабис за медицинска употреба | Dry Cannabis Flower for Medical Use</w:t>
+            </w:r>
+          </w:p>
+          <w:p>
+            <w:pPr>
+              <w:spacing w:before="30" w:after="0"/>
+              <w:jc w:val="left"/>
+            </w:pPr>
+            <w:r>
+              <w:rPr>
+                <w:rFonts w:ascii="Calibri" w:hAnsi="Calibri" w:eastAsia="Calibri"/>
+                <w:b w:val="0"/>
+                <w:i w:val="0"/>
+                <w:color w:val="595959"/>
+                <w:sz w:val="13"/>
+              </w:rPr>
+              <w:t xml:space="preserve">Сорта и/или ID код на растение | Strain and/or Plant ID: </w:t>
+            </w:r>
+            <w:r>
+              <w:rPr>
+                <w:rFonts w:ascii="Calibri" w:hAnsi="Calibri" w:eastAsia="Calibri"/>
+                <w:b/>
+                <w:i w:val="0"/>
+                <w:color w:val="000000"/>
+                <w:sz w:val="15"/>
+              </w:rPr>
+              <w:t>Fat Bastard</w:t>
+            </w:r>
+          </w:p>
+          <w:p>
+            <w:pPr>
+              <w:spacing w:before="30" w:after="0"/>
+              <w:jc w:val="left"/>
+            </w:pPr>
+            <w:r>
+              <w:rPr>
+                <w:rFonts w:ascii="Calibri" w:hAnsi="Calibri" w:eastAsia="Calibri"/>
+                <w:b w:val="0"/>
+                <w:i w:val="0"/>
+                <w:color w:val="595959"/>
+                <w:sz w:val="13"/>
+              </w:rPr>
+              <w:t xml:space="preserve">ID код на мостра (sID) | Sample ID code (sID): </w:t>
+            </w:r>
+            <w:r>
+              <w:rPr>
+                <w:rFonts w:ascii="Calibri" w:hAnsi="Calibri" w:eastAsia="Calibri"/>
+                <w:b/>
+                <w:i w:val="0"/>
+                <w:color w:val="000000"/>
+                <w:sz w:val="17"/>
+              </w:rPr>
+              <w:t>____/26_SFR-PC-___</w:t>
+            </w:r>
+          </w:p>
+          <w:p>
+            <w:pPr>
+              <w:spacing w:before="30" w:after="0"/>
+              <w:jc w:val="left"/>
+            </w:pPr>
+            <w:r>
+              <w:rPr>
+                <w:rFonts w:ascii="Calibri" w:hAnsi="Calibri" w:eastAsia="Calibri"/>
+                <w:b w:val="0"/>
+                <w:i w:val="0"/>
+                <w:color w:val="595959"/>
+                <w:sz w:val="13"/>
+              </w:rPr>
+              <w:t xml:space="preserve">Серија / Лот бр. | Batch / Lot No.: </w:t>
+            </w:r>
+            <w:r>
+              <w:rPr>
+                <w:rFonts w:ascii="Calibri" w:hAnsi="Calibri" w:eastAsia="Calibri"/>
+                <w:b/>
+                <w:i w:val="0"/>
+                <w:color w:val="000000"/>
+                <w:sz w:val="17"/>
+              </w:rPr>
+              <w:t>FB012601/1 · P060322</w:t>
+            </w:r>
+          </w:p>
+          <w:p>
+            <w:pPr>
+              <w:spacing w:before="30" w:after="0"/>
+              <w:jc w:val="left"/>
+            </w:pPr>
+            <w:r>
+              <w:rPr>
+                <w:rFonts w:ascii="Calibri" w:hAnsi="Calibri" w:eastAsia="Calibri"/>
+                <w:b w:val="0"/>
+                <w:i w:val="0"/>
+                <w:color w:val="595959"/>
+                <w:sz w:val="13"/>
+              </w:rPr>
+              <w:t xml:space="preserve">Датум на берба | Date of harvest: </w:t>
+            </w:r>
+            <w:r>
+              <w:rPr>
+                <w:rFonts w:ascii="Calibri" w:hAnsi="Calibri" w:eastAsia="Calibri"/>
+                <w:b w:val="0"/>
+                <w:i w:val="0"/>
+                <w:color w:val="000000"/>
+                <w:sz w:val="15"/>
+              </w:rPr>
+              <w:t>27.03.2026</w:t>
+            </w:r>
+          </w:p>
+          <w:p>
+            <w:pPr>
+              <w:spacing w:before="30" w:after="0"/>
+              <w:jc w:val="left"/>
+            </w:pPr>
+            <w:r>
+              <w:rPr>
+                <w:rFonts w:ascii="Calibri" w:hAnsi="Calibri" w:eastAsia="Calibri"/>
+                <w:b w:val="0"/>
+                <w:i w:val="0"/>
+                <w:color w:val="595959"/>
+                <w:sz w:val="13"/>
+              </w:rPr>
+              <w:t xml:space="preserve">Датум на пакување | Date of packaging: </w:t>
+            </w:r>
+            <w:r>
+              <w:rPr>
+                <w:rFonts w:ascii="Calibri" w:hAnsi="Calibri" w:eastAsia="Calibri"/>
+                <w:b w:val="0"/>
+                <w:i w:val="0"/>
+                <w:color w:val="000000"/>
+                <w:sz w:val="15"/>
+              </w:rPr>
+              <w:t>22.05.2026</w:t>
+            </w:r>
+          </w:p>
+          <w:p>
+            <w:pPr>
+              <w:spacing w:before="30" w:after="0"/>
+              <w:jc w:val="left"/>
+            </w:pPr>
+            <w:r>
+              <w:rPr>
+                <w:rFonts w:ascii="Calibri" w:hAnsi="Calibri" w:eastAsia="Calibri"/>
+                <w:b w:val="0"/>
+                <w:i w:val="0"/>
+                <w:color w:val="595959"/>
+                <w:sz w:val="13"/>
+              </w:rPr>
+              <w:t xml:space="preserve">Нето (g) | Net (g): </w:t>
+            </w:r>
+            <w:r>
+              <w:rPr>
+                <w:rFonts w:ascii="Calibri" w:hAnsi="Calibri" w:eastAsia="Calibri"/>
+                <w:b w:val="0"/>
+                <w:i w:val="0"/>
+                <w:color w:val="000000"/>
+                <w:sz w:val="15"/>
+              </w:rPr>
+              <w:t>________</w:t>
+            </w:r>
+            <w:r>
+              <w:rPr>
+                <w:rFonts w:ascii="Calibri" w:hAnsi="Calibri" w:eastAsia="Calibri"/>
+                <w:b w:val="0"/>
+                <w:i w:val="0"/>
+                <w:color w:val="595959"/>
+                <w:sz w:val="13"/>
+              </w:rPr>
+              <w:t xml:space="preserve">     Бруто (g) | Gross (g): </w:t>
+            </w:r>
+            <w:r>
+              <w:rPr>
+                <w:rFonts w:ascii="Calibri" w:hAnsi="Calibri" w:eastAsia="Calibri"/>
+                <w:b w:val="0"/>
+                <w:i w:val="0"/>
+                <w:color w:val="000000"/>
+                <w:sz w:val="15"/>
+              </w:rPr>
+              <w:t>________</w:t>
+            </w:r>
+          </w:p>
+          <w:p>
+            <w:pPr>
+              <w:spacing w:before="30" w:after="0"/>
+              <w:jc w:val="left"/>
+            </w:pPr>
+            <w:r>
+              <w:rPr>
+                <w:rFonts w:ascii="Calibri" w:hAnsi="Calibri" w:eastAsia="Calibri"/>
+                <w:b w:val="0"/>
+                <w:i w:val="0"/>
+                <w:color w:val="595959"/>
+                <w:sz w:val="13"/>
+              </w:rPr>
+              <w:t xml:space="preserve">Услови за чување | Storage condition: </w:t>
+            </w:r>
+            <w:r>
+              <w:rPr>
+                <w:rFonts w:ascii="Calibri" w:hAnsi="Calibri" w:eastAsia="Calibri"/>
+                <w:b w:val="0"/>
+                <w:i w:val="0"/>
+                <w:color w:val="000000"/>
+                <w:sz w:val="13"/>
+              </w:rPr>
+              <w:t>Да се чува на суво и темно место на температура од 15-25°C | Store in a dry, dark place at 15-25°C</w:t>
+            </w:r>
+          </w:p>
+          <w:p>
+            <w:pPr>
+              <w:spacing w:before="30" w:after="0"/>
+              <w:jc w:val="left"/>
+            </w:pPr>
+            <w:r>
+              <w:rPr>
+                <w:rFonts w:ascii="Calibri" w:hAnsi="Calibri" w:eastAsia="Calibri"/>
+                <w:b w:val="0"/>
+                <w:i w:val="0"/>
+                <w:color w:val="595959"/>
+                <w:sz w:val="13"/>
+              </w:rPr>
+              <w:t xml:space="preserve">Датум на мострирање | Date of sampling: </w:t>
+            </w:r>
+            <w:r>
+              <w:rPr>
+                <w:rFonts w:ascii="Calibri" w:hAnsi="Calibri" w:eastAsia="Calibri"/>
+                <w:b w:val="0"/>
+                <w:i w:val="0"/>
+                <w:color w:val="000000"/>
+                <w:sz w:val="15"/>
+              </w:rPr>
+              <w:t>__________</w:t>
+            </w:r>
+            <w:r>
+              <w:rPr>
+                <w:rFonts w:ascii="Calibri" w:hAnsi="Calibri" w:eastAsia="Calibri"/>
+                <w:b w:val="0"/>
+                <w:i w:val="0"/>
+                <w:color w:val="595959"/>
+                <w:sz w:val="13"/>
+              </w:rPr>
+              <w:t xml:space="preserve">   Мострирано од | Sampled by: </w:t>
+            </w:r>
+            <w:r>
+              <w:rPr>
+                <w:rFonts w:ascii="Calibri" w:hAnsi="Calibri" w:eastAsia="Calibri"/>
+                <w:b w:val="0"/>
+                <w:i w:val="0"/>
+                <w:color w:val="000000"/>
+                <w:sz w:val="15"/>
+              </w:rPr>
+              <w:t>__________</w:t>
+            </w:r>
+          </w:p>
+          <w:p>
+            <w:pPr>
+              <w:spacing w:before="20" w:after="0"/>
+              <w:jc w:val="right"/>
+            </w:pPr>
+            <w:r>
+              <w:rPr>
+                <w:rFonts w:ascii="Calibri" w:hAnsi="Calibri" w:eastAsia="Calibri"/>
+                <w:b w:val="0"/>
+                <w:i w:val="0"/>
+                <w:color w:val="595959"/>
+                <w:sz w:val="12"/>
+              </w:rPr>
+              <w:t>QASOP_031_A07 · PP-QC-SP-002/26 · Ден | Day 1</w:t>
+            </w:r>
+          </w:p>
+        </w:tc>
+        <w:tc>
+          <w:tcPr>
+            <w:tcW w:type="dxa" w:w="5953"/>
+          </w:tcPr>
+          <w:p>
+            <w:pPr>
+              <w:spacing w:before="0" w:after="0"/>
+              <w:jc w:val="left"/>
+            </w:pPr>
+            <w:r>
+              <w:rPr>
+                <w:rFonts w:ascii="Calibri" w:hAnsi="Calibri" w:eastAsia="Calibri"/>
+                <w:b w:val="0"/>
+                <w:i w:val="0"/>
+                <w:color w:val="595959"/>
+                <w:sz w:val="13"/>
+              </w:rPr>
+              <w:t>Намена на мостра, анализа | Sample intended use, assay</w:t>
+            </w:r>
+          </w:p>
+          <w:p>
+            <w:pPr>
+              <w:spacing w:before="0" w:after="0"/>
+              <w:jc w:val="left"/>
+            </w:pPr>
+            <w:r>
+              <w:rPr>
+                <w:rFonts w:ascii="Calibri" w:hAnsi="Calibri" w:eastAsia="Calibri"/>
+                <w:b/>
+                <w:i w:val="0"/>
+                <w:color w:val="2B547E"/>
+                <w:sz w:val="18"/>
+              </w:rPr>
+              <w:t>Мостра за испитување на Губиток при сушење</w:t>
+            </w:r>
+            <w:r>
+              <w:rPr>
+                <w:rFonts w:ascii="Calibri" w:hAnsi="Calibri" w:eastAsia="Calibri"/>
+                <w:b/>
+                <w:i w:val="0"/>
+                <w:color w:val="2B547E"/>
+                <w:sz w:val="15"/>
+              </w:rPr>
+              <w:t xml:space="preserve"> | Loss on Drying Test Sample</w:t>
+            </w:r>
+          </w:p>
+          <w:p>
+            <w:pPr>
+              <w:spacing w:before="30" w:after="0"/>
+              <w:jc w:val="left"/>
+            </w:pPr>
+            <w:r>
+              <w:rPr>
+                <w:rFonts w:ascii="Calibri" w:hAnsi="Calibri" w:eastAsia="Calibri"/>
+                <w:b w:val="0"/>
+                <w:i w:val="0"/>
+                <w:color w:val="595959"/>
+                <w:sz w:val="13"/>
+              </w:rPr>
+              <w:t>Опис на Материјал | Material Description</w:t>
+            </w:r>
+          </w:p>
+          <w:p>
+            <w:pPr>
+              <w:spacing w:before="0" w:after="0"/>
+              <w:jc w:val="left"/>
+            </w:pPr>
+            <w:r>
+              <w:rPr>
+                <w:rFonts w:ascii="Calibri" w:hAnsi="Calibri" w:eastAsia="Calibri"/>
+                <w:b w:val="0"/>
+                <w:i w:val="0"/>
+                <w:color w:val="000000"/>
+                <w:sz w:val="15"/>
+              </w:rPr>
+              <w:t>Сув Цвет од Канабис за медицинска употреба | Dry Cannabis Flower for Medical Use</w:t>
+            </w:r>
+          </w:p>
+          <w:p>
+            <w:pPr>
+              <w:spacing w:before="30" w:after="0"/>
+              <w:jc w:val="left"/>
+            </w:pPr>
+            <w:r>
+              <w:rPr>
+                <w:rFonts w:ascii="Calibri" w:hAnsi="Calibri" w:eastAsia="Calibri"/>
+                <w:b w:val="0"/>
+                <w:i w:val="0"/>
+                <w:color w:val="595959"/>
+                <w:sz w:val="13"/>
+              </w:rPr>
+              <w:t xml:space="preserve">Сорта и/или ID код на растение | Strain and/or Plant ID: </w:t>
+            </w:r>
+            <w:r>
+              <w:rPr>
+                <w:rFonts w:ascii="Calibri" w:hAnsi="Calibri" w:eastAsia="Calibri"/>
+                <w:b/>
+                <w:i w:val="0"/>
+                <w:color w:val="000000"/>
+                <w:sz w:val="15"/>
+              </w:rPr>
+              <w:t>Jelly Donuts</w:t>
+            </w:r>
+          </w:p>
+          <w:p>
+            <w:pPr>
+              <w:spacing w:before="30" w:after="0"/>
+              <w:jc w:val="left"/>
+            </w:pPr>
+            <w:r>
+              <w:rPr>
+                <w:rFonts w:ascii="Calibri" w:hAnsi="Calibri" w:eastAsia="Calibri"/>
+                <w:b w:val="0"/>
+                <w:i w:val="0"/>
+                <w:color w:val="595959"/>
+                <w:sz w:val="13"/>
+              </w:rPr>
+              <w:t xml:space="preserve">ID код на мостра (sID) | Sample ID code (sID): </w:t>
+            </w:r>
+            <w:r>
+              <w:rPr>
+                <w:rFonts w:ascii="Calibri" w:hAnsi="Calibri" w:eastAsia="Calibri"/>
+                <w:b/>
+                <w:i w:val="0"/>
+                <w:color w:val="000000"/>
+                <w:sz w:val="17"/>
+              </w:rPr>
+              <w:t>____/26_SFR-PC-___</w:t>
+            </w:r>
+          </w:p>
+          <w:p>
+            <w:pPr>
+              <w:spacing w:before="30" w:after="0"/>
+              <w:jc w:val="left"/>
+            </w:pPr>
+            <w:r>
+              <w:rPr>
+                <w:rFonts w:ascii="Calibri" w:hAnsi="Calibri" w:eastAsia="Calibri"/>
+                <w:b w:val="0"/>
+                <w:i w:val="0"/>
+                <w:color w:val="595959"/>
+                <w:sz w:val="13"/>
+              </w:rPr>
+              <w:t xml:space="preserve">Серија / Лот бр. | Batch / Lot No.: </w:t>
+            </w:r>
+            <w:r>
+              <w:rPr>
+                <w:rFonts w:ascii="Calibri" w:hAnsi="Calibri" w:eastAsia="Calibri"/>
+                <w:b/>
+                <w:i w:val="0"/>
+                <w:color w:val="000000"/>
+                <w:sz w:val="17"/>
+              </w:rPr>
+              <w:t>JD012603/01 · P060362</w:t>
+            </w:r>
+          </w:p>
+          <w:p>
+            <w:pPr>
+              <w:spacing w:before="30" w:after="0"/>
+              <w:jc w:val="left"/>
+            </w:pPr>
+            <w:r>
+              <w:rPr>
+                <w:rFonts w:ascii="Calibri" w:hAnsi="Calibri" w:eastAsia="Calibri"/>
+                <w:b w:val="0"/>
+                <w:i w:val="0"/>
+                <w:color w:val="595959"/>
+                <w:sz w:val="13"/>
+              </w:rPr>
+              <w:t xml:space="preserve">Датум на берба | Date of harvest: </w:t>
+            </w:r>
+            <w:r>
+              <w:rPr>
+                <w:rFonts w:ascii="Calibri" w:hAnsi="Calibri" w:eastAsia="Calibri"/>
+                <w:b w:val="0"/>
+                <w:i w:val="0"/>
+                <w:color w:val="000000"/>
+                <w:sz w:val="15"/>
+              </w:rPr>
+              <w:t>22.04.2026</w:t>
+            </w:r>
+          </w:p>
+          <w:p>
+            <w:pPr>
+              <w:spacing w:before="30" w:after="0"/>
+              <w:jc w:val="left"/>
+            </w:pPr>
+            <w:r>
+              <w:rPr>
+                <w:rFonts w:ascii="Calibri" w:hAnsi="Calibri" w:eastAsia="Calibri"/>
+                <w:b w:val="0"/>
+                <w:i w:val="0"/>
+                <w:color w:val="595959"/>
+                <w:sz w:val="13"/>
+              </w:rPr>
+              <w:t xml:space="preserve">Датум на пакување | Date of packaging: </w:t>
+            </w:r>
+            <w:r>
+              <w:rPr>
+                <w:rFonts w:ascii="Calibri" w:hAnsi="Calibri" w:eastAsia="Calibri"/>
+                <w:b w:val="0"/>
+                <w:i w:val="0"/>
+                <w:color w:val="000000"/>
+                <w:sz w:val="15"/>
+              </w:rPr>
+              <w:t>23.05.2026</w:t>
+            </w:r>
+          </w:p>
+          <w:p>
+            <w:pPr>
+              <w:spacing w:before="30" w:after="0"/>
+              <w:jc w:val="left"/>
+            </w:pPr>
+            <w:r>
+              <w:rPr>
+                <w:rFonts w:ascii="Calibri" w:hAnsi="Calibri" w:eastAsia="Calibri"/>
+                <w:b w:val="0"/>
+                <w:i w:val="0"/>
+                <w:color w:val="595959"/>
+                <w:sz w:val="13"/>
+              </w:rPr>
+              <w:t xml:space="preserve">Нето (g) | Net (g): </w:t>
+            </w:r>
+            <w:r>
+              <w:rPr>
+                <w:rFonts w:ascii="Calibri" w:hAnsi="Calibri" w:eastAsia="Calibri"/>
+                <w:b w:val="0"/>
+                <w:i w:val="0"/>
+                <w:color w:val="000000"/>
+                <w:sz w:val="15"/>
+              </w:rPr>
+              <w:t>________</w:t>
+            </w:r>
+            <w:r>
+              <w:rPr>
+                <w:rFonts w:ascii="Calibri" w:hAnsi="Calibri" w:eastAsia="Calibri"/>
+                <w:b w:val="0"/>
+                <w:i w:val="0"/>
+                <w:color w:val="595959"/>
+                <w:sz w:val="13"/>
+              </w:rPr>
+              <w:t xml:space="preserve">     Бруто (g) | Gross (g): </w:t>
+            </w:r>
+            <w:r>
+              <w:rPr>
+                <w:rFonts w:ascii="Calibri" w:hAnsi="Calibri" w:eastAsia="Calibri"/>
+                <w:b w:val="0"/>
+                <w:i w:val="0"/>
+                <w:color w:val="000000"/>
+                <w:sz w:val="15"/>
+              </w:rPr>
+              <w:t>________</w:t>
+            </w:r>
+          </w:p>
+          <w:p>
+            <w:pPr>
+              <w:spacing w:before="30" w:after="0"/>
+              <w:jc w:val="left"/>
+            </w:pPr>
+            <w:r>
+              <w:rPr>
+                <w:rFonts w:ascii="Calibri" w:hAnsi="Calibri" w:eastAsia="Calibri"/>
+                <w:b w:val="0"/>
+                <w:i w:val="0"/>
+                <w:color w:val="595959"/>
+                <w:sz w:val="13"/>
+              </w:rPr>
+              <w:t xml:space="preserve">Услови за чување | Storage condition: </w:t>
+            </w:r>
+            <w:r>
+              <w:rPr>
+                <w:rFonts w:ascii="Calibri" w:hAnsi="Calibri" w:eastAsia="Calibri"/>
+                <w:b w:val="0"/>
+                <w:i w:val="0"/>
+                <w:color w:val="000000"/>
+                <w:sz w:val="13"/>
+              </w:rPr>
+              <w:t>Да се чува на суво и темно место на температура од 15-25°C | Store in a dry, dark place at 15-25°C</w:t>
+            </w:r>
+          </w:p>
+          <w:p>
+            <w:pPr>
+              <w:spacing w:before="30" w:after="0"/>
+              <w:jc w:val="left"/>
+            </w:pPr>
+            <w:r>
+              <w:rPr>
+                <w:rFonts w:ascii="Calibri" w:hAnsi="Calibri" w:eastAsia="Calibri"/>
+                <w:b w:val="0"/>
+                <w:i w:val="0"/>
+                <w:color w:val="595959"/>
+                <w:sz w:val="13"/>
+              </w:rPr>
+              <w:t xml:space="preserve">Датум на мострирање | Date of sampling: </w:t>
+            </w:r>
+            <w:r>
+              <w:rPr>
+                <w:rFonts w:ascii="Calibri" w:hAnsi="Calibri" w:eastAsia="Calibri"/>
+                <w:b w:val="0"/>
+                <w:i w:val="0"/>
+                <w:color w:val="000000"/>
+                <w:sz w:val="15"/>
+              </w:rPr>
+              <w:t>__________</w:t>
+            </w:r>
+            <w:r>
+              <w:rPr>
+                <w:rFonts w:ascii="Calibri" w:hAnsi="Calibri" w:eastAsia="Calibri"/>
+                <w:b w:val="0"/>
+                <w:i w:val="0"/>
+                <w:color w:val="595959"/>
+                <w:sz w:val="13"/>
+              </w:rPr>
+              <w:t xml:space="preserve">   Мострирано од | Sampled by: </w:t>
+            </w:r>
+            <w:r>
+              <w:rPr>
+                <w:rFonts w:ascii="Calibri" w:hAnsi="Calibri" w:eastAsia="Calibri"/>
+                <w:b w:val="0"/>
+                <w:i w:val="0"/>
+                <w:color w:val="000000"/>
+                <w:sz w:val="15"/>
+              </w:rPr>
+              <w:t>__________</w:t>
+            </w:r>
+          </w:p>
+          <w:p>
+            <w:pPr>
+              <w:spacing w:before="20" w:after="0"/>
+              <w:jc w:val="right"/>
+            </w:pPr>
+            <w:r>
+              <w:rPr>
+                <w:rFonts w:ascii="Calibri" w:hAnsi="Calibri" w:eastAsia="Calibri"/>
+                <w:b w:val="0"/>
+                <w:i w:val="0"/>
+                <w:color w:val="595959"/>
+                <w:sz w:val="12"/>
+              </w:rPr>
+              <w:t>QASOP_031_A07 · PP-QC-SP-002/26 · Ден | Day 1</w:t>
+            </w:r>
+          </w:p>
+        </w:tc>
+      </w:tr>
+      <w:tr>
+        <w:trPr>
+          <w:trHeight w:val="4201" w:hRule="exact"/>
+          <w:cantSplit/>
+        </w:trPr>
+        <w:tc>
+          <w:tcPr>
+            <w:tcW w:type="dxa" w:w="5953"/>
+          </w:tcPr>
+          <w:p>
+            <w:pPr>
+              <w:spacing w:before="0" w:after="0"/>
+              <w:jc w:val="left"/>
+            </w:pPr>
+            <w:r>
+              <w:rPr>
+                <w:rFonts w:ascii="Calibri" w:hAnsi="Calibri" w:eastAsia="Calibri"/>
+                <w:b w:val="0"/>
+                <w:i w:val="0"/>
+                <w:color w:val="595959"/>
+                <w:sz w:val="13"/>
+              </w:rPr>
+              <w:t>Намена на мостра, анализа | Sample intended use, assay</w:t>
+            </w:r>
+          </w:p>
+          <w:p>
+            <w:pPr>
+              <w:spacing w:before="0" w:after="0"/>
+              <w:jc w:val="left"/>
+            </w:pPr>
+            <w:r>
+              <w:rPr>
+                <w:rFonts w:ascii="Calibri" w:hAnsi="Calibri" w:eastAsia="Calibri"/>
+                <w:b/>
+                <w:i w:val="0"/>
+                <w:color w:val="2B547E"/>
+                <w:sz w:val="18"/>
+              </w:rPr>
+              <w:t>Мостра за испитување на Губиток при сушење</w:t>
+            </w:r>
+            <w:r>
+              <w:rPr>
+                <w:rFonts w:ascii="Calibri" w:hAnsi="Calibri" w:eastAsia="Calibri"/>
+                <w:b/>
+                <w:i w:val="0"/>
+                <w:color w:val="2B547E"/>
+                <w:sz w:val="15"/>
+              </w:rPr>
+              <w:t xml:space="preserve"> | Loss on Drying Test Sample</w:t>
+            </w:r>
+          </w:p>
+          <w:p>
+            <w:pPr>
+              <w:spacing w:before="30" w:after="0"/>
+              <w:jc w:val="left"/>
+            </w:pPr>
+            <w:r>
+              <w:rPr>
+                <w:rFonts w:ascii="Calibri" w:hAnsi="Calibri" w:eastAsia="Calibri"/>
+                <w:b w:val="0"/>
+                <w:i w:val="0"/>
+                <w:color w:val="595959"/>
+                <w:sz w:val="13"/>
+              </w:rPr>
+              <w:t>Опис на Материјал | Material Description</w:t>
+            </w:r>
+          </w:p>
+          <w:p>
+            <w:pPr>
+              <w:spacing w:before="0" w:after="0"/>
+              <w:jc w:val="left"/>
+            </w:pPr>
+            <w:r>
+              <w:rPr>
+                <w:rFonts w:ascii="Calibri" w:hAnsi="Calibri" w:eastAsia="Calibri"/>
+                <w:b w:val="0"/>
+                <w:i w:val="0"/>
+                <w:color w:val="000000"/>
+                <w:sz w:val="15"/>
+              </w:rPr>
+              <w:t>Сув Цвет од Канабис за медицинска употреба | Dry Cannabis Flower for Medical Use</w:t>
+            </w:r>
+          </w:p>
+          <w:p>
+            <w:pPr>
+              <w:spacing w:before="30" w:after="0"/>
+              <w:jc w:val="left"/>
+            </w:pPr>
+            <w:r>
+              <w:rPr>
+                <w:rFonts w:ascii="Calibri" w:hAnsi="Calibri" w:eastAsia="Calibri"/>
+                <w:b w:val="0"/>
+                <w:i w:val="0"/>
+                <w:color w:val="595959"/>
+                <w:sz w:val="13"/>
+              </w:rPr>
+              <w:t xml:space="preserve">Сорта и/или ID код на растение | Strain and/or Plant ID: </w:t>
+            </w:r>
+            <w:r>
+              <w:rPr>
+                <w:rFonts w:ascii="Calibri" w:hAnsi="Calibri" w:eastAsia="Calibri"/>
+                <w:b/>
+                <w:i w:val="0"/>
+                <w:color w:val="000000"/>
+                <w:sz w:val="15"/>
+              </w:rPr>
+              <w:t>Jelly Donuts</w:t>
+            </w:r>
+          </w:p>
+          <w:p>
+            <w:pPr>
+              <w:spacing w:before="30" w:after="0"/>
+              <w:jc w:val="left"/>
+            </w:pPr>
+            <w:r>
+              <w:rPr>
+                <w:rFonts w:ascii="Calibri" w:hAnsi="Calibri" w:eastAsia="Calibri"/>
+                <w:b w:val="0"/>
+                <w:i w:val="0"/>
+                <w:color w:val="595959"/>
+                <w:sz w:val="13"/>
+              </w:rPr>
+              <w:t xml:space="preserve">ID код на мостра (sID) | Sample ID code (sID): </w:t>
+            </w:r>
+            <w:r>
+              <w:rPr>
+                <w:rFonts w:ascii="Calibri" w:hAnsi="Calibri" w:eastAsia="Calibri"/>
+                <w:b/>
+                <w:i w:val="0"/>
+                <w:color w:val="000000"/>
+                <w:sz w:val="17"/>
+              </w:rPr>
+              <w:t>____/26_SFR-PC-___</w:t>
+            </w:r>
+          </w:p>
+          <w:p>
+            <w:pPr>
+              <w:spacing w:before="30" w:after="0"/>
+              <w:jc w:val="left"/>
+            </w:pPr>
+            <w:r>
+              <w:rPr>
+                <w:rFonts w:ascii="Calibri" w:hAnsi="Calibri" w:eastAsia="Calibri"/>
+                <w:b w:val="0"/>
+                <w:i w:val="0"/>
+                <w:color w:val="595959"/>
+                <w:sz w:val="13"/>
+              </w:rPr>
+              <w:t xml:space="preserve">Серија / Лот бр. | Batch / Lot No.: </w:t>
+            </w:r>
+            <w:r>
+              <w:rPr>
+                <w:rFonts w:ascii="Calibri" w:hAnsi="Calibri" w:eastAsia="Calibri"/>
+                <w:b/>
+                <w:i w:val="0"/>
+                <w:color w:val="000000"/>
+                <w:sz w:val="17"/>
+              </w:rPr>
+              <w:t>JD012603/02 · P060412</w:t>
+            </w:r>
+          </w:p>
+          <w:p>
+            <w:pPr>
+              <w:spacing w:before="30" w:after="0"/>
+              <w:jc w:val="left"/>
+            </w:pPr>
+            <w:r>
+              <w:rPr>
+                <w:rFonts w:ascii="Calibri" w:hAnsi="Calibri" w:eastAsia="Calibri"/>
+                <w:b w:val="0"/>
+                <w:i w:val="0"/>
+                <w:color w:val="595959"/>
+                <w:sz w:val="13"/>
+              </w:rPr>
+              <w:t xml:space="preserve">Датум на берба | Date of harvest: </w:t>
+            </w:r>
+            <w:r>
+              <w:rPr>
+                <w:rFonts w:ascii="Calibri" w:hAnsi="Calibri" w:eastAsia="Calibri"/>
+                <w:b w:val="0"/>
+                <w:i w:val="0"/>
+                <w:color w:val="000000"/>
+                <w:sz w:val="15"/>
+              </w:rPr>
+              <w:t>04.05.2026</w:t>
+            </w:r>
+          </w:p>
+          <w:p>
+            <w:pPr>
+              <w:spacing w:before="30" w:after="0"/>
+              <w:jc w:val="left"/>
+            </w:pPr>
+            <w:r>
+              <w:rPr>
+                <w:rFonts w:ascii="Calibri" w:hAnsi="Calibri" w:eastAsia="Calibri"/>
+                <w:b w:val="0"/>
+                <w:i w:val="0"/>
+                <w:color w:val="595959"/>
+                <w:sz w:val="13"/>
+              </w:rPr>
+              <w:t xml:space="preserve">Датум на пакување | Date of packaging: </w:t>
+            </w:r>
+            <w:r>
+              <w:rPr>
+                <w:rFonts w:ascii="Calibri" w:hAnsi="Calibri" w:eastAsia="Calibri"/>
+                <w:b w:val="0"/>
+                <w:i w:val="0"/>
+                <w:color w:val="000000"/>
+                <w:sz w:val="15"/>
+              </w:rPr>
+              <w:t>24.05.2026</w:t>
+            </w:r>
+          </w:p>
+          <w:p>
+            <w:pPr>
+              <w:spacing w:before="30" w:after="0"/>
+              <w:jc w:val="left"/>
+            </w:pPr>
+            <w:r>
+              <w:rPr>
+                <w:rFonts w:ascii="Calibri" w:hAnsi="Calibri" w:eastAsia="Calibri"/>
+                <w:b w:val="0"/>
+                <w:i w:val="0"/>
+                <w:color w:val="595959"/>
+                <w:sz w:val="13"/>
+              </w:rPr>
+              <w:t xml:space="preserve">Нето (g) | Net (g): </w:t>
+            </w:r>
+            <w:r>
+              <w:rPr>
+                <w:rFonts w:ascii="Calibri" w:hAnsi="Calibri" w:eastAsia="Calibri"/>
+                <w:b w:val="0"/>
+                <w:i w:val="0"/>
+                <w:color w:val="000000"/>
+                <w:sz w:val="15"/>
+              </w:rPr>
+              <w:t>________</w:t>
+            </w:r>
+            <w:r>
+              <w:rPr>
+                <w:rFonts w:ascii="Calibri" w:hAnsi="Calibri" w:eastAsia="Calibri"/>
+                <w:b w:val="0"/>
+                <w:i w:val="0"/>
+                <w:color w:val="595959"/>
+                <w:sz w:val="13"/>
+              </w:rPr>
+              <w:t xml:space="preserve">     Бруто (g) | Gross (g): </w:t>
+            </w:r>
+            <w:r>
+              <w:rPr>
+                <w:rFonts w:ascii="Calibri" w:hAnsi="Calibri" w:eastAsia="Calibri"/>
+                <w:b w:val="0"/>
+                <w:i w:val="0"/>
+                <w:color w:val="000000"/>
+                <w:sz w:val="15"/>
+              </w:rPr>
+              <w:t>________</w:t>
+            </w:r>
+          </w:p>
+          <w:p>
+            <w:pPr>
+              <w:spacing w:before="30" w:after="0"/>
+              <w:jc w:val="left"/>
+            </w:pPr>
+            <w:r>
+              <w:rPr>
+                <w:rFonts w:ascii="Calibri" w:hAnsi="Calibri" w:eastAsia="Calibri"/>
+                <w:b w:val="0"/>
+                <w:i w:val="0"/>
+                <w:color w:val="595959"/>
+                <w:sz w:val="13"/>
+              </w:rPr>
+              <w:t xml:space="preserve">Услови за чување | Storage condition: </w:t>
+            </w:r>
+            <w:r>
+              <w:rPr>
+                <w:rFonts w:ascii="Calibri" w:hAnsi="Calibri" w:eastAsia="Calibri"/>
+                <w:b w:val="0"/>
+                <w:i w:val="0"/>
+                <w:color w:val="000000"/>
+                <w:sz w:val="13"/>
+              </w:rPr>
+              <w:t>Да се чува на суво и темно место на температура од 15-25°C | Store in a dry, dark place at 15-25°C</w:t>
+            </w:r>
+          </w:p>
+          <w:p>
+            <w:pPr>
+              <w:spacing w:before="30" w:after="0"/>
+              <w:jc w:val="left"/>
+            </w:pPr>
+            <w:r>
+              <w:rPr>
+                <w:rFonts w:ascii="Calibri" w:hAnsi="Calibri" w:eastAsia="Calibri"/>
+                <w:b w:val="0"/>
+                <w:i w:val="0"/>
+                <w:color w:val="595959"/>
+                <w:sz w:val="13"/>
+              </w:rPr>
+              <w:t xml:space="preserve">Датум на мострирање | Date of sampling: </w:t>
+            </w:r>
+            <w:r>
+              <w:rPr>
+                <w:rFonts w:ascii="Calibri" w:hAnsi="Calibri" w:eastAsia="Calibri"/>
+                <w:b w:val="0"/>
+                <w:i w:val="0"/>
+                <w:color w:val="000000"/>
+                <w:sz w:val="15"/>
+              </w:rPr>
+              <w:t>__________</w:t>
+            </w:r>
+            <w:r>
+              <w:rPr>
+                <w:rFonts w:ascii="Calibri" w:hAnsi="Calibri" w:eastAsia="Calibri"/>
+                <w:b w:val="0"/>
+                <w:i w:val="0"/>
+                <w:color w:val="595959"/>
+                <w:sz w:val="13"/>
+              </w:rPr>
+              <w:t xml:space="preserve">   Мострирано од | Sampled by: </w:t>
+            </w:r>
+            <w:r>
+              <w:rPr>
+                <w:rFonts w:ascii="Calibri" w:hAnsi="Calibri" w:eastAsia="Calibri"/>
+                <w:b w:val="0"/>
+                <w:i w:val="0"/>
+                <w:color w:val="000000"/>
+                <w:sz w:val="15"/>
+              </w:rPr>
+              <w:t>__________</w:t>
+            </w:r>
+          </w:p>
+          <w:p>
+            <w:pPr>
+              <w:spacing w:before="20" w:after="0"/>
+              <w:jc w:val="right"/>
+            </w:pPr>
+            <w:r>
+              <w:rPr>
+                <w:rFonts w:ascii="Calibri" w:hAnsi="Calibri" w:eastAsia="Calibri"/>
+                <w:b w:val="0"/>
+                <w:i w:val="0"/>
+                <w:color w:val="595959"/>
+                <w:sz w:val="12"/>
+              </w:rPr>
+              <w:t>QASOP_031_A07 · PP-QC-SP-002/26 · Ден | Day 1</w:t>
+            </w:r>
+          </w:p>
+        </w:tc>
+        <w:tc>
+          <w:tcPr>
+            <w:tcW w:type="dxa" w:w="5953"/>
+          </w:tcPr>
+          <w:p>
+            <w:pPr>
+              <w:spacing w:before="0" w:after="0"/>
+              <w:jc w:val="left"/>
+            </w:pPr>
+            <w:r>
+              <w:rPr>
+                <w:rFonts w:ascii="Calibri" w:hAnsi="Calibri" w:eastAsia="Calibri"/>
+                <w:b w:val="0"/>
+                <w:i w:val="0"/>
+                <w:color w:val="595959"/>
+                <w:sz w:val="13"/>
+              </w:rPr>
+              <w:t>Намена на мостра, анализа | Sample intended use, assay</w:t>
+            </w:r>
+          </w:p>
+          <w:p>
+            <w:pPr>
+              <w:spacing w:before="0" w:after="0"/>
+              <w:jc w:val="left"/>
+            </w:pPr>
+            <w:r>
+              <w:rPr>
+                <w:rFonts w:ascii="Calibri" w:hAnsi="Calibri" w:eastAsia="Calibri"/>
+                <w:b/>
+                <w:i w:val="0"/>
+                <w:color w:val="2B547E"/>
+                <w:sz w:val="18"/>
+              </w:rPr>
+              <w:t>Мостра за испитување на Губиток при сушење</w:t>
+            </w:r>
+            <w:r>
+              <w:rPr>
+                <w:rFonts w:ascii="Calibri" w:hAnsi="Calibri" w:eastAsia="Calibri"/>
+                <w:b/>
+                <w:i w:val="0"/>
+                <w:color w:val="2B547E"/>
+                <w:sz w:val="15"/>
+              </w:rPr>
+              <w:t xml:space="preserve"> | Loss on Drying Test Sample</w:t>
+            </w:r>
+          </w:p>
+          <w:p>
+            <w:pPr>
+              <w:spacing w:before="30" w:after="0"/>
+              <w:jc w:val="left"/>
+            </w:pPr>
+            <w:r>
+              <w:rPr>
+                <w:rFonts w:ascii="Calibri" w:hAnsi="Calibri" w:eastAsia="Calibri"/>
+                <w:b w:val="0"/>
+                <w:i w:val="0"/>
+                <w:color w:val="595959"/>
+                <w:sz w:val="13"/>
+              </w:rPr>
+              <w:t>Опис на Материјал | Material Description</w:t>
+            </w:r>
+          </w:p>
+          <w:p>
+            <w:pPr>
+              <w:spacing w:before="0" w:after="0"/>
+              <w:jc w:val="left"/>
+            </w:pPr>
+            <w:r>
+              <w:rPr>
+                <w:rFonts w:ascii="Calibri" w:hAnsi="Calibri" w:eastAsia="Calibri"/>
+                <w:b w:val="0"/>
+                <w:i w:val="0"/>
+                <w:color w:val="000000"/>
+                <w:sz w:val="15"/>
+              </w:rPr>
+              <w:t>Сув Цвет од Канабис за медицинска употреба | Dry Cannabis Flower for Medical Use</w:t>
+            </w:r>
+          </w:p>
+          <w:p>
+            <w:pPr>
+              <w:spacing w:before="30" w:after="0"/>
+              <w:jc w:val="left"/>
+            </w:pPr>
+            <w:r>
+              <w:rPr>
+                <w:rFonts w:ascii="Calibri" w:hAnsi="Calibri" w:eastAsia="Calibri"/>
+                <w:b w:val="0"/>
+                <w:i w:val="0"/>
+                <w:color w:val="595959"/>
+                <w:sz w:val="13"/>
+              </w:rPr>
+              <w:t xml:space="preserve">Сорта и/или ID код на растение | Strain and/or Plant ID: </w:t>
+            </w:r>
+            <w:r>
+              <w:rPr>
+                <w:rFonts w:ascii="Calibri" w:hAnsi="Calibri" w:eastAsia="Calibri"/>
+                <w:b/>
+                <w:i w:val="0"/>
+                <w:color w:val="000000"/>
+                <w:sz w:val="15"/>
+              </w:rPr>
+              <w:t>Jelly Donuts</w:t>
+            </w:r>
+          </w:p>
+          <w:p>
+            <w:pPr>
+              <w:spacing w:before="30" w:after="0"/>
+              <w:jc w:val="left"/>
+            </w:pPr>
+            <w:r>
+              <w:rPr>
+                <w:rFonts w:ascii="Calibri" w:hAnsi="Calibri" w:eastAsia="Calibri"/>
+                <w:b w:val="0"/>
+                <w:i w:val="0"/>
+                <w:color w:val="595959"/>
+                <w:sz w:val="13"/>
+              </w:rPr>
+              <w:t xml:space="preserve">ID код на мостра (sID) | Sample ID code (sID): </w:t>
+            </w:r>
+            <w:r>
+              <w:rPr>
+                <w:rFonts w:ascii="Calibri" w:hAnsi="Calibri" w:eastAsia="Calibri"/>
+                <w:b/>
+                <w:i w:val="0"/>
+                <w:color w:val="000000"/>
+                <w:sz w:val="17"/>
+              </w:rPr>
+              <w:t>____/26_SFR-PC-___</w:t>
+            </w:r>
+          </w:p>
+          <w:p>
+            <w:pPr>
+              <w:spacing w:before="30" w:after="0"/>
+              <w:jc w:val="left"/>
+            </w:pPr>
+            <w:r>
+              <w:rPr>
+                <w:rFonts w:ascii="Calibri" w:hAnsi="Calibri" w:eastAsia="Calibri"/>
+                <w:b w:val="0"/>
+                <w:i w:val="0"/>
+                <w:color w:val="595959"/>
+                <w:sz w:val="13"/>
+              </w:rPr>
+              <w:t xml:space="preserve">Серија / Лот бр. | Batch / Lot No.: </w:t>
+            </w:r>
+            <w:r>
+              <w:rPr>
+                <w:rFonts w:ascii="Calibri" w:hAnsi="Calibri" w:eastAsia="Calibri"/>
+                <w:b/>
+                <w:i w:val="0"/>
+                <w:color w:val="000000"/>
+                <w:sz w:val="17"/>
+              </w:rPr>
+              <w:t>JD012603/02V · P060422</w:t>
+            </w:r>
+          </w:p>
+          <w:p>
+            <w:pPr>
+              <w:spacing w:before="30" w:after="0"/>
+              <w:jc w:val="left"/>
+            </w:pPr>
+            <w:r>
+              <w:rPr>
+                <w:rFonts w:ascii="Calibri" w:hAnsi="Calibri" w:eastAsia="Calibri"/>
+                <w:b w:val="0"/>
+                <w:i w:val="0"/>
+                <w:color w:val="595959"/>
+                <w:sz w:val="13"/>
+              </w:rPr>
+              <w:t xml:space="preserve">Датум на берба | Date of harvest: </w:t>
+            </w:r>
+            <w:r>
+              <w:rPr>
+                <w:rFonts w:ascii="Calibri" w:hAnsi="Calibri" w:eastAsia="Calibri"/>
+                <w:b w:val="0"/>
+                <w:i w:val="0"/>
+                <w:color w:val="000000"/>
+                <w:sz w:val="15"/>
+              </w:rPr>
+              <w:t>29.04.2026</w:t>
+            </w:r>
+          </w:p>
+          <w:p>
+            <w:pPr>
+              <w:spacing w:before="30" w:after="0"/>
+              <w:jc w:val="left"/>
+            </w:pPr>
+            <w:r>
+              <w:rPr>
+                <w:rFonts w:ascii="Calibri" w:hAnsi="Calibri" w:eastAsia="Calibri"/>
+                <w:b w:val="0"/>
+                <w:i w:val="0"/>
+                <w:color w:val="595959"/>
+                <w:sz w:val="13"/>
+              </w:rPr>
+              <w:t xml:space="preserve">Датум на пакување | Date of packaging: </w:t>
+            </w:r>
+            <w:r>
+              <w:rPr>
+                <w:rFonts w:ascii="Calibri" w:hAnsi="Calibri" w:eastAsia="Calibri"/>
+                <w:b w:val="0"/>
+                <w:i w:val="0"/>
+                <w:color w:val="000000"/>
+                <w:sz w:val="15"/>
+              </w:rPr>
+              <w:t>23.05.2026</w:t>
+            </w:r>
+          </w:p>
+          <w:p>
+            <w:pPr>
+              <w:spacing w:before="30" w:after="0"/>
+              <w:jc w:val="left"/>
+            </w:pPr>
+            <w:r>
+              <w:rPr>
+                <w:rFonts w:ascii="Calibri" w:hAnsi="Calibri" w:eastAsia="Calibri"/>
+                <w:b w:val="0"/>
+                <w:i w:val="0"/>
+                <w:color w:val="595959"/>
+                <w:sz w:val="13"/>
+              </w:rPr>
+              <w:t xml:space="preserve">Нето (g) | Net (g): </w:t>
+            </w:r>
+            <w:r>
+              <w:rPr>
+                <w:rFonts w:ascii="Calibri" w:hAnsi="Calibri" w:eastAsia="Calibri"/>
+                <w:b w:val="0"/>
+                <w:i w:val="0"/>
+                <w:color w:val="000000"/>
+                <w:sz w:val="15"/>
+              </w:rPr>
+              <w:t>________</w:t>
+            </w:r>
+            <w:r>
+              <w:rPr>
+                <w:rFonts w:ascii="Calibri" w:hAnsi="Calibri" w:eastAsia="Calibri"/>
+                <w:b w:val="0"/>
+                <w:i w:val="0"/>
+                <w:color w:val="595959"/>
+                <w:sz w:val="13"/>
+              </w:rPr>
+              <w:t xml:space="preserve">     Бруто (g) | Gross (g): </w:t>
+            </w:r>
+            <w:r>
+              <w:rPr>
+                <w:rFonts w:ascii="Calibri" w:hAnsi="Calibri" w:eastAsia="Calibri"/>
+                <w:b w:val="0"/>
+                <w:i w:val="0"/>
+                <w:color w:val="000000"/>
+                <w:sz w:val="15"/>
+              </w:rPr>
+              <w:t>________</w:t>
+            </w:r>
+          </w:p>
+          <w:p>
+            <w:pPr>
+              <w:spacing w:before="30" w:after="0"/>
+              <w:jc w:val="left"/>
+            </w:pPr>
+            <w:r>
+              <w:rPr>
+                <w:rFonts w:ascii="Calibri" w:hAnsi="Calibri" w:eastAsia="Calibri"/>
+                <w:b w:val="0"/>
+                <w:i w:val="0"/>
+                <w:color w:val="595959"/>
+                <w:sz w:val="13"/>
+              </w:rPr>
+              <w:t xml:space="preserve">Услови за чување | Storage condition: </w:t>
+            </w:r>
+            <w:r>
+              <w:rPr>
+                <w:rFonts w:ascii="Calibri" w:hAnsi="Calibri" w:eastAsia="Calibri"/>
+                <w:b w:val="0"/>
+                <w:i w:val="0"/>
+                <w:color w:val="000000"/>
+                <w:sz w:val="13"/>
+              </w:rPr>
+              <w:t>Да се чува на суво и темно место на температура од 15-25°C | Store in a dry, dark place at 15-25°C</w:t>
+            </w:r>
+          </w:p>
+          <w:p>
+            <w:pPr>
+              <w:spacing w:before="30" w:after="0"/>
+              <w:jc w:val="left"/>
+            </w:pPr>
+            <w:r>
+              <w:rPr>
+                <w:rFonts w:ascii="Calibri" w:hAnsi="Calibri" w:eastAsia="Calibri"/>
+                <w:b w:val="0"/>
+                <w:i w:val="0"/>
+                <w:color w:val="595959"/>
+                <w:sz w:val="13"/>
+              </w:rPr>
+              <w:t xml:space="preserve">Датум на мострирање | Date of sampling: </w:t>
+            </w:r>
+            <w:r>
+              <w:rPr>
+                <w:rFonts w:ascii="Calibri" w:hAnsi="Calibri" w:eastAsia="Calibri"/>
+                <w:b w:val="0"/>
+                <w:i w:val="0"/>
+                <w:color w:val="000000"/>
+                <w:sz w:val="15"/>
+              </w:rPr>
+              <w:t>__________</w:t>
+            </w:r>
+            <w:r>
+              <w:rPr>
+                <w:rFonts w:ascii="Calibri" w:hAnsi="Calibri" w:eastAsia="Calibri"/>
+                <w:b w:val="0"/>
+                <w:i w:val="0"/>
+                <w:color w:val="595959"/>
+                <w:sz w:val="13"/>
+              </w:rPr>
+              <w:t xml:space="preserve">   Мострирано од | Sampled by: </w:t>
+            </w:r>
+            <w:r>
+              <w:rPr>
+                <w:rFonts w:ascii="Calibri" w:hAnsi="Calibri" w:eastAsia="Calibri"/>
+                <w:b w:val="0"/>
+                <w:i w:val="0"/>
+                <w:color w:val="000000"/>
+                <w:sz w:val="15"/>
+              </w:rPr>
+              <w:t>__________</w:t>
+            </w:r>
+          </w:p>
+          <w:p>
+            <w:pPr>
+              <w:spacing w:before="20" w:after="0"/>
+              <w:jc w:val="right"/>
+            </w:pPr>
+            <w:r>
+              <w:rPr>
+                <w:rFonts w:ascii="Calibri" w:hAnsi="Calibri" w:eastAsia="Calibri"/>
+                <w:b w:val="0"/>
+                <w:i w:val="0"/>
+                <w:color w:val="595959"/>
+                <w:sz w:val="12"/>
+              </w:rPr>
+              <w:t>QASOP_031_A07 · PP-QC-SP-002/26 · Ден | Day 1</w:t>
+            </w:r>
+          </w:p>
+        </w:tc>
+      </w:tr>
+      <w:tr>
+        <w:trPr>
+          <w:trHeight w:val="4201" w:hRule="exact"/>
+          <w:cantSplit/>
+        </w:trPr>
+        <w:tc>
+          <w:tcPr>
+            <w:tcW w:type="dxa" w:w="5953"/>
+          </w:tcPr>
+          <w:p/>
         </w:tc>
         <w:tc>
           <w:tcPr>
